--- a/templates/docx/offer_template_eng.docx
+++ b/templates/docx/offer_template_eng.docx
@@ -2,87 +2,196 @@
 <file path=word/document.xml><?xml version="1.0" encoding="utf-8"?>
 <w:document xmlns:wpc="http://schemas.microsoft.com/office/word/2010/wordprocessingCanvas" xmlns:mc="http://schemas.openxmlformats.org/markup-compatibility/2006" xmlns:o="urn:schemas-microsoft-com:office:office" xmlns:r="http://schemas.openxmlformats.org/officeDocument/2006/relationships" xmlns:m="http://schemas.openxmlformats.org/officeDocument/2006/math" xmlns:v="urn:schemas-microsoft-com:vml" xmlns:wp14="http://schemas.microsoft.com/office/word/2010/wordprocessingDrawing" xmlns:wp="http://schemas.openxmlformats.org/drawingml/2006/wordprocessingDrawing" xmlns:w10="urn:schemas-microsoft-com:office:word" xmlns:w="http://schemas.openxmlformats.org/wordprocessingml/2006/main" xmlns:w14="http://schemas.microsoft.com/office/word/2010/wordml" xmlns:wpg="http://schemas.microsoft.com/office/word/2010/wordprocessingGroup" xmlns:wpi="http://schemas.microsoft.com/office/word/2010/wordprocessingInk" xmlns:wne="http://schemas.microsoft.com/office/word/2006/wordml" xmlns:wps="http://schemas.microsoft.com/office/word/2010/wordprocessingShape" xmlns:w15="http://schemas.microsoft.com/office/word/2012/wordml" mc:Ignorable="w14 wp14 w15">
   <w:body>
+    <w:p>
+      <w:pPr>
+        <w:spacing w:after="0" w:line="276" w:lineRule="auto"/>
+        <w:widowControl w:val="0"/>
+        <w:pBdr>
+          <w:top w:val="nil" w:sz="0" w:space="0" w:color="000000" tmln="20, 20, 20, 0, 0"/>
+          <w:left w:val="nil" w:sz="0" w:space="0" w:color="000000" tmln="20, 20, 20, 0, 0"/>
+          <w:bottom w:val="nil" w:sz="0" w:space="0" w:color="000000" tmln="20, 20, 20, 0, 0"/>
+          <w:right w:val="nil" w:sz="0" w:space="0" w:color="000000" tmln="20, 20, 20, 0, 0"/>
+          <w:between w:val="nil" w:sz="0" w:space="0" w:color="000000" tmln="20, 20, 20, 0, 0"/>
+        </w:pBdr>
+        <w:shd w:val="none"/>
+        <w:rPr>
+          <w:rFonts w:ascii="Arial" w:hAnsi="Arial" w:eastAsia="Arial" w:cs="Arial"/>
+          <w:color w:val="000000"/>
+        </w:rPr>
+      </w:pPr>
+      <w:r>
+        <w:rPr>
+          <w:rFonts w:ascii="Arial" w:hAnsi="Arial" w:eastAsia="Arial" w:cs="Arial"/>
+          <w:color w:val="000000"/>
+        </w:rPr>
+      </w:r>
+    </w:p>
     <w:tbl>
       <w:tblPr>
-        <w:tblStyle w:val="NormalTable"/>
+        <w:tblStyle w:val=""/>
         <w:name w:val="Tabelle2"/>
         <w:tabOrder w:val="0"/>
         <w:jc w:val="left"/>
         <w:tblInd w:w="-30" w:type="dxa"/>
-        <w:tblW w:w="10798" w:type="dxa"/>
+        <w:tblW w:w="10920" w:type="dxa"/>
         <w:pPr>
           <w:ind w:left="-30"/>
         </w:pPr>
         <w:tblLook w:val="0000" w:firstRow="0" w:lastRow="0" w:firstColumn="0" w:lastColumn="0" w:noHBand="0" w:noVBand="0"/>
+        <w:tblPrChange w:id="0" w:author="" w:date="1970-01-01T01:00:00Z" w:revision="0">
+          <w:tblPr>
+            <w:tabOrder w:val="0"/>
+            <w:jc w:val="left"/>
+            <w:tblInd w:w="-30" w:type="dxa"/>
+            <w:tblW w:w="0" w:type="dxa"/>
+            <w:pPr>
+              <w:ind w:left="-30"/>
+            </w:pPr>
+          </w:tblPr>
+        </w:tblPrChange>
       </w:tblPr>
       <w:tblGrid>
-        <w:gridCol w:w="410"/>
-        <w:gridCol w:w="54"/>
-        <w:gridCol w:w="149"/>
-        <w:gridCol w:w="448"/>
-        <w:gridCol w:w="3946"/>
-        <w:gridCol w:w="410"/>
-        <w:gridCol w:w="334"/>
-        <w:gridCol w:w="1225"/>
-        <w:gridCol w:w="709"/>
-        <w:gridCol w:w="15"/>
-        <w:gridCol w:w="268"/>
-        <w:gridCol w:w="1853"/>
-        <w:gridCol w:w="410"/>
-        <w:gridCol w:w="157"/>
-        <w:gridCol w:w="410"/>
+        <w:gridCol w:w="405"/>
+        <w:gridCol w:w="105"/>
+        <w:gridCol w:w="495"/>
+        <w:gridCol w:w="105"/>
+        <w:gridCol w:w="75"/>
+        <w:gridCol w:w="3870"/>
+        <w:gridCol w:w="75"/>
+        <w:gridCol w:w="330"/>
+        <w:gridCol w:w="495"/>
+        <w:gridCol w:w="60"/>
+        <w:gridCol w:w="1005"/>
+        <w:gridCol w:w="705"/>
+        <w:gridCol w:w="105"/>
+        <w:gridCol w:w="75"/>
+        <w:gridCol w:w="195"/>
+        <w:gridCol w:w="1860"/>
+        <w:gridCol w:w="75"/>
+        <w:gridCol w:w="330"/>
+        <w:gridCol w:w="150"/>
+        <w:gridCol w:w="405"/>
+        <w:tblGridChange w:id="1" w:author="" w:date="1970-01-01T01:00:00Z" w:revision="0">
+          <w:tblGrid>
+            <w:gridCol w:w="405"/>
+            <w:gridCol w:w="105"/>
+            <w:gridCol w:w="495"/>
+            <w:gridCol w:w="105"/>
+            <w:gridCol w:w="3945"/>
+            <w:gridCol w:w="405"/>
+            <w:gridCol w:w="330"/>
+            <w:gridCol w:w="1230"/>
+            <w:gridCol w:w="705"/>
+            <w:gridCol w:w="105"/>
+            <w:gridCol w:w="270"/>
+            <w:gridCol w:w="1860"/>
+            <w:gridCol w:w="405"/>
+            <w:gridCol w:w="150"/>
+            <w:gridCol w:w="405"/>
+          </w:tblGrid>
+        </w:tblGridChange>
       </w:tblGrid>
       <w:tr>
         <w:trPr>
           <w:tblHeader w:val="0"/>
           <w:cantSplit w:val="0"/>
           <w:trHeight w:val="365" w:hRule="atLeast"/>
+          <w:trPrChange w:id="2" w:author="" w:date="1970-01-01T01:00:00Z" w:revision="0">
+            <w:trPr>
+              <w:tblHeader w:val="0"/>
+              <w:cantSplit w:val="0"/>
+              <w:trHeight w:val="0" w:hRule="auto"/>
+            </w:trPr>
+          </w:trPrChange>
         </w:trPr>
         <w:tc>
           <w:tcPr>
-            <w:tcW w:w="410" w:type="dxa"/>
-            <w:tcMar>
-              <w:left w:w="30" w:type="dxa"/>
-              <w:right w:w="30" w:type="dxa"/>
-            </w:tcMar>
-            <w:tmTcPr id="1786490043" protected="0"/>
+            <w:tcW w:w="405" w:type="dxa"/>
+            <w:tcMar>
+              <w:left w:w="30" w:type="dxa"/>
+              <w:right w:w="30" w:type="dxa"/>
+            </w:tcMar>
+            <w:tmTcPr id="1786660286" protected="0"/>
+            <w:tcPrChange w:id="3" w:author="" w:date="1970-01-01T01:00:00Z" w:revision="0">
+              <w:tcPr>
+                <w:tcW w:w="405" w:type="dxa"/>
+                <w:shd w:val="none"/>
+                <w:tcMar>
+                  <w:top w:w="0" w:type="dxa"/>
+                  <w:left w:w="30" w:type="dxa"/>
+                  <w:bottom w:w="0" w:type="dxa"/>
+                  <w:right w:w="30" w:type="dxa"/>
+                </w:tcMar>
+                <w:tcBorders>
+                  <w:top w:val="nil" w:sz="0" w:space="0" w:color="000000" tmln="20, 20, 20, 0, 0"/>
+                  <w:left w:val="nil" w:sz="0" w:space="0" w:color="000000" tmln="20, 20, 20, 0, 0"/>
+                  <w:bottom w:val="nil" w:sz="0" w:space="0" w:color="000000" tmln="20, 20, 20, 0, 0"/>
+                  <w:right w:val="nil" w:sz="0" w:space="0" w:color="000000" tmln="20, 20, 20, 0, 0"/>
+                  <w:tl2br w:val="nil" w:sz="0" w:space="0" w:color="000000" tmln="20, 20, 20, 0, 0"/>
+                  <w:tr2bl w:val="nil" w:sz="0" w:space="0" w:color="000000" tmln="20, 20, 20, 0, 0"/>
+                </w:tcBorders>
+                <w:tmTcPr id="1786660286" protected="0"/>
+              </w:tcPr>
+            </w:tcPrChange>
           </w:tcPr>
           <w:p>
             <w:pPr>
               <w:spacing w:after="0" w:line="240" w:lineRule="auto"/>
               <w:jc w:val="right"/>
               <w:rPr>
-                <w:rFonts w:ascii="Roboto" w:hAnsi="Roboto" w:cs="Roboto"/>
-                <w:color w:val="000000"/>
-                <w:sz w:val="20"/>
-                <w:szCs w:val="20"/>
-              </w:rPr>
-            </w:pPr>
-            <w:r>
-              <w:rPr>
-                <w:rFonts w:ascii="Roboto" w:hAnsi="Roboto" w:cs="Roboto"/>
-                <w:color w:val="000000"/>
-                <w:sz w:val="20"/>
-                <w:szCs w:val="20"/>
-              </w:rPr>
-            </w:r>
-          </w:p>
-        </w:tc>
-        <w:tc>
-          <w:tcPr>
-            <w:tcW w:w="7275" w:type="dxa"/>
-            <w:gridSpan w:val="8"/>
-            <w:tcMar>
-              <w:left w:w="30" w:type="dxa"/>
-              <w:right w:w="30" w:type="dxa"/>
-            </w:tcMar>
-            <w:tmTcPr id="1786490043" protected="0"/>
-          </w:tcPr>
-          <w:p>
-            <w:pPr>
-              <w:spacing w:after="0" w:line="240" w:lineRule="auto"/>
-              <w:rPr>
-                <w:rFonts w:ascii="Arial" w:hAnsi="Arial" w:cs="Arial"/>
+                <w:rFonts w:ascii="Roboto" w:hAnsi="Roboto" w:eastAsia="Roboto" w:cs="Roboto"/>
+                <w:color w:val="000000"/>
+                <w:sz w:val="20"/>
+                <w:szCs w:val="20"/>
+              </w:rPr>
+            </w:pPr>
+            <w:r>
+              <w:rPr>
+                <w:rFonts w:ascii="Roboto" w:hAnsi="Roboto" w:eastAsia="Roboto" w:cs="Roboto"/>
+                <w:color w:val="000000"/>
+                <w:sz w:val="20"/>
+                <w:szCs w:val="20"/>
+              </w:rPr>
+            </w:r>
+          </w:p>
+        </w:tc>
+        <w:tc>
+          <w:tcPr>
+            <w:tcW w:w="7320" w:type="dxa"/>
+            <w:gridSpan w:val="11"/>
+            <w:tcMar>
+              <w:left w:w="30" w:type="dxa"/>
+              <w:right w:w="30" w:type="dxa"/>
+            </w:tcMar>
+            <w:tmTcPr id="1786660286" protected="0"/>
+            <w:tcPrChange w:id="4" w:author="" w:date="1970-01-01T01:00:00Z" w:revision="0">
+              <w:tcPr>
+                <w:tcW w:w="7320" w:type="dxa"/>
+                <w:gridSpan w:val="8"/>
+                <w:shd w:val="none"/>
+                <w:tcMar>
+                  <w:top w:w="0" w:type="dxa"/>
+                  <w:left w:w="30" w:type="dxa"/>
+                  <w:bottom w:w="0" w:type="dxa"/>
+                  <w:right w:w="30" w:type="dxa"/>
+                </w:tcMar>
+                <w:tcBorders>
+                  <w:top w:val="nil" w:sz="0" w:space="0" w:color="000000" tmln="20, 20, 20, 0, 0"/>
+                  <w:left w:val="nil" w:sz="0" w:space="0" w:color="000000" tmln="20, 20, 20, 0, 0"/>
+                  <w:bottom w:val="nil" w:sz="0" w:space="0" w:color="000000" tmln="20, 20, 20, 0, 0"/>
+                  <w:right w:val="nil" w:sz="0" w:space="0" w:color="000000" tmln="20, 20, 20, 0, 0"/>
+                  <w:tl2br w:val="nil" w:sz="0" w:space="0" w:color="000000" tmln="20, 20, 20, 0, 0"/>
+                  <w:tr2bl w:val="nil" w:sz="0" w:space="0" w:color="000000" tmln="20, 20, 20, 0, 0"/>
+                </w:tcBorders>
+                <w:tmTcPr id="1786660286" protected="0"/>
+              </w:tcPr>
+            </w:tcPrChange>
+          </w:tcPr>
+          <w:p>
+            <w:pPr>
+              <w:spacing w:after="0" w:line="240" w:lineRule="auto"/>
+              <w:rPr>
+                <w:rFonts w:ascii="Arial" w:hAnsi="Arial" w:eastAsia="Arial" w:cs="Arial"/>
                 <w:color w:val="000000"/>
                 <w:sz w:val="16"/>
                 <w:szCs w:val="16"/>
@@ -90,7 +199,7 @@
             </w:pPr>
             <w:r>
               <w:rPr>
-                <w:rFonts w:ascii="Arial" w:hAnsi="Arial" w:cs="Arial"/>
+                <w:rFonts w:ascii="Arial" w:hAnsi="Arial" w:eastAsia="Arial" w:cs="Arial"/>
                 <w:color w:val="000000"/>
                 <w:sz w:val="16"/>
                 <w:szCs w:val="16"/>
@@ -102,7 +211,7 @@
             <w:pPr>
               <w:spacing w:after="0" w:line="240" w:lineRule="auto"/>
               <w:rPr>
-                <w:rFonts w:ascii="Arial" w:hAnsi="Arial" w:cs="Arial"/>
+                <w:rFonts w:ascii="Arial" w:hAnsi="Arial" w:eastAsia="Arial" w:cs="Arial"/>
                 <w:color w:val="000000"/>
                 <w:sz w:val="16"/>
                 <w:szCs w:val="16"/>
@@ -110,7 +219,7 @@
             </w:pPr>
             <w:r>
               <w:rPr>
-                <w:rFonts w:ascii="Arial" w:hAnsi="Arial" w:cs="Arial"/>
+                <w:rFonts w:ascii="Arial" w:hAnsi="Arial" w:eastAsia="Arial" w:cs="Arial"/>
                 <w:color w:val="000000"/>
                 <w:sz w:val="16"/>
                 <w:szCs w:val="16"/>
@@ -121,7 +230,7 @@
             <w:pPr>
               <w:spacing w:after="0" w:line="240" w:lineRule="auto"/>
               <w:rPr>
-                <w:rFonts w:ascii="Arial" w:hAnsi="Arial" w:cs="Arial"/>
+                <w:rFonts w:ascii="Arial" w:hAnsi="Arial" w:eastAsia="Arial" w:cs="Arial"/>
                 <w:color w:val="000000"/>
                 <w:sz w:val="16"/>
                 <w:szCs w:val="16"/>
@@ -129,7 +238,7 @@
             </w:pPr>
             <w:r>
               <w:rPr>
-                <w:rFonts w:ascii="Arial" w:hAnsi="Arial" w:cs="Arial"/>
+                <w:rFonts w:ascii="Arial" w:hAnsi="Arial" w:eastAsia="Arial" w:cs="Arial"/>
                 <w:color w:val="000000"/>
                 <w:sz w:val="16"/>
                 <w:szCs w:val="16"/>
@@ -140,7 +249,7 @@
             <w:pPr>
               <w:spacing w:after="0" w:line="240" w:lineRule="auto"/>
               <w:rPr>
-                <w:rFonts w:ascii="Arial" w:hAnsi="Arial" w:cs="Arial"/>
+                <w:rFonts w:ascii="Arial" w:hAnsi="Arial" w:eastAsia="Arial" w:cs="Arial"/>
                 <w:color w:val="000000"/>
                 <w:sz w:val="16"/>
                 <w:szCs w:val="16"/>
@@ -148,7 +257,7 @@
             </w:pPr>
             <w:r>
               <w:rPr>
-                <w:rFonts w:ascii="Arial" w:hAnsi="Arial" w:cs="Arial"/>
+                <w:rFonts w:ascii="Arial" w:hAnsi="Arial" w:eastAsia="Arial" w:cs="Arial"/>
                 <w:color w:val="000000"/>
                 <w:sz w:val="16"/>
                 <w:szCs w:val="16"/>
@@ -159,7 +268,7 @@
             <w:pPr>
               <w:spacing w:after="0" w:line="240" w:lineRule="auto"/>
               <w:rPr>
-                <w:rFonts w:ascii="Arial" w:hAnsi="Arial" w:cs="Arial"/>
+                <w:rFonts w:ascii="Arial" w:hAnsi="Arial" w:eastAsia="Arial" w:cs="Arial"/>
                 <w:color w:val="000000"/>
                 <w:sz w:val="16"/>
                 <w:szCs w:val="16"/>
@@ -167,7 +276,7 @@
             </w:pPr>
             <w:r>
               <w:rPr>
-                <w:rFonts w:ascii="Arial" w:hAnsi="Arial" w:cs="Arial"/>
+                <w:rFonts w:ascii="Arial" w:hAnsi="Arial" w:eastAsia="Arial" w:cs="Arial"/>
                 <w:color w:val="000000"/>
                 <w:sz w:val="16"/>
                 <w:szCs w:val="16"/>
@@ -178,7 +287,7 @@
             <w:pPr>
               <w:spacing w:after="0" w:line="240" w:lineRule="auto"/>
               <w:rPr>
-                <w:rFonts w:ascii="Arial" w:hAnsi="Arial" w:cs="Arial"/>
+                <w:rFonts w:ascii="Arial" w:hAnsi="Arial" w:eastAsia="Arial" w:cs="Arial"/>
                 <w:color w:val="000000"/>
                 <w:sz w:val="16"/>
                 <w:szCs w:val="16"/>
@@ -186,7 +295,7 @@
             </w:pPr>
             <w:r>
               <w:rPr>
-                <w:rFonts w:ascii="Arial" w:hAnsi="Arial" w:cs="Arial"/>
+                <w:rFonts w:ascii="Arial" w:hAnsi="Arial" w:eastAsia="Arial" w:cs="Arial"/>
                 <w:color w:val="000000"/>
                 <w:sz w:val="16"/>
                 <w:szCs w:val="16"/>
@@ -197,7 +306,7 @@
             <w:pPr>
               <w:spacing w:after="0" w:line="240" w:lineRule="auto"/>
               <w:rPr>
-                <w:rFonts w:ascii="Arial" w:hAnsi="Arial" w:cs="Arial"/>
+                <w:rFonts w:ascii="Arial" w:hAnsi="Arial" w:eastAsia="Arial" w:cs="Arial"/>
                 <w:color w:val="000000"/>
                 <w:sz w:val="16"/>
                 <w:szCs w:val="16"/>
@@ -205,7 +314,7 @@
             </w:pPr>
             <w:r>
               <w:rPr>
-                <w:rFonts w:ascii="Arial" w:hAnsi="Arial" w:cs="Arial"/>
+                <w:rFonts w:ascii="Arial" w:hAnsi="Arial" w:eastAsia="Arial" w:cs="Arial"/>
                 <w:color w:val="000000"/>
                 <w:sz w:val="16"/>
                 <w:szCs w:val="16"/>
@@ -216,7 +325,7 @@
             <w:pPr>
               <w:spacing w:after="0" w:line="240" w:lineRule="auto"/>
               <w:rPr>
-                <w:rFonts w:ascii="Arial" w:hAnsi="Arial" w:cs="Arial"/>
+                <w:rFonts w:ascii="Arial" w:hAnsi="Arial" w:eastAsia="Arial" w:cs="Arial"/>
                 <w:color w:val="000000"/>
                 <w:sz w:val="16"/>
                 <w:szCs w:val="16"/>
@@ -224,7 +333,7 @@
             </w:pPr>
             <w:r>
               <w:rPr>
-                <w:rFonts w:ascii="Arial" w:hAnsi="Arial" w:cs="Arial"/>
+                <w:rFonts w:ascii="Arial" w:hAnsi="Arial" w:eastAsia="Arial" w:cs="Arial"/>
                 <w:color w:val="000000"/>
                 <w:sz w:val="16"/>
                 <w:szCs w:val="16"/>
@@ -234,20 +343,42 @@
         </w:tc>
         <w:tc>
           <w:tcPr>
-            <w:tcW w:w="3113" w:type="dxa"/>
-            <w:gridSpan w:val="6"/>
-            <w:tcMar>
-              <w:left w:w="30" w:type="dxa"/>
-              <w:right w:w="30" w:type="dxa"/>
-            </w:tcMar>
-            <w:tmTcPr id="1786490043" protected="0"/>
+            <w:tcW w:w="3195" w:type="dxa"/>
+            <w:gridSpan w:val="8"/>
+            <w:tcMar>
+              <w:left w:w="30" w:type="dxa"/>
+              <w:right w:w="30" w:type="dxa"/>
+            </w:tcMar>
+            <w:tmTcPr id="1786660286" protected="0"/>
+            <w:tcPrChange w:id="5" w:author="" w:date="1970-01-01T01:00:00Z" w:revision="0">
+              <w:tcPr>
+                <w:tcW w:w="3195" w:type="dxa"/>
+                <w:gridSpan w:val="6"/>
+                <w:shd w:val="none"/>
+                <w:tcMar>
+                  <w:top w:w="0" w:type="dxa"/>
+                  <w:left w:w="30" w:type="dxa"/>
+                  <w:bottom w:w="0" w:type="dxa"/>
+                  <w:right w:w="30" w:type="dxa"/>
+                </w:tcMar>
+                <w:tcBorders>
+                  <w:top w:val="nil" w:sz="0" w:space="0" w:color="000000" tmln="20, 20, 20, 0, 0"/>
+                  <w:left w:val="nil" w:sz="0" w:space="0" w:color="000000" tmln="20, 20, 20, 0, 0"/>
+                  <w:bottom w:val="nil" w:sz="0" w:space="0" w:color="000000" tmln="20, 20, 20, 0, 0"/>
+                  <w:right w:val="nil" w:sz="0" w:space="0" w:color="000000" tmln="20, 20, 20, 0, 0"/>
+                  <w:tl2br w:val="nil" w:sz="0" w:space="0" w:color="000000" tmln="20, 20, 20, 0, 0"/>
+                  <w:tr2bl w:val="nil" w:sz="0" w:space="0" w:color="000000" tmln="20, 20, 20, 0, 0"/>
+                </w:tcBorders>
+                <w:tmTcPr id="1786660286" protected="0"/>
+              </w:tcPr>
+            </w:tcPrChange>
           </w:tcPr>
           <w:p>
             <w:pPr>
               <w:spacing w:after="0" w:line="240" w:lineRule="auto"/>
               <w:jc w:val="right"/>
               <w:rPr>
-                <w:rFonts w:ascii="Arial" w:hAnsi="Arial" w:cs="Arial"/>
+                <w:rFonts w:ascii="Arial" w:hAnsi="Arial" w:eastAsia="Arial" w:cs="Arial"/>
                 <w:color w:val="000000"/>
                 <w:sz w:val="16"/>
                 <w:szCs w:val="16"/>
@@ -255,7 +386,7 @@
             </w:pPr>
             <w:r>
               <w:rPr>
-                <w:rFonts w:ascii="Arial" w:hAnsi="Arial" w:cs="Arial"/>
+                <w:rFonts w:ascii="Arial" w:hAnsi="Arial" w:eastAsia="Arial" w:cs="Arial"/>
                 <w:color w:val="000000"/>
                 <w:sz w:val="16"/>
                 <w:szCs w:val="16"/>
@@ -268,7 +399,7 @@
               <w:spacing w:after="0" w:line="240" w:lineRule="auto"/>
               <w:jc w:val="right"/>
               <w:rPr>
-                <w:rFonts w:ascii="Arial" w:hAnsi="Arial" w:cs="Arial"/>
+                <w:rFonts w:ascii="Arial" w:hAnsi="Arial" w:eastAsia="Arial" w:cs="Arial"/>
                 <w:color w:val="000000"/>
                 <w:sz w:val="16"/>
                 <w:szCs w:val="16"/>
@@ -276,7 +407,7 @@
             </w:pPr>
             <w:r>
               <w:rPr>
-                <w:rFonts w:ascii="Arial" w:hAnsi="Arial" w:cs="Arial"/>
+                <w:rFonts w:ascii="Arial" w:hAnsi="Arial" w:eastAsia="Arial" w:cs="Arial"/>
                 <w:color w:val="000000"/>
                 <w:sz w:val="16"/>
                 <w:szCs w:val="16"/>
@@ -289,7 +420,7 @@
               <w:spacing w:after="0" w:line="240" w:lineRule="auto"/>
               <w:jc w:val="right"/>
               <w:rPr>
-                <w:rFonts w:ascii="Arial" w:hAnsi="Arial" w:cs="Arial"/>
+                <w:rFonts w:ascii="Arial" w:hAnsi="Arial" w:eastAsia="Arial" w:cs="Arial"/>
                 <w:color w:val="000000"/>
                 <w:sz w:val="16"/>
                 <w:szCs w:val="16"/>
@@ -297,7 +428,7 @@
             </w:pPr>
             <w:r>
               <w:rPr>
-                <w:rFonts w:ascii="Arial" w:hAnsi="Arial" w:cs="Arial"/>
+                <w:rFonts w:ascii="Arial" w:hAnsi="Arial" w:eastAsia="Arial" w:cs="Arial"/>
                 <w:color w:val="000000"/>
                 <w:sz w:val="16"/>
                 <w:szCs w:val="16"/>
@@ -341,52 +472,102 @@
           <w:tblHeader w:val="0"/>
           <w:cantSplit w:val="0"/>
           <w:trHeight w:val="365" w:hRule="atLeast"/>
+          <w:trPrChange w:id="6" w:author="" w:date="1970-01-01T01:00:00Z" w:revision="0">
+            <w:trPr>
+              <w:tblHeader w:val="0"/>
+              <w:cantSplit w:val="0"/>
+              <w:trHeight w:val="0" w:hRule="auto"/>
+            </w:trPr>
+          </w:trPrChange>
         </w:trPr>
         <w:tc>
           <w:tcPr>
-            <w:tcW w:w="410" w:type="dxa"/>
-            <w:tcMar>
-              <w:left w:w="30" w:type="dxa"/>
-              <w:right w:w="30" w:type="dxa"/>
-            </w:tcMar>
-            <w:tmTcPr id="1786490043" protected="0"/>
+            <w:tcW w:w="405" w:type="dxa"/>
+            <w:tcMar>
+              <w:left w:w="30" w:type="dxa"/>
+              <w:right w:w="30" w:type="dxa"/>
+            </w:tcMar>
+            <w:tmTcPr id="1786660286" protected="0"/>
+            <w:tcPrChange w:id="7" w:author="" w:date="1970-01-01T01:00:00Z" w:revision="0">
+              <w:tcPr>
+                <w:tcW w:w="405" w:type="dxa"/>
+                <w:shd w:val="none"/>
+                <w:tcMar>
+                  <w:top w:w="0" w:type="dxa"/>
+                  <w:left w:w="30" w:type="dxa"/>
+                  <w:bottom w:w="0" w:type="dxa"/>
+                  <w:right w:w="30" w:type="dxa"/>
+                </w:tcMar>
+                <w:tcBorders>
+                  <w:top w:val="nil" w:sz="0" w:space="0" w:color="000000" tmln="20, 20, 20, 0, 0"/>
+                  <w:left w:val="nil" w:sz="0" w:space="0" w:color="000000" tmln="20, 20, 20, 0, 0"/>
+                  <w:bottom w:val="nil" w:sz="0" w:space="0" w:color="000000" tmln="20, 20, 20, 0, 0"/>
+                  <w:right w:val="nil" w:sz="0" w:space="0" w:color="000000" tmln="20, 20, 20, 0, 0"/>
+                  <w:tl2br w:val="nil" w:sz="0" w:space="0" w:color="000000" tmln="20, 20, 20, 0, 0"/>
+                  <w:tr2bl w:val="nil" w:sz="0" w:space="0" w:color="000000" tmln="20, 20, 20, 0, 0"/>
+                </w:tcBorders>
+                <w:tmTcPr id="1786660286" protected="0"/>
+              </w:tcPr>
+            </w:tcPrChange>
           </w:tcPr>
           <w:p>
             <w:pPr>
               <w:spacing w:after="0" w:line="240" w:lineRule="auto"/>
               <w:jc w:val="right"/>
               <w:rPr>
-                <w:rFonts w:ascii="Roboto" w:hAnsi="Roboto" w:cs="Roboto"/>
-                <w:color w:val="000000"/>
-                <w:sz w:val="20"/>
-                <w:szCs w:val="20"/>
-              </w:rPr>
-            </w:pPr>
-            <w:r>
-              <w:rPr>
-                <w:rFonts w:ascii="Roboto" w:hAnsi="Roboto" w:cs="Roboto"/>
-                <w:color w:val="000000"/>
-                <w:sz w:val="20"/>
-                <w:szCs w:val="20"/>
-              </w:rPr>
-            </w:r>
-          </w:p>
-        </w:tc>
-        <w:tc>
-          <w:tcPr>
-            <w:tcW w:w="7275" w:type="dxa"/>
-            <w:gridSpan w:val="8"/>
-            <w:tcMar>
-              <w:left w:w="30" w:type="dxa"/>
-              <w:right w:w="30" w:type="dxa"/>
-            </w:tcMar>
-            <w:tmTcPr id="1786490043" protected="0"/>
-          </w:tcPr>
-          <w:p>
-            <w:pPr>
-              <w:spacing w:after="0" w:line="240" w:lineRule="auto"/>
-              <w:rPr>
-                <w:rFonts w:ascii="Arial" w:hAnsi="Arial" w:cs="Arial"/>
+                <w:rFonts w:ascii="Roboto" w:hAnsi="Roboto" w:eastAsia="Roboto" w:cs="Roboto"/>
+                <w:color w:val="000000"/>
+                <w:sz w:val="20"/>
+                <w:szCs w:val="20"/>
+              </w:rPr>
+            </w:pPr>
+            <w:r>
+              <w:rPr>
+                <w:rFonts w:ascii="Roboto" w:hAnsi="Roboto" w:eastAsia="Roboto" w:cs="Roboto"/>
+                <w:color w:val="000000"/>
+                <w:sz w:val="20"/>
+                <w:szCs w:val="20"/>
+              </w:rPr>
+            </w:r>
+          </w:p>
+        </w:tc>
+        <w:tc>
+          <w:tcPr>
+            <w:tcW w:w="7320" w:type="dxa"/>
+            <w:gridSpan w:val="11"/>
+            <w:tcMar>
+              <w:left w:w="30" w:type="dxa"/>
+              <w:right w:w="30" w:type="dxa"/>
+            </w:tcMar>
+            <w:tmTcPr id="1786660286" protected="0"/>
+            <w:tcPrChange w:id="8" w:author="" w:date="1970-01-01T01:00:00Z" w:revision="0">
+              <w:tcPr>
+                <w:tcW w:w="7320" w:type="dxa"/>
+                <w:gridSpan w:val="8"/>
+                <w:shd w:val="none"/>
+                <w:tcMar>
+                  <w:top w:w="0" w:type="dxa"/>
+                  <w:left w:w="30" w:type="dxa"/>
+                  <w:bottom w:w="0" w:type="dxa"/>
+                  <w:right w:w="30" w:type="dxa"/>
+                </w:tcMar>
+                <w:tcBorders>
+                  <w:top w:val="nil" w:sz="0" w:space="0" w:color="000000" tmln="20, 20, 20, 0, 0"/>
+                  <w:left w:val="nil" w:sz="0" w:space="0" w:color="000000" tmln="20, 20, 20, 0, 0"/>
+                  <w:bottom w:val="nil" w:sz="0" w:space="0" w:color="000000" tmln="20, 20, 20, 0, 0"/>
+                  <w:right w:val="nil" w:sz="0" w:space="0" w:color="000000" tmln="20, 20, 20, 0, 0"/>
+                  <w:tl2br w:val="nil" w:sz="0" w:space="0" w:color="000000" tmln="20, 20, 20, 0, 0"/>
+                  <w:tr2bl w:val="nil" w:sz="0" w:space="0" w:color="000000" tmln="20, 20, 20, 0, 0"/>
+                </w:tcBorders>
+                <w:tmTcPr id="1786660286" protected="0"/>
+              </w:tcPr>
+            </w:tcPrChange>
+          </w:tcPr>
+          <w:p>
+            <w:pPr>
+              <w:spacing w:after="0" w:line="240" w:lineRule="auto"/>
+              <w:rPr>
+                <w:rFonts w:ascii="Arial" w:hAnsi="Arial" w:eastAsia="Arial" w:cs="Arial"/>
                 <w:color w:val="000000"/>
                 <w:sz w:val="16"/>
                 <w:szCs w:val="16"/>
@@ -394,7 +575,7 @@
             </w:pPr>
             <w:r>
               <w:rPr>
-                <w:rFonts w:ascii="Arial" w:hAnsi="Arial" w:cs="Arial"/>
+                <w:rFonts w:ascii="Arial" w:hAnsi="Arial" w:eastAsia="Arial" w:cs="Arial"/>
                 <w:color w:val="000000"/>
                 <w:sz w:val="16"/>
                 <w:szCs w:val="16"/>
@@ -404,28 +585,50 @@
         </w:tc>
         <w:tc>
           <w:tcPr>
-            <w:tcW w:w="3113" w:type="dxa"/>
-            <w:gridSpan w:val="6"/>
-            <w:tcMar>
-              <w:left w:w="30" w:type="dxa"/>
-              <w:right w:w="30" w:type="dxa"/>
-            </w:tcMar>
-            <w:tmTcPr id="1786490043" protected="0"/>
+            <w:tcW w:w="3195" w:type="dxa"/>
+            <w:gridSpan w:val="8"/>
+            <w:tcMar>
+              <w:left w:w="30" w:type="dxa"/>
+              <w:right w:w="30" w:type="dxa"/>
+            </w:tcMar>
+            <w:tmTcPr id="1786660286" protected="0"/>
+            <w:tcPrChange w:id="9" w:author="" w:date="1970-01-01T01:00:00Z" w:revision="0">
+              <w:tcPr>
+                <w:tcW w:w="3195" w:type="dxa"/>
+                <w:gridSpan w:val="6"/>
+                <w:shd w:val="none"/>
+                <w:tcMar>
+                  <w:top w:w="0" w:type="dxa"/>
+                  <w:left w:w="30" w:type="dxa"/>
+                  <w:bottom w:w="0" w:type="dxa"/>
+                  <w:right w:w="30" w:type="dxa"/>
+                </w:tcMar>
+                <w:tcBorders>
+                  <w:top w:val="nil" w:sz="0" w:space="0" w:color="000000" tmln="20, 20, 20, 0, 0"/>
+                  <w:left w:val="nil" w:sz="0" w:space="0" w:color="000000" tmln="20, 20, 20, 0, 0"/>
+                  <w:bottom w:val="nil" w:sz="0" w:space="0" w:color="000000" tmln="20, 20, 20, 0, 0"/>
+                  <w:right w:val="nil" w:sz="0" w:space="0" w:color="000000" tmln="20, 20, 20, 0, 0"/>
+                  <w:tl2br w:val="nil" w:sz="0" w:space="0" w:color="000000" tmln="20, 20, 20, 0, 0"/>
+                  <w:tr2bl w:val="nil" w:sz="0" w:space="0" w:color="000000" tmln="20, 20, 20, 0, 0"/>
+                </w:tcBorders>
+                <w:tmTcPr id="1786660286" protected="0"/>
+              </w:tcPr>
+            </w:tcPrChange>
           </w:tcPr>
           <w:p>
             <w:pPr>
               <w:spacing w:after="0" w:line="240" w:lineRule="auto"/>
               <w:jc w:val="right"/>
               <w:rPr>
-                <w:rFonts w:ascii="Roboto" w:hAnsi="Roboto" w:cs="Roboto"/>
-                <w:color w:val="000000"/>
-                <w:sz w:val="20"/>
-                <w:szCs w:val="20"/>
-              </w:rPr>
-            </w:pPr>
-            <w:r>
-              <w:rPr>
-                <w:rFonts w:ascii="Roboto" w:hAnsi="Roboto" w:cs="Roboto"/>
+                <w:rFonts w:ascii="Roboto" w:hAnsi="Roboto" w:eastAsia="Roboto" w:cs="Roboto"/>
+                <w:color w:val="000000"/>
+                <w:sz w:val="20"/>
+                <w:szCs w:val="20"/>
+              </w:rPr>
+            </w:pPr>
+            <w:r>
+              <w:rPr>
+                <w:rFonts w:ascii="Roboto" w:hAnsi="Roboto" w:eastAsia="Roboto" w:cs="Roboto"/>
                 <w:color w:val="000000"/>
                 <w:sz w:val="20"/>
                 <w:szCs w:val="20"/>
@@ -439,52 +642,102 @@
           <w:tblHeader w:val="0"/>
           <w:cantSplit w:val="0"/>
           <w:trHeight w:val="365" w:hRule="atLeast"/>
+          <w:trPrChange w:id="10" w:author="" w:date="1970-01-01T01:00:00Z" w:revision="0">
+            <w:trPr>
+              <w:tblHeader w:val="0"/>
+              <w:cantSplit w:val="0"/>
+              <w:trHeight w:val="0" w:hRule="auto"/>
+            </w:trPr>
+          </w:trPrChange>
         </w:trPr>
         <w:tc>
           <w:tcPr>
-            <w:tcW w:w="410" w:type="dxa"/>
-            <w:tcMar>
-              <w:left w:w="30" w:type="dxa"/>
-              <w:right w:w="30" w:type="dxa"/>
-            </w:tcMar>
-            <w:tmTcPr id="1786490043" protected="0"/>
+            <w:tcW w:w="405" w:type="dxa"/>
+            <w:tcMar>
+              <w:left w:w="30" w:type="dxa"/>
+              <w:right w:w="30" w:type="dxa"/>
+            </w:tcMar>
+            <w:tmTcPr id="1786660286" protected="0"/>
+            <w:tcPrChange w:id="11" w:author="" w:date="1970-01-01T01:00:00Z" w:revision="0">
+              <w:tcPr>
+                <w:tcW w:w="405" w:type="dxa"/>
+                <w:shd w:val="none"/>
+                <w:tcMar>
+                  <w:top w:w="0" w:type="dxa"/>
+                  <w:left w:w="30" w:type="dxa"/>
+                  <w:bottom w:w="0" w:type="dxa"/>
+                  <w:right w:w="30" w:type="dxa"/>
+                </w:tcMar>
+                <w:tcBorders>
+                  <w:top w:val="nil" w:sz="0" w:space="0" w:color="000000" tmln="20, 20, 20, 0, 0"/>
+                  <w:left w:val="nil" w:sz="0" w:space="0" w:color="000000" tmln="20, 20, 20, 0, 0"/>
+                  <w:bottom w:val="nil" w:sz="0" w:space="0" w:color="000000" tmln="20, 20, 20, 0, 0"/>
+                  <w:right w:val="nil" w:sz="0" w:space="0" w:color="000000" tmln="20, 20, 20, 0, 0"/>
+                  <w:tl2br w:val="nil" w:sz="0" w:space="0" w:color="000000" tmln="20, 20, 20, 0, 0"/>
+                  <w:tr2bl w:val="nil" w:sz="0" w:space="0" w:color="000000" tmln="20, 20, 20, 0, 0"/>
+                </w:tcBorders>
+                <w:tmTcPr id="1786660286" protected="0"/>
+              </w:tcPr>
+            </w:tcPrChange>
           </w:tcPr>
           <w:p>
             <w:pPr>
               <w:spacing w:after="0" w:line="240" w:lineRule="auto"/>
               <w:jc w:val="right"/>
               <w:rPr>
-                <w:rFonts w:ascii="Roboto" w:hAnsi="Roboto" w:cs="Roboto"/>
-                <w:color w:val="000000"/>
-                <w:sz w:val="20"/>
-                <w:szCs w:val="20"/>
-              </w:rPr>
-            </w:pPr>
-            <w:r>
-              <w:rPr>
-                <w:rFonts w:ascii="Roboto" w:hAnsi="Roboto" w:cs="Roboto"/>
-                <w:color w:val="000000"/>
-                <w:sz w:val="20"/>
-                <w:szCs w:val="20"/>
-              </w:rPr>
-            </w:r>
-          </w:p>
-        </w:tc>
-        <w:tc>
-          <w:tcPr>
-            <w:tcW w:w="7275" w:type="dxa"/>
-            <w:gridSpan w:val="8"/>
-            <w:tcMar>
-              <w:left w:w="30" w:type="dxa"/>
-              <w:right w:w="30" w:type="dxa"/>
-            </w:tcMar>
-            <w:tmTcPr id="1786490043" protected="0"/>
-          </w:tcPr>
-          <w:p>
-            <w:pPr>
-              <w:spacing w:after="0" w:line="240" w:lineRule="auto"/>
-              <w:rPr>
-                <w:rFonts w:ascii="Arial" w:hAnsi="Arial" w:cs="Arial"/>
+                <w:rFonts w:ascii="Roboto" w:hAnsi="Roboto" w:eastAsia="Roboto" w:cs="Roboto"/>
+                <w:color w:val="000000"/>
+                <w:sz w:val="20"/>
+                <w:szCs w:val="20"/>
+              </w:rPr>
+            </w:pPr>
+            <w:r>
+              <w:rPr>
+                <w:rFonts w:ascii="Roboto" w:hAnsi="Roboto" w:eastAsia="Roboto" w:cs="Roboto"/>
+                <w:color w:val="000000"/>
+                <w:sz w:val="20"/>
+                <w:szCs w:val="20"/>
+              </w:rPr>
+            </w:r>
+          </w:p>
+        </w:tc>
+        <w:tc>
+          <w:tcPr>
+            <w:tcW w:w="7320" w:type="dxa"/>
+            <w:gridSpan w:val="11"/>
+            <w:tcMar>
+              <w:left w:w="30" w:type="dxa"/>
+              <w:right w:w="30" w:type="dxa"/>
+            </w:tcMar>
+            <w:tmTcPr id="1786660286" protected="0"/>
+            <w:tcPrChange w:id="12" w:author="" w:date="1970-01-01T01:00:00Z" w:revision="0">
+              <w:tcPr>
+                <w:tcW w:w="7320" w:type="dxa"/>
+                <w:gridSpan w:val="8"/>
+                <w:shd w:val="none"/>
+                <w:tcMar>
+                  <w:top w:w="0" w:type="dxa"/>
+                  <w:left w:w="30" w:type="dxa"/>
+                  <w:bottom w:w="0" w:type="dxa"/>
+                  <w:right w:w="30" w:type="dxa"/>
+                </w:tcMar>
+                <w:tcBorders>
+                  <w:top w:val="nil" w:sz="0" w:space="0" w:color="000000" tmln="20, 20, 20, 0, 0"/>
+                  <w:left w:val="nil" w:sz="0" w:space="0" w:color="000000" tmln="20, 20, 20, 0, 0"/>
+                  <w:bottom w:val="nil" w:sz="0" w:space="0" w:color="000000" tmln="20, 20, 20, 0, 0"/>
+                  <w:right w:val="nil" w:sz="0" w:space="0" w:color="000000" tmln="20, 20, 20, 0, 0"/>
+                  <w:tl2br w:val="nil" w:sz="0" w:space="0" w:color="000000" tmln="20, 20, 20, 0, 0"/>
+                  <w:tr2bl w:val="nil" w:sz="0" w:space="0" w:color="000000" tmln="20, 20, 20, 0, 0"/>
+                </w:tcBorders>
+                <w:tmTcPr id="1786660286" protected="0"/>
+              </w:tcPr>
+            </w:tcPrChange>
+          </w:tcPr>
+          <w:p>
+            <w:pPr>
+              <w:spacing w:after="0" w:line="240" w:lineRule="auto"/>
+              <w:rPr>
+                <w:rFonts w:ascii="Arial" w:hAnsi="Arial" w:eastAsia="Arial" w:cs="Arial"/>
                 <w:color w:val="000000"/>
                 <w:sz w:val="16"/>
                 <w:szCs w:val="16"/>
@@ -493,7 +746,7 @@
             </w:pPr>
             <w:r>
               <w:rPr>
-                <w:rFonts w:ascii="Arial" w:hAnsi="Arial" w:cs="Arial"/>
+                <w:rFonts w:ascii="Arial" w:hAnsi="Arial" w:eastAsia="Arial" w:cs="Arial"/>
                 <w:color w:val="000000"/>
                 <w:sz w:val="16"/>
                 <w:szCs w:val="16"/>
@@ -505,28 +758,50 @@
         </w:tc>
         <w:tc>
           <w:tcPr>
-            <w:tcW w:w="3113" w:type="dxa"/>
-            <w:gridSpan w:val="6"/>
-            <w:tcMar>
-              <w:left w:w="30" w:type="dxa"/>
-              <w:right w:w="30" w:type="dxa"/>
-            </w:tcMar>
-            <w:tmTcPr id="1786490043" protected="0"/>
+            <w:tcW w:w="3195" w:type="dxa"/>
+            <w:gridSpan w:val="8"/>
+            <w:tcMar>
+              <w:left w:w="30" w:type="dxa"/>
+              <w:right w:w="30" w:type="dxa"/>
+            </w:tcMar>
+            <w:tmTcPr id="1786660286" protected="0"/>
+            <w:tcPrChange w:id="13" w:author="" w:date="1970-01-01T01:00:00Z" w:revision="0">
+              <w:tcPr>
+                <w:tcW w:w="3195" w:type="dxa"/>
+                <w:gridSpan w:val="6"/>
+                <w:shd w:val="none"/>
+                <w:tcMar>
+                  <w:top w:w="0" w:type="dxa"/>
+                  <w:left w:w="30" w:type="dxa"/>
+                  <w:bottom w:w="0" w:type="dxa"/>
+                  <w:right w:w="30" w:type="dxa"/>
+                </w:tcMar>
+                <w:tcBorders>
+                  <w:top w:val="nil" w:sz="0" w:space="0" w:color="000000" tmln="20, 20, 20, 0, 0"/>
+                  <w:left w:val="nil" w:sz="0" w:space="0" w:color="000000" tmln="20, 20, 20, 0, 0"/>
+                  <w:bottom w:val="nil" w:sz="0" w:space="0" w:color="000000" tmln="20, 20, 20, 0, 0"/>
+                  <w:right w:val="nil" w:sz="0" w:space="0" w:color="000000" tmln="20, 20, 20, 0, 0"/>
+                  <w:tl2br w:val="nil" w:sz="0" w:space="0" w:color="000000" tmln="20, 20, 20, 0, 0"/>
+                  <w:tr2bl w:val="nil" w:sz="0" w:space="0" w:color="000000" tmln="20, 20, 20, 0, 0"/>
+                </w:tcBorders>
+                <w:tmTcPr id="1786660286" protected="0"/>
+              </w:tcPr>
+            </w:tcPrChange>
           </w:tcPr>
           <w:p>
             <w:pPr>
               <w:spacing w:after="0" w:line="240" w:lineRule="auto"/>
               <w:jc w:val="right"/>
               <w:rPr>
-                <w:rFonts w:ascii="Roboto" w:hAnsi="Roboto" w:cs="Roboto"/>
-                <w:color w:val="000000"/>
-                <w:sz w:val="20"/>
-                <w:szCs w:val="20"/>
-              </w:rPr>
-            </w:pPr>
-            <w:r>
-              <w:rPr>
-                <w:rFonts w:ascii="Roboto" w:hAnsi="Roboto" w:cs="Roboto"/>
+                <w:rFonts w:ascii="Roboto" w:hAnsi="Roboto" w:eastAsia="Roboto" w:cs="Roboto"/>
+                <w:color w:val="000000"/>
+                <w:sz w:val="20"/>
+                <w:szCs w:val="20"/>
+              </w:rPr>
+            </w:pPr>
+            <w:r>
+              <w:rPr>
+                <w:rFonts w:ascii="Roboto" w:hAnsi="Roboto" w:eastAsia="Roboto" w:cs="Roboto"/>
                 <w:color w:val="000000"/>
                 <w:sz w:val="20"/>
                 <w:szCs w:val="20"/>
@@ -540,60 +815,110 @@
           <w:tblHeader w:val="0"/>
           <w:cantSplit w:val="0"/>
           <w:trHeight w:val="227" w:hRule="atLeast"/>
+          <w:trPrChange w:id="14" w:author="" w:date="1970-01-01T01:00:00Z" w:revision="0">
+            <w:trPr>
+              <w:tblHeader w:val="0"/>
+              <w:cantSplit w:val="0"/>
+              <w:trHeight w:val="0" w:hRule="auto"/>
+            </w:trPr>
+          </w:trPrChange>
         </w:trPr>
         <w:tc>
           <w:tcPr>
-            <w:tcW w:w="410" w:type="dxa"/>
-            <w:tcMar>
-              <w:left w:w="30" w:type="dxa"/>
-              <w:right w:w="30" w:type="dxa"/>
-            </w:tcMar>
-            <w:tmTcPr id="1786490043" protected="0"/>
+            <w:tcW w:w="405" w:type="dxa"/>
+            <w:tcMar>
+              <w:left w:w="30" w:type="dxa"/>
+              <w:right w:w="30" w:type="dxa"/>
+            </w:tcMar>
+            <w:tmTcPr id="1786660286" protected="0"/>
+            <w:tcPrChange w:id="15" w:author="" w:date="1970-01-01T01:00:00Z" w:revision="0">
+              <w:tcPr>
+                <w:tcW w:w="405" w:type="dxa"/>
+                <w:shd w:val="none"/>
+                <w:tcMar>
+                  <w:top w:w="0" w:type="dxa"/>
+                  <w:left w:w="30" w:type="dxa"/>
+                  <w:bottom w:w="0" w:type="dxa"/>
+                  <w:right w:w="30" w:type="dxa"/>
+                </w:tcMar>
+                <w:tcBorders>
+                  <w:top w:val="nil" w:sz="0" w:space="0" w:color="000000" tmln="20, 20, 20, 0, 0"/>
+                  <w:left w:val="nil" w:sz="0" w:space="0" w:color="000000" tmln="20, 20, 20, 0, 0"/>
+                  <w:bottom w:val="nil" w:sz="0" w:space="0" w:color="000000" tmln="20, 20, 20, 0, 0"/>
+                  <w:right w:val="nil" w:sz="0" w:space="0" w:color="000000" tmln="20, 20, 20, 0, 0"/>
+                  <w:tl2br w:val="nil" w:sz="0" w:space="0" w:color="000000" tmln="20, 20, 20, 0, 0"/>
+                  <w:tr2bl w:val="nil" w:sz="0" w:space="0" w:color="000000" tmln="20, 20, 20, 0, 0"/>
+                </w:tcBorders>
+                <w:tmTcPr id="1786660286" protected="0"/>
+              </w:tcPr>
+            </w:tcPrChange>
           </w:tcPr>
           <w:p>
             <w:pPr>
               <w:spacing w:after="0" w:line="240" w:lineRule="auto"/>
               <w:jc w:val="right"/>
               <w:rPr>
-                <w:rFonts w:ascii="Roboto" w:hAnsi="Roboto" w:cs="Roboto"/>
-                <w:color w:val="000000"/>
-                <w:sz w:val="20"/>
-                <w:szCs w:val="20"/>
-              </w:rPr>
-            </w:pPr>
-            <w:r>
-              <w:rPr>
-                <w:rFonts w:ascii="Roboto" w:hAnsi="Roboto" w:cs="Roboto"/>
-                <w:color w:val="000000"/>
-                <w:sz w:val="20"/>
-                <w:szCs w:val="20"/>
-              </w:rPr>
-            </w:r>
-          </w:p>
-        </w:tc>
-        <w:tc>
-          <w:tcPr>
-            <w:tcW w:w="5007" w:type="dxa"/>
-            <w:gridSpan w:val="5"/>
-            <w:tcMar>
-              <w:left w:w="30" w:type="dxa"/>
-              <w:right w:w="30" w:type="dxa"/>
-            </w:tcMar>
-            <w:tmTcPr id="1786490043" protected="0"/>
-          </w:tcPr>
-          <w:p>
-            <w:pPr>
-              <w:spacing w:after="0" w:line="240" w:lineRule="auto"/>
-              <w:rPr>
-                <w:rFonts w:ascii="Roboto" w:hAnsi="Roboto" w:cs="Roboto"/>
-                <w:color w:val="000000"/>
-                <w:sz w:val="20"/>
-                <w:szCs w:val="20"/>
-              </w:rPr>
-            </w:pPr>
-            <w:r>
-              <w:rPr>
-                <w:rFonts w:ascii="Roboto" w:hAnsi="Roboto" w:cs="Roboto"/>
+                <w:rFonts w:ascii="Roboto" w:hAnsi="Roboto" w:eastAsia="Roboto" w:cs="Roboto"/>
+                <w:color w:val="000000"/>
+                <w:sz w:val="20"/>
+                <w:szCs w:val="20"/>
+              </w:rPr>
+            </w:pPr>
+            <w:r>
+              <w:rPr>
+                <w:rFonts w:ascii="Roboto" w:hAnsi="Roboto" w:eastAsia="Roboto" w:cs="Roboto"/>
+                <w:color w:val="000000"/>
+                <w:sz w:val="20"/>
+                <w:szCs w:val="20"/>
+              </w:rPr>
+            </w:r>
+          </w:p>
+        </w:tc>
+        <w:tc>
+          <w:tcPr>
+            <w:tcW w:w="5055" w:type="dxa"/>
+            <w:gridSpan w:val="7"/>
+            <w:tcMar>
+              <w:left w:w="30" w:type="dxa"/>
+              <w:right w:w="30" w:type="dxa"/>
+            </w:tcMar>
+            <w:tmTcPr id="1786660286" protected="0"/>
+            <w:tcPrChange w:id="16" w:author="" w:date="1970-01-01T01:00:00Z" w:revision="0">
+              <w:tcPr>
+                <w:tcW w:w="5055" w:type="dxa"/>
+                <w:gridSpan w:val="5"/>
+                <w:shd w:val="none"/>
+                <w:tcMar>
+                  <w:top w:w="0" w:type="dxa"/>
+                  <w:left w:w="30" w:type="dxa"/>
+                  <w:bottom w:w="0" w:type="dxa"/>
+                  <w:right w:w="30" w:type="dxa"/>
+                </w:tcMar>
+                <w:tcBorders>
+                  <w:top w:val="nil" w:sz="0" w:space="0" w:color="000000" tmln="20, 20, 20, 0, 0"/>
+                  <w:left w:val="nil" w:sz="0" w:space="0" w:color="000000" tmln="20, 20, 20, 0, 0"/>
+                  <w:bottom w:val="nil" w:sz="0" w:space="0" w:color="000000" tmln="20, 20, 20, 0, 0"/>
+                  <w:right w:val="nil" w:sz="0" w:space="0" w:color="000000" tmln="20, 20, 20, 0, 0"/>
+                  <w:tl2br w:val="nil" w:sz="0" w:space="0" w:color="000000" tmln="20, 20, 20, 0, 0"/>
+                  <w:tr2bl w:val="nil" w:sz="0" w:space="0" w:color="000000" tmln="20, 20, 20, 0, 0"/>
+                </w:tcBorders>
+                <w:tmTcPr id="1786660286" protected="0"/>
+              </w:tcPr>
+            </w:tcPrChange>
+          </w:tcPr>
+          <w:p>
+            <w:pPr>
+              <w:spacing w:after="0" w:line="240" w:lineRule="auto"/>
+              <w:rPr>
+                <w:rFonts w:ascii="Roboto" w:hAnsi="Roboto" w:eastAsia="Roboto" w:cs="Roboto"/>
+                <w:color w:val="000000"/>
+                <w:sz w:val="20"/>
+                <w:szCs w:val="20"/>
+              </w:rPr>
+            </w:pPr>
+            <w:r>
+              <w:rPr>
+                <w:rFonts w:ascii="Roboto" w:hAnsi="Roboto" w:eastAsia="Roboto" w:cs="Roboto"/>
                 <w:color w:val="000000"/>
                 <w:sz w:val="20"/>
                 <w:szCs w:val="20"/>
@@ -604,119 +929,206 @@
         </w:tc>
         <w:tc>
           <w:tcPr>
-            <w:tcW w:w="1559" w:type="dxa"/>
+            <w:tcW w:w="1560" w:type="dxa"/>
+            <w:gridSpan w:val="3"/>
+            <w:tcMar>
+              <w:left w:w="30" w:type="dxa"/>
+              <w:right w:w="30" w:type="dxa"/>
+            </w:tcMar>
+            <w:tmTcPr id="1786660286" protected="0"/>
+            <w:tcPrChange w:id="17" w:author="" w:date="1970-01-01T01:00:00Z" w:revision="0">
+              <w:tcPr>
+                <w:tcW w:w="1560" w:type="dxa"/>
+                <w:gridSpan w:val="2"/>
+                <w:shd w:val="none"/>
+                <w:tcMar>
+                  <w:top w:w="0" w:type="dxa"/>
+                  <w:left w:w="30" w:type="dxa"/>
+                  <w:bottom w:w="0" w:type="dxa"/>
+                  <w:right w:w="30" w:type="dxa"/>
+                </w:tcMar>
+                <w:tcBorders>
+                  <w:top w:val="nil" w:sz="0" w:space="0" w:color="000000" tmln="20, 20, 20, 0, 0"/>
+                  <w:left w:val="nil" w:sz="0" w:space="0" w:color="000000" tmln="20, 20, 20, 0, 0"/>
+                  <w:bottom w:val="nil" w:sz="0" w:space="0" w:color="000000" tmln="20, 20, 20, 0, 0"/>
+                  <w:right w:val="nil" w:sz="0" w:space="0" w:color="000000" tmln="20, 20, 20, 0, 0"/>
+                  <w:tl2br w:val="nil" w:sz="0" w:space="0" w:color="000000" tmln="20, 20, 20, 0, 0"/>
+                  <w:tr2bl w:val="nil" w:sz="0" w:space="0" w:color="000000" tmln="20, 20, 20, 0, 0"/>
+                </w:tcBorders>
+                <w:tmTcPr id="1786660286" protected="0"/>
+              </w:tcPr>
+            </w:tcPrChange>
+          </w:tcPr>
+          <w:p>
+            <w:pPr>
+              <w:spacing w:after="0" w:line="240" w:lineRule="auto"/>
+              <w:jc w:val="center"/>
+              <w:rPr>
+                <w:rFonts w:ascii="Roboto" w:hAnsi="Roboto" w:eastAsia="Roboto" w:cs="Roboto"/>
+                <w:color w:val="000000"/>
+                <w:sz w:val="20"/>
+                <w:szCs w:val="20"/>
+              </w:rPr>
+            </w:pPr>
+            <w:r>
+              <w:rPr>
+                <w:rFonts w:ascii="Roboto" w:hAnsi="Roboto" w:eastAsia="Roboto" w:cs="Roboto"/>
+                <w:color w:val="000000"/>
+                <w:sz w:val="20"/>
+                <w:szCs w:val="20"/>
+              </w:rPr>
+            </w:r>
+          </w:p>
+        </w:tc>
+        <w:tc>
+          <w:tcPr>
+            <w:tcW w:w="705" w:type="dxa"/>
+            <w:tcMar>
+              <w:left w:w="30" w:type="dxa"/>
+              <w:right w:w="30" w:type="dxa"/>
+            </w:tcMar>
+            <w:tmTcPr id="1786660286" protected="0"/>
+            <w:tcPrChange w:id="18" w:author="" w:date="1970-01-01T01:00:00Z" w:revision="0">
+              <w:tcPr>
+                <w:tcW w:w="705" w:type="dxa"/>
+                <w:shd w:val="none"/>
+                <w:tcMar>
+                  <w:top w:w="0" w:type="dxa"/>
+                  <w:left w:w="30" w:type="dxa"/>
+                  <w:bottom w:w="0" w:type="dxa"/>
+                  <w:right w:w="30" w:type="dxa"/>
+                </w:tcMar>
+                <w:tcBorders>
+                  <w:top w:val="nil" w:sz="0" w:space="0" w:color="000000" tmln="20, 20, 20, 0, 0"/>
+                  <w:left w:val="nil" w:sz="0" w:space="0" w:color="000000" tmln="20, 20, 20, 0, 0"/>
+                  <w:bottom w:val="nil" w:sz="0" w:space="0" w:color="000000" tmln="20, 20, 20, 0, 0"/>
+                  <w:right w:val="nil" w:sz="0" w:space="0" w:color="000000" tmln="20, 20, 20, 0, 0"/>
+                  <w:tl2br w:val="nil" w:sz="0" w:space="0" w:color="000000" tmln="20, 20, 20, 0, 0"/>
+                  <w:tr2bl w:val="nil" w:sz="0" w:space="0" w:color="000000" tmln="20, 20, 20, 0, 0"/>
+                </w:tcBorders>
+                <w:tmTcPr id="1786660286" protected="0"/>
+              </w:tcPr>
+            </w:tcPrChange>
+          </w:tcPr>
+          <w:p>
+            <w:pPr>
+              <w:spacing w:after="0" w:line="240" w:lineRule="auto"/>
+              <w:rPr>
+                <w:rFonts w:ascii="Roboto" w:hAnsi="Roboto" w:eastAsia="Roboto" w:cs="Roboto"/>
+                <w:color w:val="000000"/>
+                <w:sz w:val="20"/>
+                <w:szCs w:val="20"/>
+              </w:rPr>
+            </w:pPr>
+            <w:r>
+              <w:rPr>
+                <w:rFonts w:ascii="Roboto" w:hAnsi="Roboto" w:eastAsia="Roboto" w:cs="Roboto"/>
+                <w:color w:val="000000"/>
+                <w:sz w:val="20"/>
+                <w:szCs w:val="20"/>
+              </w:rPr>
+            </w:r>
+          </w:p>
+        </w:tc>
+        <w:tc>
+          <w:tcPr>
+            <w:tcW w:w="2640" w:type="dxa"/>
+            <w:gridSpan w:val="6"/>
+            <w:tcMar>
+              <w:left w:w="30" w:type="dxa"/>
+              <w:right w:w="30" w:type="dxa"/>
+            </w:tcMar>
+            <w:tmTcPr id="1786660286" protected="0"/>
+            <w:tcPrChange w:id="19" w:author="" w:date="1970-01-01T01:00:00Z" w:revision="0">
+              <w:tcPr>
+                <w:tcW w:w="2640" w:type="dxa"/>
+                <w:gridSpan w:val="4"/>
+                <w:shd w:val="none"/>
+                <w:tcMar>
+                  <w:top w:w="0" w:type="dxa"/>
+                  <w:left w:w="30" w:type="dxa"/>
+                  <w:bottom w:w="0" w:type="dxa"/>
+                  <w:right w:w="30" w:type="dxa"/>
+                </w:tcMar>
+                <w:tcBorders>
+                  <w:top w:val="nil" w:sz="0" w:space="0" w:color="000000" tmln="20, 20, 20, 0, 0"/>
+                  <w:left w:val="nil" w:sz="0" w:space="0" w:color="000000" tmln="20, 20, 20, 0, 0"/>
+                  <w:bottom w:val="nil" w:sz="0" w:space="0" w:color="000000" tmln="20, 20, 20, 0, 0"/>
+                  <w:right w:val="nil" w:sz="0" w:space="0" w:color="000000" tmln="20, 20, 20, 0, 0"/>
+                  <w:tl2br w:val="nil" w:sz="0" w:space="0" w:color="000000" tmln="20, 20, 20, 0, 0"/>
+                  <w:tr2bl w:val="nil" w:sz="0" w:space="0" w:color="000000" tmln="20, 20, 20, 0, 0"/>
+                </w:tcBorders>
+                <w:tmTcPr id="1786660286" protected="0"/>
+              </w:tcPr>
+            </w:tcPrChange>
+          </w:tcPr>
+          <w:p>
+            <w:pPr>
+              <w:spacing w:after="0" w:line="240" w:lineRule="auto"/>
+              <w:jc w:val="right"/>
+              <w:rPr>
+                <w:rFonts w:ascii="Roboto" w:hAnsi="Roboto" w:eastAsia="Roboto" w:cs="Roboto"/>
+                <w:color w:val="000000"/>
+                <w:sz w:val="20"/>
+                <w:szCs w:val="20"/>
+              </w:rPr>
+            </w:pPr>
+            <w:r>
+              <w:rPr>
+                <w:rFonts w:ascii="Roboto" w:hAnsi="Roboto" w:eastAsia="Roboto" w:cs="Roboto"/>
+                <w:color w:val="000000"/>
+                <w:sz w:val="20"/>
+                <w:szCs w:val="20"/>
+              </w:rPr>
+            </w:r>
+          </w:p>
+        </w:tc>
+        <w:tc>
+          <w:tcPr>
+            <w:tcW w:w="555" w:type="dxa"/>
             <w:gridSpan w:val="2"/>
             <w:tcMar>
               <w:left w:w="30" w:type="dxa"/>
               <w:right w:w="30" w:type="dxa"/>
             </w:tcMar>
-            <w:tmTcPr id="1786490043" protected="0"/>
-          </w:tcPr>
-          <w:p>
-            <w:pPr>
-              <w:spacing w:after="0" w:line="240" w:lineRule="auto"/>
-              <w:jc w:val="center"/>
-              <w:rPr>
-                <w:rFonts w:ascii="Roboto" w:hAnsi="Roboto" w:cs="Roboto"/>
-                <w:color w:val="000000"/>
-                <w:sz w:val="20"/>
-                <w:szCs w:val="20"/>
-              </w:rPr>
-            </w:pPr>
-            <w:r>
-              <w:rPr>
-                <w:rFonts w:ascii="Roboto" w:hAnsi="Roboto" w:cs="Roboto"/>
-                <w:color w:val="000000"/>
-                <w:sz w:val="20"/>
-                <w:szCs w:val="20"/>
-              </w:rPr>
-            </w:r>
-          </w:p>
-        </w:tc>
-        <w:tc>
-          <w:tcPr>
-            <w:tcW w:w="709" w:type="dxa"/>
-            <w:tcMar>
-              <w:left w:w="30" w:type="dxa"/>
-              <w:right w:w="30" w:type="dxa"/>
-            </w:tcMar>
-            <w:tmTcPr id="1786490043" protected="0"/>
-          </w:tcPr>
-          <w:p>
-            <w:pPr>
-              <w:spacing w:after="0" w:line="240" w:lineRule="auto"/>
-              <w:rPr>
-                <w:rFonts w:ascii="Roboto" w:hAnsi="Roboto" w:cs="Roboto"/>
-                <w:color w:val="000000"/>
-                <w:sz w:val="20"/>
-                <w:szCs w:val="20"/>
-              </w:rPr>
-            </w:pPr>
-            <w:r>
-              <w:rPr>
-                <w:rFonts w:ascii="Roboto" w:hAnsi="Roboto" w:cs="Roboto"/>
-                <w:color w:val="000000"/>
-                <w:sz w:val="20"/>
-                <w:szCs w:val="20"/>
-              </w:rPr>
-            </w:r>
-          </w:p>
-        </w:tc>
-        <w:tc>
-          <w:tcPr>
-            <w:tcW w:w="2546" w:type="dxa"/>
-            <w:gridSpan w:val="4"/>
-            <w:tcMar>
-              <w:left w:w="30" w:type="dxa"/>
-              <w:right w:w="30" w:type="dxa"/>
-            </w:tcMar>
-            <w:tmTcPr id="1786490043" protected="0"/>
+            <w:tmTcPr id="1786660286" protected="0"/>
+            <w:tcPrChange w:id="20" w:author="" w:date="1970-01-01T01:00:00Z" w:revision="0">
+              <w:tcPr>
+                <w:tcW w:w="555" w:type="dxa"/>
+                <w:gridSpan w:val="2"/>
+                <w:shd w:val="none"/>
+                <w:tcMar>
+                  <w:top w:w="0" w:type="dxa"/>
+                  <w:left w:w="30" w:type="dxa"/>
+                  <w:bottom w:w="0" w:type="dxa"/>
+                  <w:right w:w="30" w:type="dxa"/>
+                </w:tcMar>
+                <w:tcBorders>
+                  <w:top w:val="nil" w:sz="0" w:space="0" w:color="000000" tmln="20, 20, 20, 0, 0"/>
+                  <w:left w:val="nil" w:sz="0" w:space="0" w:color="000000" tmln="20, 20, 20, 0, 0"/>
+                  <w:bottom w:val="nil" w:sz="0" w:space="0" w:color="000000" tmln="20, 20, 20, 0, 0"/>
+                  <w:right w:val="nil" w:sz="0" w:space="0" w:color="000000" tmln="20, 20, 20, 0, 0"/>
+                  <w:tl2br w:val="nil" w:sz="0" w:space="0" w:color="000000" tmln="20, 20, 20, 0, 0"/>
+                  <w:tr2bl w:val="nil" w:sz="0" w:space="0" w:color="000000" tmln="20, 20, 20, 0, 0"/>
+                </w:tcBorders>
+                <w:tmTcPr id="1786660286" protected="0"/>
+              </w:tcPr>
+            </w:tcPrChange>
           </w:tcPr>
           <w:p>
             <w:pPr>
               <w:spacing w:after="0" w:line="240" w:lineRule="auto"/>
               <w:jc w:val="right"/>
               <w:rPr>
-                <w:rFonts w:ascii="Roboto" w:hAnsi="Roboto" w:cs="Roboto"/>
-                <w:color w:val="000000"/>
-                <w:sz w:val="20"/>
-                <w:szCs w:val="20"/>
-              </w:rPr>
-            </w:pPr>
-            <w:r>
-              <w:rPr>
-                <w:rFonts w:ascii="Roboto" w:hAnsi="Roboto" w:cs="Roboto"/>
-                <w:color w:val="000000"/>
-                <w:sz w:val="20"/>
-                <w:szCs w:val="20"/>
-              </w:rPr>
-            </w:r>
-          </w:p>
-        </w:tc>
-        <w:tc>
-          <w:tcPr>
-            <w:tcW w:w="567" w:type="dxa"/>
-            <w:gridSpan w:val="2"/>
-            <w:tcMar>
-              <w:left w:w="30" w:type="dxa"/>
-              <w:right w:w="30" w:type="dxa"/>
-            </w:tcMar>
-            <w:tmTcPr id="1786490043" protected="0"/>
-          </w:tcPr>
-          <w:p>
-            <w:pPr>
-              <w:spacing w:after="0" w:line="240" w:lineRule="auto"/>
-              <w:jc w:val="right"/>
-              <w:rPr>
-                <w:rFonts w:ascii="Arial" w:hAnsi="Arial" w:cs="Arial"/>
-                <w:color w:val="000000"/>
-                <w:sz w:val="20"/>
-                <w:szCs w:val="20"/>
-              </w:rPr>
-            </w:pPr>
-            <w:r>
-              <w:rPr>
-                <w:rFonts w:ascii="Arial" w:hAnsi="Arial" w:cs="Arial"/>
+                <w:rFonts w:ascii="Arial" w:hAnsi="Arial" w:eastAsia="Arial" w:cs="Arial"/>
+                <w:color w:val="000000"/>
+                <w:sz w:val="20"/>
+                <w:szCs w:val="20"/>
+              </w:rPr>
+            </w:pPr>
+            <w:r>
+              <w:rPr>
+                <w:rFonts w:ascii="Arial" w:hAnsi="Arial" w:eastAsia="Arial" w:cs="Arial"/>
                 <w:color w:val="000000"/>
                 <w:sz w:val="20"/>
                 <w:szCs w:val="20"/>
@@ -730,60 +1142,110 @@
           <w:tblHeader w:val="0"/>
           <w:cantSplit w:val="0"/>
           <w:trHeight w:val="227" w:hRule="atLeast"/>
+          <w:trPrChange w:id="21" w:author="" w:date="1970-01-01T01:00:00Z" w:revision="0">
+            <w:trPr>
+              <w:tblHeader w:val="0"/>
+              <w:cantSplit w:val="0"/>
+              <w:trHeight w:val="0" w:hRule="auto"/>
+            </w:trPr>
+          </w:trPrChange>
         </w:trPr>
         <w:tc>
           <w:tcPr>
-            <w:tcW w:w="410" w:type="dxa"/>
-            <w:tcMar>
-              <w:left w:w="30" w:type="dxa"/>
-              <w:right w:w="30" w:type="dxa"/>
-            </w:tcMar>
-            <w:tmTcPr id="1786490043" protected="0"/>
+            <w:tcW w:w="405" w:type="dxa"/>
+            <w:tcMar>
+              <w:left w:w="30" w:type="dxa"/>
+              <w:right w:w="30" w:type="dxa"/>
+            </w:tcMar>
+            <w:tmTcPr id="1786660286" protected="0"/>
+            <w:tcPrChange w:id="22" w:author="" w:date="1970-01-01T01:00:00Z" w:revision="0">
+              <w:tcPr>
+                <w:tcW w:w="405" w:type="dxa"/>
+                <w:shd w:val="none"/>
+                <w:tcMar>
+                  <w:top w:w="0" w:type="dxa"/>
+                  <w:left w:w="30" w:type="dxa"/>
+                  <w:bottom w:w="0" w:type="dxa"/>
+                  <w:right w:w="30" w:type="dxa"/>
+                </w:tcMar>
+                <w:tcBorders>
+                  <w:top w:val="nil" w:sz="0" w:space="0" w:color="000000" tmln="20, 20, 20, 0, 0"/>
+                  <w:left w:val="nil" w:sz="0" w:space="0" w:color="000000" tmln="20, 20, 20, 0, 0"/>
+                  <w:bottom w:val="nil" w:sz="0" w:space="0" w:color="000000" tmln="20, 20, 20, 0, 0"/>
+                  <w:right w:val="nil" w:sz="0" w:space="0" w:color="000000" tmln="20, 20, 20, 0, 0"/>
+                  <w:tl2br w:val="nil" w:sz="0" w:space="0" w:color="000000" tmln="20, 20, 20, 0, 0"/>
+                  <w:tr2bl w:val="nil" w:sz="0" w:space="0" w:color="000000" tmln="20, 20, 20, 0, 0"/>
+                </w:tcBorders>
+                <w:tmTcPr id="1786660286" protected="0"/>
+              </w:tcPr>
+            </w:tcPrChange>
           </w:tcPr>
           <w:p>
             <w:pPr>
               <w:spacing w:after="0" w:line="240" w:lineRule="auto"/>
               <w:jc w:val="right"/>
               <w:rPr>
-                <w:rFonts w:ascii="Roboto" w:hAnsi="Roboto" w:cs="Roboto"/>
-                <w:color w:val="000000"/>
-                <w:sz w:val="20"/>
-                <w:szCs w:val="20"/>
-              </w:rPr>
-            </w:pPr>
-            <w:r>
-              <w:rPr>
-                <w:rFonts w:ascii="Roboto" w:hAnsi="Roboto" w:cs="Roboto"/>
-                <w:color w:val="000000"/>
-                <w:sz w:val="20"/>
-                <w:szCs w:val="20"/>
-              </w:rPr>
-            </w:r>
-          </w:p>
-        </w:tc>
-        <w:tc>
-          <w:tcPr>
-            <w:tcW w:w="5007" w:type="dxa"/>
-            <w:gridSpan w:val="5"/>
-            <w:tcMar>
-              <w:left w:w="30" w:type="dxa"/>
-              <w:right w:w="30" w:type="dxa"/>
-            </w:tcMar>
-            <w:tmTcPr id="1786490043" protected="0"/>
-          </w:tcPr>
-          <w:p>
-            <w:pPr>
-              <w:spacing w:after="0" w:line="240" w:lineRule="auto"/>
-              <w:rPr>
-                <w:rFonts w:ascii="Roboto" w:hAnsi="Roboto" w:cs="Roboto"/>
-                <w:color w:val="000000"/>
-                <w:sz w:val="20"/>
-                <w:szCs w:val="20"/>
-              </w:rPr>
-            </w:pPr>
-            <w:r>
-              <w:rPr>
-                <w:rFonts w:ascii="Roboto" w:hAnsi="Roboto" w:cs="Roboto"/>
+                <w:rFonts w:ascii="Roboto" w:hAnsi="Roboto" w:eastAsia="Roboto" w:cs="Roboto"/>
+                <w:color w:val="000000"/>
+                <w:sz w:val="20"/>
+                <w:szCs w:val="20"/>
+              </w:rPr>
+            </w:pPr>
+            <w:r>
+              <w:rPr>
+                <w:rFonts w:ascii="Roboto" w:hAnsi="Roboto" w:eastAsia="Roboto" w:cs="Roboto"/>
+                <w:color w:val="000000"/>
+                <w:sz w:val="20"/>
+                <w:szCs w:val="20"/>
+              </w:rPr>
+            </w:r>
+          </w:p>
+        </w:tc>
+        <w:tc>
+          <w:tcPr>
+            <w:tcW w:w="5055" w:type="dxa"/>
+            <w:gridSpan w:val="7"/>
+            <w:tcMar>
+              <w:left w:w="30" w:type="dxa"/>
+              <w:right w:w="30" w:type="dxa"/>
+            </w:tcMar>
+            <w:tmTcPr id="1786660286" protected="0"/>
+            <w:tcPrChange w:id="23" w:author="" w:date="1970-01-01T01:00:00Z" w:revision="0">
+              <w:tcPr>
+                <w:tcW w:w="5055" w:type="dxa"/>
+                <w:gridSpan w:val="5"/>
+                <w:shd w:val="none"/>
+                <w:tcMar>
+                  <w:top w:w="0" w:type="dxa"/>
+                  <w:left w:w="30" w:type="dxa"/>
+                  <w:bottom w:w="0" w:type="dxa"/>
+                  <w:right w:w="30" w:type="dxa"/>
+                </w:tcMar>
+                <w:tcBorders>
+                  <w:top w:val="nil" w:sz="0" w:space="0" w:color="000000" tmln="20, 20, 20, 0, 0"/>
+                  <w:left w:val="nil" w:sz="0" w:space="0" w:color="000000" tmln="20, 20, 20, 0, 0"/>
+                  <w:bottom w:val="nil" w:sz="0" w:space="0" w:color="000000" tmln="20, 20, 20, 0, 0"/>
+                  <w:right w:val="nil" w:sz="0" w:space="0" w:color="000000" tmln="20, 20, 20, 0, 0"/>
+                  <w:tl2br w:val="nil" w:sz="0" w:space="0" w:color="000000" tmln="20, 20, 20, 0, 0"/>
+                  <w:tr2bl w:val="nil" w:sz="0" w:space="0" w:color="000000" tmln="20, 20, 20, 0, 0"/>
+                </w:tcBorders>
+                <w:tmTcPr id="1786660286" protected="0"/>
+              </w:tcPr>
+            </w:tcPrChange>
+          </w:tcPr>
+          <w:p>
+            <w:pPr>
+              <w:spacing w:after="0" w:line="240" w:lineRule="auto"/>
+              <w:rPr>
+                <w:rFonts w:ascii="Roboto" w:hAnsi="Roboto" w:eastAsia="Roboto" w:cs="Roboto"/>
+                <w:color w:val="000000"/>
+                <w:sz w:val="20"/>
+                <w:szCs w:val="20"/>
+              </w:rPr>
+            </w:pPr>
+            <w:r>
+              <w:rPr>
+                <w:rFonts w:ascii="Roboto" w:hAnsi="Roboto" w:eastAsia="Roboto" w:cs="Roboto"/>
                 <w:color w:val="000000"/>
                 <w:sz w:val="20"/>
                 <w:szCs w:val="20"/>
@@ -794,88 +1256,153 @@
         </w:tc>
         <w:tc>
           <w:tcPr>
-            <w:tcW w:w="1559" w:type="dxa"/>
-            <w:gridSpan w:val="2"/>
-            <w:tcMar>
-              <w:left w:w="30" w:type="dxa"/>
-              <w:right w:w="30" w:type="dxa"/>
-            </w:tcMar>
-            <w:tmTcPr id="1786490043" protected="0"/>
+            <w:tcW w:w="1560" w:type="dxa"/>
+            <w:gridSpan w:val="3"/>
+            <w:tcMar>
+              <w:left w:w="30" w:type="dxa"/>
+              <w:right w:w="30" w:type="dxa"/>
+            </w:tcMar>
+            <w:tmTcPr id="1786660286" protected="0"/>
+            <w:tcPrChange w:id="24" w:author="" w:date="1970-01-01T01:00:00Z" w:revision="0">
+              <w:tcPr>
+                <w:tcW w:w="1560" w:type="dxa"/>
+                <w:gridSpan w:val="2"/>
+                <w:shd w:val="none"/>
+                <w:tcMar>
+                  <w:top w:w="0" w:type="dxa"/>
+                  <w:left w:w="30" w:type="dxa"/>
+                  <w:bottom w:w="0" w:type="dxa"/>
+                  <w:right w:w="30" w:type="dxa"/>
+                </w:tcMar>
+                <w:tcBorders>
+                  <w:top w:val="nil" w:sz="0" w:space="0" w:color="000000" tmln="20, 20, 20, 0, 0"/>
+                  <w:left w:val="nil" w:sz="0" w:space="0" w:color="000000" tmln="20, 20, 20, 0, 0"/>
+                  <w:bottom w:val="nil" w:sz="0" w:space="0" w:color="000000" tmln="20, 20, 20, 0, 0"/>
+                  <w:right w:val="nil" w:sz="0" w:space="0" w:color="000000" tmln="20, 20, 20, 0, 0"/>
+                  <w:tl2br w:val="nil" w:sz="0" w:space="0" w:color="000000" tmln="20, 20, 20, 0, 0"/>
+                  <w:tr2bl w:val="nil" w:sz="0" w:space="0" w:color="000000" tmln="20, 20, 20, 0, 0"/>
+                </w:tcBorders>
+                <w:tmTcPr id="1786660286" protected="0"/>
+              </w:tcPr>
+            </w:tcPrChange>
           </w:tcPr>
           <w:p>
             <w:pPr>
               <w:spacing w:after="0" w:line="240" w:lineRule="auto"/>
               <w:jc w:val="right"/>
               <w:rPr>
-                <w:rFonts w:ascii="Roboto" w:hAnsi="Roboto" w:cs="Roboto"/>
-                <w:color w:val="000000"/>
-                <w:sz w:val="20"/>
-                <w:szCs w:val="20"/>
-              </w:rPr>
-            </w:pPr>
-            <w:r>
-              <w:rPr>
-                <w:rFonts w:ascii="Roboto" w:hAnsi="Roboto" w:cs="Roboto"/>
-                <w:color w:val="000000"/>
-                <w:sz w:val="20"/>
-                <w:szCs w:val="20"/>
-              </w:rPr>
-            </w:r>
-          </w:p>
-        </w:tc>
-        <w:tc>
-          <w:tcPr>
-            <w:tcW w:w="709" w:type="dxa"/>
-            <w:tcMar>
-              <w:left w:w="30" w:type="dxa"/>
-              <w:right w:w="30" w:type="dxa"/>
-            </w:tcMar>
-            <w:tmTcPr id="1786490043" protected="0"/>
-          </w:tcPr>
-          <w:p>
-            <w:pPr>
-              <w:spacing w:after="0" w:line="240" w:lineRule="auto"/>
-              <w:rPr>
-                <w:rFonts w:ascii="Roboto" w:hAnsi="Roboto" w:cs="Roboto"/>
-                <w:color w:val="000000"/>
-                <w:sz w:val="20"/>
-                <w:szCs w:val="20"/>
-              </w:rPr>
-            </w:pPr>
-            <w:r>
-              <w:rPr>
-                <w:rFonts w:ascii="Roboto" w:hAnsi="Roboto" w:cs="Roboto"/>
-                <w:color w:val="000000"/>
-                <w:sz w:val="20"/>
-                <w:szCs w:val="20"/>
-              </w:rPr>
-            </w:r>
-          </w:p>
-        </w:tc>
-        <w:tc>
-          <w:tcPr>
-            <w:tcW w:w="3113" w:type="dxa"/>
-            <w:gridSpan w:val="6"/>
-            <w:tcMar>
-              <w:left w:w="30" w:type="dxa"/>
-              <w:right w:w="30" w:type="dxa"/>
-            </w:tcMar>
-            <w:tmTcPr id="1786490043" protected="0"/>
+                <w:rFonts w:ascii="Roboto" w:hAnsi="Roboto" w:eastAsia="Roboto" w:cs="Roboto"/>
+                <w:color w:val="000000"/>
+                <w:sz w:val="20"/>
+                <w:szCs w:val="20"/>
+              </w:rPr>
+            </w:pPr>
+            <w:r>
+              <w:rPr>
+                <w:rFonts w:ascii="Roboto" w:hAnsi="Roboto" w:eastAsia="Roboto" w:cs="Roboto"/>
+                <w:color w:val="000000"/>
+                <w:sz w:val="20"/>
+                <w:szCs w:val="20"/>
+              </w:rPr>
+            </w:r>
+          </w:p>
+        </w:tc>
+        <w:tc>
+          <w:tcPr>
+            <w:tcW w:w="705" w:type="dxa"/>
+            <w:tcMar>
+              <w:left w:w="30" w:type="dxa"/>
+              <w:right w:w="30" w:type="dxa"/>
+            </w:tcMar>
+            <w:tmTcPr id="1786660286" protected="0"/>
+            <w:tcPrChange w:id="25" w:author="" w:date="1970-01-01T01:00:00Z" w:revision="0">
+              <w:tcPr>
+                <w:tcW w:w="705" w:type="dxa"/>
+                <w:shd w:val="none"/>
+                <w:tcMar>
+                  <w:top w:w="0" w:type="dxa"/>
+                  <w:left w:w="30" w:type="dxa"/>
+                  <w:bottom w:w="0" w:type="dxa"/>
+                  <w:right w:w="30" w:type="dxa"/>
+                </w:tcMar>
+                <w:tcBorders>
+                  <w:top w:val="nil" w:sz="0" w:space="0" w:color="000000" tmln="20, 20, 20, 0, 0"/>
+                  <w:left w:val="nil" w:sz="0" w:space="0" w:color="000000" tmln="20, 20, 20, 0, 0"/>
+                  <w:bottom w:val="nil" w:sz="0" w:space="0" w:color="000000" tmln="20, 20, 20, 0, 0"/>
+                  <w:right w:val="nil" w:sz="0" w:space="0" w:color="000000" tmln="20, 20, 20, 0, 0"/>
+                  <w:tl2br w:val="nil" w:sz="0" w:space="0" w:color="000000" tmln="20, 20, 20, 0, 0"/>
+                  <w:tr2bl w:val="nil" w:sz="0" w:space="0" w:color="000000" tmln="20, 20, 20, 0, 0"/>
+                </w:tcBorders>
+                <w:tmTcPr id="1786660286" protected="0"/>
+              </w:tcPr>
+            </w:tcPrChange>
+          </w:tcPr>
+          <w:p>
+            <w:pPr>
+              <w:spacing w:after="0" w:line="240" w:lineRule="auto"/>
+              <w:rPr>
+                <w:rFonts w:ascii="Roboto" w:hAnsi="Roboto" w:eastAsia="Roboto" w:cs="Roboto"/>
+                <w:color w:val="000000"/>
+                <w:sz w:val="20"/>
+                <w:szCs w:val="20"/>
+              </w:rPr>
+            </w:pPr>
+            <w:r>
+              <w:rPr>
+                <w:rFonts w:ascii="Roboto" w:hAnsi="Roboto" w:eastAsia="Roboto" w:cs="Roboto"/>
+                <w:color w:val="000000"/>
+                <w:sz w:val="20"/>
+                <w:szCs w:val="20"/>
+              </w:rPr>
+            </w:r>
+          </w:p>
+        </w:tc>
+        <w:tc>
+          <w:tcPr>
+            <w:tcW w:w="3195" w:type="dxa"/>
+            <w:gridSpan w:val="8"/>
+            <w:tcMar>
+              <w:left w:w="30" w:type="dxa"/>
+              <w:right w:w="30" w:type="dxa"/>
+            </w:tcMar>
+            <w:tmTcPr id="1786660286" protected="0"/>
+            <w:tcPrChange w:id="26" w:author="" w:date="1970-01-01T01:00:00Z" w:revision="0">
+              <w:tcPr>
+                <w:tcW w:w="3195" w:type="dxa"/>
+                <w:gridSpan w:val="6"/>
+                <w:shd w:val="none"/>
+                <w:tcMar>
+                  <w:top w:w="0" w:type="dxa"/>
+                  <w:left w:w="30" w:type="dxa"/>
+                  <w:bottom w:w="0" w:type="dxa"/>
+                  <w:right w:w="30" w:type="dxa"/>
+                </w:tcMar>
+                <w:tcBorders>
+                  <w:top w:val="nil" w:sz="0" w:space="0" w:color="000000" tmln="20, 20, 20, 0, 0"/>
+                  <w:left w:val="nil" w:sz="0" w:space="0" w:color="000000" tmln="20, 20, 20, 0, 0"/>
+                  <w:bottom w:val="nil" w:sz="0" w:space="0" w:color="000000" tmln="20, 20, 20, 0, 0"/>
+                  <w:right w:val="nil" w:sz="0" w:space="0" w:color="000000" tmln="20, 20, 20, 0, 0"/>
+                  <w:tl2br w:val="nil" w:sz="0" w:space="0" w:color="000000" tmln="20, 20, 20, 0, 0"/>
+                  <w:tr2bl w:val="nil" w:sz="0" w:space="0" w:color="000000" tmln="20, 20, 20, 0, 0"/>
+                </w:tcBorders>
+                <w:tmTcPr id="1786660286" protected="0"/>
+              </w:tcPr>
+            </w:tcPrChange>
           </w:tcPr>
           <w:p>
             <w:pPr>
               <w:spacing w:after="0" w:line="240" w:lineRule="auto"/>
               <w:jc w:val="right"/>
               <w:rPr>
-                <w:rFonts w:ascii="Roboto" w:hAnsi="Roboto" w:cs="Roboto"/>
-                <w:color w:val="000000"/>
-                <w:sz w:val="20"/>
-                <w:szCs w:val="20"/>
-              </w:rPr>
-            </w:pPr>
-            <w:r>
-              <w:rPr>
-                <w:rFonts w:ascii="Roboto" w:hAnsi="Roboto" w:cs="Roboto"/>
+                <w:rFonts w:ascii="Roboto" w:hAnsi="Roboto" w:eastAsia="Roboto" w:cs="Roboto"/>
+                <w:color w:val="000000"/>
+                <w:sz w:val="20"/>
+                <w:szCs w:val="20"/>
+              </w:rPr>
+            </w:pPr>
+            <w:r>
+              <w:rPr>
+                <w:rFonts w:ascii="Roboto" w:hAnsi="Roboto" w:eastAsia="Roboto" w:cs="Roboto"/>
                 <w:color w:val="000000"/>
                 <w:sz w:val="20"/>
                 <w:szCs w:val="20"/>
@@ -889,60 +1416,110 @@
           <w:tblHeader w:val="0"/>
           <w:cantSplit w:val="0"/>
           <w:trHeight w:val="227" w:hRule="atLeast"/>
+          <w:trPrChange w:id="27" w:author="" w:date="1970-01-01T01:00:00Z" w:revision="0">
+            <w:trPr>
+              <w:tblHeader w:val="0"/>
+              <w:cantSplit w:val="0"/>
+              <w:trHeight w:val="0" w:hRule="auto"/>
+            </w:trPr>
+          </w:trPrChange>
         </w:trPr>
         <w:tc>
           <w:tcPr>
-            <w:tcW w:w="410" w:type="dxa"/>
-            <w:tcMar>
-              <w:left w:w="30" w:type="dxa"/>
-              <w:right w:w="30" w:type="dxa"/>
-            </w:tcMar>
-            <w:tmTcPr id="1786490043" protected="0"/>
+            <w:tcW w:w="405" w:type="dxa"/>
+            <w:tcMar>
+              <w:left w:w="30" w:type="dxa"/>
+              <w:right w:w="30" w:type="dxa"/>
+            </w:tcMar>
+            <w:tmTcPr id="1786660286" protected="0"/>
+            <w:tcPrChange w:id="28" w:author="" w:date="1970-01-01T01:00:00Z" w:revision="0">
+              <w:tcPr>
+                <w:tcW w:w="405" w:type="dxa"/>
+                <w:shd w:val="none"/>
+                <w:tcMar>
+                  <w:top w:w="0" w:type="dxa"/>
+                  <w:left w:w="30" w:type="dxa"/>
+                  <w:bottom w:w="0" w:type="dxa"/>
+                  <w:right w:w="30" w:type="dxa"/>
+                </w:tcMar>
+                <w:tcBorders>
+                  <w:top w:val="nil" w:sz="0" w:space="0" w:color="000000" tmln="20, 20, 20, 0, 0"/>
+                  <w:left w:val="nil" w:sz="0" w:space="0" w:color="000000" tmln="20, 20, 20, 0, 0"/>
+                  <w:bottom w:val="nil" w:sz="0" w:space="0" w:color="000000" tmln="20, 20, 20, 0, 0"/>
+                  <w:right w:val="nil" w:sz="0" w:space="0" w:color="000000" tmln="20, 20, 20, 0, 0"/>
+                  <w:tl2br w:val="nil" w:sz="0" w:space="0" w:color="000000" tmln="20, 20, 20, 0, 0"/>
+                  <w:tr2bl w:val="nil" w:sz="0" w:space="0" w:color="000000" tmln="20, 20, 20, 0, 0"/>
+                </w:tcBorders>
+                <w:tmTcPr id="1786660286" protected="0"/>
+              </w:tcPr>
+            </w:tcPrChange>
           </w:tcPr>
           <w:p>
             <w:pPr>
               <w:spacing w:after="0" w:line="240" w:lineRule="auto"/>
               <w:jc w:val="right"/>
               <w:rPr>
-                <w:rFonts w:ascii="Roboto" w:hAnsi="Roboto" w:cs="Roboto"/>
-                <w:color w:val="000000"/>
-                <w:sz w:val="20"/>
-                <w:szCs w:val="20"/>
-              </w:rPr>
-            </w:pPr>
-            <w:r>
-              <w:rPr>
-                <w:rFonts w:ascii="Roboto" w:hAnsi="Roboto" w:cs="Roboto"/>
-                <w:color w:val="000000"/>
-                <w:sz w:val="20"/>
-                <w:szCs w:val="20"/>
-              </w:rPr>
-            </w:r>
-          </w:p>
-        </w:tc>
-        <w:tc>
-          <w:tcPr>
-            <w:tcW w:w="5007" w:type="dxa"/>
-            <w:gridSpan w:val="5"/>
-            <w:tcMar>
-              <w:left w:w="30" w:type="dxa"/>
-              <w:right w:w="30" w:type="dxa"/>
-            </w:tcMar>
-            <w:tmTcPr id="1786490043" protected="0"/>
-          </w:tcPr>
-          <w:p>
-            <w:pPr>
-              <w:spacing w:after="0" w:line="240" w:lineRule="auto"/>
-              <w:rPr>
-                <w:rFonts w:ascii="Roboto" w:hAnsi="Roboto" w:cs="Roboto"/>
-                <w:color w:val="000000"/>
-                <w:sz w:val="20"/>
-                <w:szCs w:val="20"/>
-              </w:rPr>
-            </w:pPr>
-            <w:r>
-              <w:rPr>
-                <w:rFonts w:ascii="Roboto" w:hAnsi="Roboto" w:cs="Roboto"/>
+                <w:rFonts w:ascii="Roboto" w:hAnsi="Roboto" w:eastAsia="Roboto" w:cs="Roboto"/>
+                <w:color w:val="000000"/>
+                <w:sz w:val="20"/>
+                <w:szCs w:val="20"/>
+              </w:rPr>
+            </w:pPr>
+            <w:r>
+              <w:rPr>
+                <w:rFonts w:ascii="Roboto" w:hAnsi="Roboto" w:eastAsia="Roboto" w:cs="Roboto"/>
+                <w:color w:val="000000"/>
+                <w:sz w:val="20"/>
+                <w:szCs w:val="20"/>
+              </w:rPr>
+            </w:r>
+          </w:p>
+        </w:tc>
+        <w:tc>
+          <w:tcPr>
+            <w:tcW w:w="5055" w:type="dxa"/>
+            <w:gridSpan w:val="7"/>
+            <w:tcMar>
+              <w:left w:w="30" w:type="dxa"/>
+              <w:right w:w="30" w:type="dxa"/>
+            </w:tcMar>
+            <w:tmTcPr id="1786660286" protected="0"/>
+            <w:tcPrChange w:id="29" w:author="" w:date="1970-01-01T01:00:00Z" w:revision="0">
+              <w:tcPr>
+                <w:tcW w:w="5055" w:type="dxa"/>
+                <w:gridSpan w:val="5"/>
+                <w:shd w:val="none"/>
+                <w:tcMar>
+                  <w:top w:w="0" w:type="dxa"/>
+                  <w:left w:w="30" w:type="dxa"/>
+                  <w:bottom w:w="0" w:type="dxa"/>
+                  <w:right w:w="30" w:type="dxa"/>
+                </w:tcMar>
+                <w:tcBorders>
+                  <w:top w:val="nil" w:sz="0" w:space="0" w:color="000000" tmln="20, 20, 20, 0, 0"/>
+                  <w:left w:val="nil" w:sz="0" w:space="0" w:color="000000" tmln="20, 20, 20, 0, 0"/>
+                  <w:bottom w:val="nil" w:sz="0" w:space="0" w:color="000000" tmln="20, 20, 20, 0, 0"/>
+                  <w:right w:val="nil" w:sz="0" w:space="0" w:color="000000" tmln="20, 20, 20, 0, 0"/>
+                  <w:tl2br w:val="nil" w:sz="0" w:space="0" w:color="000000" tmln="20, 20, 20, 0, 0"/>
+                  <w:tr2bl w:val="nil" w:sz="0" w:space="0" w:color="000000" tmln="20, 20, 20, 0, 0"/>
+                </w:tcBorders>
+                <w:tmTcPr id="1786660286" protected="0"/>
+              </w:tcPr>
+            </w:tcPrChange>
+          </w:tcPr>
+          <w:p>
+            <w:pPr>
+              <w:spacing w:after="0" w:line="240" w:lineRule="auto"/>
+              <w:rPr>
+                <w:rFonts w:ascii="Roboto" w:hAnsi="Roboto" w:eastAsia="Roboto" w:cs="Roboto"/>
+                <w:color w:val="000000"/>
+                <w:sz w:val="20"/>
+                <w:szCs w:val="20"/>
+              </w:rPr>
+            </w:pPr>
+            <w:r>
+              <w:rPr>
+                <w:rFonts w:ascii="Roboto" w:hAnsi="Roboto" w:eastAsia="Roboto" w:cs="Roboto"/>
                 <w:color w:val="000000"/>
                 <w:sz w:val="20"/>
                 <w:szCs w:val="20"/>
@@ -953,87 +1530,152 @@
         </w:tc>
         <w:tc>
           <w:tcPr>
-            <w:tcW w:w="1559" w:type="dxa"/>
-            <w:gridSpan w:val="2"/>
-            <w:tcMar>
-              <w:left w:w="30" w:type="dxa"/>
-              <w:right w:w="30" w:type="dxa"/>
-            </w:tcMar>
-            <w:tmTcPr id="1786490043" protected="0"/>
-          </w:tcPr>
-          <w:p>
-            <w:pPr>
-              <w:spacing w:after="0" w:line="240" w:lineRule="auto"/>
-              <w:rPr>
-                <w:rFonts w:ascii="Roboto" w:hAnsi="Roboto" w:cs="Roboto"/>
-                <w:color w:val="000000"/>
-                <w:sz w:val="20"/>
-                <w:szCs w:val="20"/>
-              </w:rPr>
-            </w:pPr>
-            <w:r>
-              <w:rPr>
-                <w:rFonts w:ascii="Roboto" w:hAnsi="Roboto" w:cs="Roboto"/>
-                <w:color w:val="000000"/>
-                <w:sz w:val="20"/>
-                <w:szCs w:val="20"/>
-              </w:rPr>
-            </w:r>
-          </w:p>
-        </w:tc>
-        <w:tc>
-          <w:tcPr>
-            <w:tcW w:w="709" w:type="dxa"/>
-            <w:tcMar>
-              <w:left w:w="30" w:type="dxa"/>
-              <w:right w:w="30" w:type="dxa"/>
-            </w:tcMar>
-            <w:tmTcPr id="1786490043" protected="0"/>
-          </w:tcPr>
-          <w:p>
-            <w:pPr>
-              <w:spacing w:after="0" w:line="240" w:lineRule="auto"/>
-              <w:rPr>
-                <w:rFonts w:ascii="Roboto" w:hAnsi="Roboto" w:cs="Roboto"/>
-                <w:color w:val="000000"/>
-                <w:sz w:val="20"/>
-                <w:szCs w:val="20"/>
-              </w:rPr>
-            </w:pPr>
-            <w:r>
-              <w:rPr>
-                <w:rFonts w:ascii="Roboto" w:hAnsi="Roboto" w:cs="Roboto"/>
-                <w:color w:val="000000"/>
-                <w:sz w:val="20"/>
-                <w:szCs w:val="20"/>
-              </w:rPr>
-            </w:r>
-          </w:p>
-        </w:tc>
-        <w:tc>
-          <w:tcPr>
-            <w:tcW w:w="283" w:type="dxa"/>
-            <w:gridSpan w:val="2"/>
-            <w:tcMar>
-              <w:left w:w="30" w:type="dxa"/>
-              <w:right w:w="30" w:type="dxa"/>
-            </w:tcMar>
-            <w:tmTcPr id="1786490043" protected="0"/>
+            <w:tcW w:w="1560" w:type="dxa"/>
+            <w:gridSpan w:val="3"/>
+            <w:tcMar>
+              <w:left w:w="30" w:type="dxa"/>
+              <w:right w:w="30" w:type="dxa"/>
+            </w:tcMar>
+            <w:tmTcPr id="1786660286" protected="0"/>
+            <w:tcPrChange w:id="30" w:author="" w:date="1970-01-01T01:00:00Z" w:revision="0">
+              <w:tcPr>
+                <w:tcW w:w="1560" w:type="dxa"/>
+                <w:gridSpan w:val="2"/>
+                <w:shd w:val="none"/>
+                <w:tcMar>
+                  <w:top w:w="0" w:type="dxa"/>
+                  <w:left w:w="30" w:type="dxa"/>
+                  <w:bottom w:w="0" w:type="dxa"/>
+                  <w:right w:w="30" w:type="dxa"/>
+                </w:tcMar>
+                <w:tcBorders>
+                  <w:top w:val="nil" w:sz="0" w:space="0" w:color="000000" tmln="20, 20, 20, 0, 0"/>
+                  <w:left w:val="nil" w:sz="0" w:space="0" w:color="000000" tmln="20, 20, 20, 0, 0"/>
+                  <w:bottom w:val="nil" w:sz="0" w:space="0" w:color="000000" tmln="20, 20, 20, 0, 0"/>
+                  <w:right w:val="nil" w:sz="0" w:space="0" w:color="000000" tmln="20, 20, 20, 0, 0"/>
+                  <w:tl2br w:val="nil" w:sz="0" w:space="0" w:color="000000" tmln="20, 20, 20, 0, 0"/>
+                  <w:tr2bl w:val="nil" w:sz="0" w:space="0" w:color="000000" tmln="20, 20, 20, 0, 0"/>
+                </w:tcBorders>
+                <w:tmTcPr id="1786660286" protected="0"/>
+              </w:tcPr>
+            </w:tcPrChange>
+          </w:tcPr>
+          <w:p>
+            <w:pPr>
+              <w:spacing w:after="0" w:line="240" w:lineRule="auto"/>
+              <w:rPr>
+                <w:rFonts w:ascii="Roboto" w:hAnsi="Roboto" w:eastAsia="Roboto" w:cs="Roboto"/>
+                <w:color w:val="000000"/>
+                <w:sz w:val="20"/>
+                <w:szCs w:val="20"/>
+              </w:rPr>
+            </w:pPr>
+            <w:r>
+              <w:rPr>
+                <w:rFonts w:ascii="Roboto" w:hAnsi="Roboto" w:eastAsia="Roboto" w:cs="Roboto"/>
+                <w:color w:val="000000"/>
+                <w:sz w:val="20"/>
+                <w:szCs w:val="20"/>
+              </w:rPr>
+            </w:r>
+          </w:p>
+        </w:tc>
+        <w:tc>
+          <w:tcPr>
+            <w:tcW w:w="705" w:type="dxa"/>
+            <w:tcMar>
+              <w:left w:w="30" w:type="dxa"/>
+              <w:right w:w="30" w:type="dxa"/>
+            </w:tcMar>
+            <w:tmTcPr id="1786660286" protected="0"/>
+            <w:tcPrChange w:id="31" w:author="" w:date="1970-01-01T01:00:00Z" w:revision="0">
+              <w:tcPr>
+                <w:tcW w:w="705" w:type="dxa"/>
+                <w:shd w:val="none"/>
+                <w:tcMar>
+                  <w:top w:w="0" w:type="dxa"/>
+                  <w:left w:w="30" w:type="dxa"/>
+                  <w:bottom w:w="0" w:type="dxa"/>
+                  <w:right w:w="30" w:type="dxa"/>
+                </w:tcMar>
+                <w:tcBorders>
+                  <w:top w:val="nil" w:sz="0" w:space="0" w:color="000000" tmln="20, 20, 20, 0, 0"/>
+                  <w:left w:val="nil" w:sz="0" w:space="0" w:color="000000" tmln="20, 20, 20, 0, 0"/>
+                  <w:bottom w:val="nil" w:sz="0" w:space="0" w:color="000000" tmln="20, 20, 20, 0, 0"/>
+                  <w:right w:val="nil" w:sz="0" w:space="0" w:color="000000" tmln="20, 20, 20, 0, 0"/>
+                  <w:tl2br w:val="nil" w:sz="0" w:space="0" w:color="000000" tmln="20, 20, 20, 0, 0"/>
+                  <w:tr2bl w:val="nil" w:sz="0" w:space="0" w:color="000000" tmln="20, 20, 20, 0, 0"/>
+                </w:tcBorders>
+                <w:tmTcPr id="1786660286" protected="0"/>
+              </w:tcPr>
+            </w:tcPrChange>
+          </w:tcPr>
+          <w:p>
+            <w:pPr>
+              <w:spacing w:after="0" w:line="240" w:lineRule="auto"/>
+              <w:rPr>
+                <w:rFonts w:ascii="Roboto" w:hAnsi="Roboto" w:eastAsia="Roboto" w:cs="Roboto"/>
+                <w:color w:val="000000"/>
+                <w:sz w:val="20"/>
+                <w:szCs w:val="20"/>
+              </w:rPr>
+            </w:pPr>
+            <w:r>
+              <w:rPr>
+                <w:rFonts w:ascii="Roboto" w:hAnsi="Roboto" w:eastAsia="Roboto" w:cs="Roboto"/>
+                <w:color w:val="000000"/>
+                <w:sz w:val="20"/>
+                <w:szCs w:val="20"/>
+              </w:rPr>
+            </w:r>
+          </w:p>
+        </w:tc>
+        <w:tc>
+          <w:tcPr>
+            <w:tcW w:w="375" w:type="dxa"/>
+            <w:gridSpan w:val="3"/>
+            <w:tcMar>
+              <w:left w:w="30" w:type="dxa"/>
+              <w:right w:w="30" w:type="dxa"/>
+            </w:tcMar>
+            <w:tmTcPr id="1786660286" protected="0"/>
+            <w:tcPrChange w:id="32" w:author="" w:date="1970-01-01T01:00:00Z" w:revision="0">
+              <w:tcPr>
+                <w:tcW w:w="375" w:type="dxa"/>
+                <w:gridSpan w:val="2"/>
+                <w:shd w:val="none"/>
+                <w:tcMar>
+                  <w:top w:w="0" w:type="dxa"/>
+                  <w:left w:w="30" w:type="dxa"/>
+                  <w:bottom w:w="0" w:type="dxa"/>
+                  <w:right w:w="30" w:type="dxa"/>
+                </w:tcMar>
+                <w:tcBorders>
+                  <w:top w:val="nil" w:sz="0" w:space="0" w:color="000000" tmln="20, 20, 20, 0, 0"/>
+                  <w:left w:val="nil" w:sz="0" w:space="0" w:color="000000" tmln="20, 20, 20, 0, 0"/>
+                  <w:bottom w:val="nil" w:sz="0" w:space="0" w:color="000000" tmln="20, 20, 20, 0, 0"/>
+                  <w:right w:val="nil" w:sz="0" w:space="0" w:color="000000" tmln="20, 20, 20, 0, 0"/>
+                  <w:tl2br w:val="nil" w:sz="0" w:space="0" w:color="000000" tmln="20, 20, 20, 0, 0"/>
+                  <w:tr2bl w:val="nil" w:sz="0" w:space="0" w:color="000000" tmln="20, 20, 20, 0, 0"/>
+                </w:tcBorders>
+                <w:tmTcPr id="1786660286" protected="0"/>
+              </w:tcPr>
+            </w:tcPrChange>
           </w:tcPr>
           <w:p>
             <w:pPr>
               <w:spacing w:after="0" w:line="240" w:lineRule="auto"/>
               <w:jc w:val="right"/>
               <w:rPr>
-                <w:rFonts w:ascii="Roboto" w:hAnsi="Roboto" w:cs="Roboto"/>
-                <w:color w:val="000000"/>
-                <w:sz w:val="20"/>
-                <w:szCs w:val="20"/>
-              </w:rPr>
-            </w:pPr>
-            <w:r>
-              <w:rPr>
-                <w:rFonts w:ascii="Roboto" w:hAnsi="Roboto" w:cs="Roboto"/>
+                <w:rFonts w:ascii="Roboto" w:hAnsi="Roboto" w:eastAsia="Roboto" w:cs="Roboto"/>
+                <w:color w:val="000000"/>
+                <w:sz w:val="20"/>
+                <w:szCs w:val="20"/>
+              </w:rPr>
+            </w:pPr>
+            <w:r>
+              <w:rPr>
+                <w:rFonts w:ascii="Roboto" w:hAnsi="Roboto" w:eastAsia="Roboto" w:cs="Roboto"/>
                 <w:color w:val="000000"/>
                 <w:sz w:val="20"/>
                 <w:szCs w:val="20"/>
@@ -1047,30 +1689,59 @@
           <w:tblHeader w:val="0"/>
           <w:cantSplit w:val="0"/>
           <w:trHeight w:val="780" w:hRule="atLeast"/>
+          <w:trPrChange w:id="33" w:author="" w:date="1970-01-01T01:00:00Z" w:revision="0">
+            <w:trPr>
+              <w:tblHeader w:val="0"/>
+              <w:cantSplit w:val="0"/>
+              <w:trHeight w:val="0" w:hRule="auto"/>
+            </w:trPr>
+          </w:trPrChange>
         </w:trPr>
         <w:tc>
           <w:tcPr>
-            <w:tcW w:w="10388" w:type="dxa"/>
-            <w:gridSpan w:val="14"/>
-            <w:tcMar>
-              <w:left w:w="30" w:type="dxa"/>
-              <w:right w:w="30" w:type="dxa"/>
-            </w:tcMar>
-            <w:tmTcPr id="1786490043" protected="0"/>
-          </w:tcPr>
-          <w:p>
-            <w:pPr>
-              <w:spacing w:after="0" w:line="240" w:lineRule="auto"/>
-              <w:rPr>
-                <w:rFonts w:ascii="Roboto" w:hAnsi="Roboto" w:cs="Roboto"/>
-                <w:color w:val="000000"/>
-                <w:sz w:val="20"/>
-                <w:szCs w:val="20"/>
-              </w:rPr>
-            </w:pPr>
-            <w:r>
-              <w:rPr>
-                <w:rFonts w:ascii="Roboto" w:hAnsi="Roboto" w:cs="Roboto"/>
+            <w:tcW w:w="10515" w:type="dxa"/>
+            <w:gridSpan w:val="19"/>
+            <w:tcMar>
+              <w:left w:w="30" w:type="dxa"/>
+              <w:right w:w="30" w:type="dxa"/>
+            </w:tcMar>
+            <w:tmTcPr id="1786660286" protected="0"/>
+            <w:tcPrChange w:id="34" w:author="" w:date="1970-01-01T01:00:00Z" w:revision="0">
+              <w:tcPr>
+                <w:tcW w:w="10515" w:type="dxa"/>
+                <w:gridSpan w:val="14"/>
+                <w:shd w:val="none"/>
+                <w:tcMar>
+                  <w:top w:w="0" w:type="dxa"/>
+                  <w:left w:w="30" w:type="dxa"/>
+                  <w:bottom w:w="0" w:type="dxa"/>
+                  <w:right w:w="30" w:type="dxa"/>
+                </w:tcMar>
+                <w:tcBorders>
+                  <w:top w:val="nil" w:sz="0" w:space="0" w:color="000000" tmln="20, 20, 20, 0, 0"/>
+                  <w:left w:val="nil" w:sz="0" w:space="0" w:color="000000" tmln="20, 20, 20, 0, 0"/>
+                  <w:bottom w:val="nil" w:sz="0" w:space="0" w:color="000000" tmln="20, 20, 20, 0, 0"/>
+                  <w:right w:val="nil" w:sz="0" w:space="0" w:color="000000" tmln="20, 20, 20, 0, 0"/>
+                  <w:tl2br w:val="nil" w:sz="0" w:space="0" w:color="000000" tmln="20, 20, 20, 0, 0"/>
+                  <w:tr2bl w:val="nil" w:sz="0" w:space="0" w:color="000000" tmln="20, 20, 20, 0, 0"/>
+                </w:tcBorders>
+                <w:tmTcPr id="1786660286" protected="0"/>
+              </w:tcPr>
+            </w:tcPrChange>
+          </w:tcPr>
+          <w:p>
+            <w:pPr>
+              <w:spacing w:after="0" w:line="240" w:lineRule="auto"/>
+              <w:rPr>
+                <w:rFonts w:ascii="Roboto" w:hAnsi="Roboto" w:eastAsia="Roboto" w:cs="Roboto"/>
+                <w:color w:val="000000"/>
+                <w:sz w:val="20"/>
+                <w:szCs w:val="20"/>
+              </w:rPr>
+            </w:pPr>
+            <w:r>
+              <w:rPr>
+                <w:rFonts w:ascii="Roboto" w:hAnsi="Roboto" w:eastAsia="Roboto" w:cs="Roboto"/>
                 <w:color w:val="000000"/>
                 <w:sz w:val="20"/>
                 <w:szCs w:val="20"/>
@@ -1082,20 +1753,36 @@
               <w:spacing w:after="0" w:line="240" w:lineRule="auto"/>
               <w:jc w:val="right"/>
               <w:rPr>
-                <w:rFonts w:ascii="Roboto" w:hAnsi="Roboto" w:cs="Roboto"/>
-                <w:color w:val="000000"/>
-                <w:sz w:val="20"/>
-                <w:szCs w:val="20"/>
-              </w:rPr>
-            </w:pPr>
-            <w:r>
-              <w:rPr>
-                <w:rFonts w:ascii="Roboto" w:hAnsi="Roboto" w:cs="Roboto"/>
-                <w:color w:val="000000"/>
-                <w:sz w:val="20"/>
-                <w:szCs w:val="20"/>
-              </w:rPr>
-              <w:t>Datum: {{ offer.date }}</w:t>
+                <w:rFonts w:ascii="Roboto" w:hAnsi="Roboto" w:eastAsia="Roboto" w:cs="Roboto"/>
+                <w:color w:val="000000"/>
+                <w:sz w:val="20"/>
+                <w:szCs w:val="20"/>
+              </w:rPr>
+            </w:pPr>
+            <w:r>
+              <w:rPr>
+                <w:rFonts w:ascii="Roboto" w:hAnsi="Roboto" w:eastAsia="Roboto" w:cs="Roboto"/>
+                <w:sz w:val="20"/>
+                <w:szCs w:val="20"/>
+              </w:rPr>
+              <w:t>Date</w:t>
+            </w:r>
+            <w:r>
+              <w:rPr>
+                <w:rFonts w:ascii="Roboto" w:hAnsi="Roboto" w:eastAsia="Roboto" w:cs="Roboto"/>
+                <w:color w:val="000000"/>
+                <w:sz w:val="20"/>
+                <w:szCs w:val="20"/>
+              </w:rPr>
+              <w:t>: {{ offer.date }}</w:t>
+            </w:r>
+            <w:r>
+              <w:rPr>
+                <w:rFonts w:ascii="Roboto" w:hAnsi="Roboto" w:eastAsia="Roboto" w:cs="Roboto"/>
+                <w:color w:val="000000"/>
+                <w:sz w:val="20"/>
+                <w:szCs w:val="20"/>
+              </w:rPr>
             </w:r>
           </w:p>
           <w:p>
@@ -1103,20 +1790,36 @@
               <w:spacing w:after="0" w:line="240" w:lineRule="auto"/>
               <w:jc w:val="right"/>
               <w:rPr>
-                <w:rFonts w:ascii="Roboto" w:hAnsi="Roboto" w:cs="Roboto"/>
-                <w:color w:val="000000"/>
-                <w:sz w:val="20"/>
-                <w:szCs w:val="20"/>
-              </w:rPr>
-            </w:pPr>
-            <w:r>
-              <w:rPr>
-                <w:rFonts w:ascii="Roboto" w:hAnsi="Roboto" w:cs="Roboto"/>
-                <w:color w:val="000000"/>
-                <w:sz w:val="20"/>
-                <w:szCs w:val="20"/>
-              </w:rPr>
-              <w:t>Angebotsnummer: {{ offer.number }}</w:t>
+                <w:rFonts w:ascii="Roboto" w:hAnsi="Roboto" w:eastAsia="Roboto" w:cs="Roboto"/>
+                <w:color w:val="000000"/>
+                <w:sz w:val="20"/>
+                <w:szCs w:val="20"/>
+              </w:rPr>
+            </w:pPr>
+            <w:r>
+              <w:rPr>
+                <w:rFonts w:ascii="Roboto" w:hAnsi="Roboto" w:eastAsia="Roboto" w:cs="Roboto"/>
+                <w:sz w:val="20"/>
+                <w:szCs w:val="20"/>
+              </w:rPr>
+              <w:t>Quote Number</w:t>
+            </w:r>
+            <w:r>
+              <w:rPr>
+                <w:rFonts w:ascii="Roboto" w:hAnsi="Roboto" w:eastAsia="Roboto" w:cs="Roboto"/>
+                <w:color w:val="000000"/>
+                <w:sz w:val="20"/>
+                <w:szCs w:val="20"/>
+              </w:rPr>
+              <w:t>: {{ offer.number }}</w:t>
+            </w:r>
+            <w:r>
+              <w:rPr>
+                <w:rFonts w:ascii="Roboto" w:hAnsi="Roboto" w:eastAsia="Roboto" w:cs="Roboto"/>
+                <w:color w:val="000000"/>
+                <w:sz w:val="20"/>
+                <w:szCs w:val="20"/>
+              </w:rPr>
             </w:r>
           </w:p>
           <w:p>
@@ -1124,20 +1827,36 @@
               <w:spacing w:after="0" w:line="240" w:lineRule="auto"/>
               <w:jc w:val="right"/>
               <w:rPr>
-                <w:rFonts w:ascii="Roboto" w:hAnsi="Roboto" w:cs="Roboto"/>
-                <w:color w:val="000000"/>
-                <w:sz w:val="20"/>
-                <w:szCs w:val="20"/>
-              </w:rPr>
-            </w:pPr>
-            <w:r>
-              <w:rPr>
-                <w:rFonts w:ascii="Roboto" w:hAnsi="Roboto" w:cs="Roboto"/>
-                <w:color w:val="000000"/>
-                <w:sz w:val="20"/>
-                <w:szCs w:val="20"/>
-              </w:rPr>
-              <w:t>Gültig bis: {{ offer.valid_until }}</w:t>
+                <w:rFonts w:ascii="Roboto" w:hAnsi="Roboto" w:eastAsia="Roboto" w:cs="Roboto"/>
+                <w:color w:val="000000"/>
+                <w:sz w:val="20"/>
+                <w:szCs w:val="20"/>
+              </w:rPr>
+            </w:pPr>
+            <w:r>
+              <w:rPr>
+                <w:rFonts w:ascii="Roboto" w:hAnsi="Roboto" w:eastAsia="Roboto" w:cs="Roboto"/>
+                <w:sz w:val="20"/>
+                <w:szCs w:val="20"/>
+              </w:rPr>
+              <w:t>Valid Until</w:t>
+            </w:r>
+            <w:r>
+              <w:rPr>
+                <w:rFonts w:ascii="Roboto" w:hAnsi="Roboto" w:eastAsia="Roboto" w:cs="Roboto"/>
+                <w:color w:val="000000"/>
+                <w:sz w:val="20"/>
+                <w:szCs w:val="20"/>
+              </w:rPr>
+              <w:t>: {{ offer.valid_until }}</w:t>
+            </w:r>
+            <w:r>
+              <w:rPr>
+                <w:rFonts w:ascii="Roboto" w:hAnsi="Roboto" w:eastAsia="Roboto" w:cs="Roboto"/>
+                <w:color w:val="000000"/>
+                <w:sz w:val="20"/>
+                <w:szCs w:val="20"/>
+              </w:rPr>
             </w:r>
           </w:p>
           <w:p>
@@ -1145,115 +1864,158 @@
               <w:spacing w:after="0" w:line="240" w:lineRule="auto"/>
               <w:jc w:val="center"/>
               <w:rPr>
-                <w:rFonts w:ascii="Roboto" w:hAnsi="Roboto" w:cs="Roboto"/>
+                <w:rFonts w:ascii="Roboto" w:hAnsi="Roboto" w:eastAsia="Roboto" w:cs="Roboto"/>
                 <w:b/>
+                <w:bCs/>
                 <w:color w:val="000000"/>
                 <w:sz w:val="32"/>
-                <w:szCs w:val="20"/>
-              </w:rPr>
-            </w:pPr>
-            <w:r>
-              <w:rPr>
-                <w:rFonts w:ascii="Roboto" w:hAnsi="Roboto" w:cs="Roboto"/>
+                <w:szCs w:val="32"/>
+              </w:rPr>
+            </w:pPr>
+            <w:r>
+              <w:rPr>
+                <w:rFonts w:ascii="Roboto" w:hAnsi="Roboto" w:eastAsia="Roboto" w:cs="Roboto"/>
                 <w:b/>
-                <w:color w:val="000000"/>
+                <w:bCs/>
                 <w:sz w:val="32"/>
-                <w:szCs w:val="20"/>
-              </w:rPr>
-              <w:t>Angebot</w:t>
-            </w:r>
-          </w:p>
-          <w:p>
-            <w:pPr>
-              <w:spacing w:after="0" w:line="240" w:lineRule="auto"/>
-              <w:rPr>
-                <w:rFonts w:ascii="Roboto" w:hAnsi="Roboto" w:cs="Roboto"/>
-                <w:color w:val="000000"/>
-                <w:sz w:val="20"/>
-                <w:szCs w:val="20"/>
-              </w:rPr>
-            </w:pPr>
-            <w:r>
-              <w:rPr>
-                <w:rFonts w:ascii="Roboto" w:hAnsi="Roboto" w:cs="Roboto"/>
-                <w:color w:val="000000"/>
-                <w:sz w:val="20"/>
-                <w:szCs w:val="20"/>
-              </w:rPr>
-            </w:r>
-          </w:p>
-          <w:p>
-            <w:pPr>
-              <w:spacing w:after="0" w:line="240" w:lineRule="auto"/>
-              <w:rPr>
-                <w:rFonts w:ascii="Roboto" w:hAnsi="Roboto" w:cs="Roboto"/>
-                <w:color w:val="000000"/>
-                <w:sz w:val="20"/>
-                <w:szCs w:val="20"/>
-              </w:rPr>
-            </w:pPr>
-            <w:r>
-              <w:rPr>
-                <w:rFonts w:ascii="Roboto" w:hAnsi="Roboto" w:cs="Roboto"/>
-                <w:color w:val="000000"/>
-                <w:sz w:val="20"/>
-                <w:szCs w:val="20"/>
-              </w:rPr>
-              <w:t xml:space="preserve">Hallo {{ customer.name }}, </w:t>
-            </w:r>
-          </w:p>
-          <w:p>
-            <w:pPr>
-              <w:spacing w:after="0" w:line="240" w:lineRule="auto"/>
-              <w:rPr>
-                <w:rFonts w:ascii="Roboto" w:hAnsi="Roboto" w:cs="Roboto"/>
-                <w:color w:val="000000"/>
-                <w:sz w:val="20"/>
-                <w:szCs w:val="20"/>
-              </w:rPr>
-            </w:pPr>
-            <w:r>
-              <w:rPr>
-                <w:rFonts w:ascii="Roboto" w:hAnsi="Roboto" w:cs="Roboto"/>
-                <w:color w:val="000000"/>
-                <w:sz w:val="20"/>
-                <w:szCs w:val="20"/>
-              </w:rPr>
-            </w:r>
-          </w:p>
-          <w:p>
-            <w:pPr>
-              <w:spacing w:after="0" w:line="240" w:lineRule="auto"/>
-              <w:rPr>
-                <w:rFonts w:ascii="Roboto" w:hAnsi="Roboto" w:cs="Roboto"/>
-                <w:color w:val="000000"/>
-                <w:sz w:val="20"/>
-                <w:szCs w:val="20"/>
-              </w:rPr>
-            </w:pPr>
-            <w:r>
-              <w:rPr>
-                <w:rFonts w:ascii="Roboto" w:hAnsi="Roboto" w:cs="Roboto"/>
-                <w:color w:val="000000"/>
-                <w:sz w:val="20"/>
-                <w:szCs w:val="20"/>
-              </w:rPr>
-              <w:t>vielen Dank für Ihre Anfrage. Wir unterbreiten Ihnen hiermit folgendes Angebot:</w:t>
-            </w:r>
-          </w:p>
-          <w:p>
-            <w:pPr>
-              <w:spacing w:after="0" w:line="240" w:lineRule="auto"/>
-              <w:rPr>
-                <w:rFonts w:ascii="Roboto" w:hAnsi="Roboto" w:cs="Roboto"/>
-                <w:color w:val="000000"/>
-                <w:sz w:val="20"/>
-                <w:szCs w:val="20"/>
-              </w:rPr>
-            </w:pPr>
-            <w:r>
-              <w:rPr>
-                <w:rFonts w:ascii="Roboto" w:hAnsi="Roboto" w:cs="Roboto"/>
+                <w:szCs w:val="32"/>
+              </w:rPr>
+              <w:t>Offer</w:t>
+            </w:r>
+            <w:r>
+              <w:rPr>
+                <w:rFonts w:ascii="Roboto" w:hAnsi="Roboto" w:eastAsia="Roboto" w:cs="Roboto"/>
+                <w:b/>
+                <w:bCs/>
+                <w:color w:val="000000"/>
+                <w:sz w:val="32"/>
+                <w:szCs w:val="32"/>
+              </w:rPr>
+            </w:r>
+          </w:p>
+          <w:p>
+            <w:pPr>
+              <w:spacing w:after="0" w:line="240" w:lineRule="auto"/>
+              <w:rPr>
+                <w:rFonts w:ascii="Roboto" w:hAnsi="Roboto" w:eastAsia="Roboto" w:cs="Roboto"/>
+                <w:color w:val="000000"/>
+                <w:sz w:val="20"/>
+                <w:szCs w:val="20"/>
+              </w:rPr>
+            </w:pPr>
+            <w:r>
+              <w:rPr>
+                <w:rFonts w:ascii="Roboto" w:hAnsi="Roboto" w:eastAsia="Roboto" w:cs="Roboto"/>
+                <w:color w:val="000000"/>
+                <w:sz w:val="20"/>
+                <w:szCs w:val="20"/>
+              </w:rPr>
+            </w:r>
+          </w:p>
+          <w:p>
+            <w:pPr>
+              <w:spacing w:after="0" w:line="240" w:lineRule="auto"/>
+              <w:rPr>
+                <w:rFonts w:ascii="Roboto" w:hAnsi="Roboto" w:eastAsia="Roboto" w:cs="Roboto"/>
+                <w:color w:val="000000"/>
+                <w:sz w:val="20"/>
+                <w:szCs w:val="20"/>
+              </w:rPr>
+            </w:pPr>
+            <w:r>
+              <w:rPr>
+                <w:rFonts w:ascii="Roboto" w:hAnsi="Roboto" w:eastAsia="Roboto" w:cs="Roboto"/>
+                <w:color w:val="000000"/>
+                <w:sz w:val="20"/>
+                <w:szCs w:val="20"/>
+              </w:rPr>
+              <w:t>H</w:t>
+            </w:r>
+            <w:r>
+              <w:rPr>
+                <w:rFonts w:ascii="Roboto" w:hAnsi="Roboto" w:eastAsia="Roboto" w:cs="Roboto"/>
+                <w:sz w:val="20"/>
+                <w:szCs w:val="20"/>
+              </w:rPr>
+              <w:t>e</w:t>
+            </w:r>
+            <w:r>
+              <w:rPr>
+                <w:rFonts w:ascii="Roboto" w:hAnsi="Roboto" w:eastAsia="Roboto" w:cs="Roboto"/>
+                <w:color w:val="000000"/>
+                <w:sz w:val="20"/>
+                <w:szCs w:val="20"/>
+              </w:rPr>
+              <w:t xml:space="preserve">llo {{ customer.name }}, </w:t>
+            </w:r>
+            <w:r>
+              <w:rPr>
+                <w:rFonts w:ascii="Roboto" w:hAnsi="Roboto" w:eastAsia="Roboto" w:cs="Roboto"/>
+                <w:color w:val="000000"/>
+                <w:sz w:val="20"/>
+                <w:szCs w:val="20"/>
+              </w:rPr>
+            </w:r>
+          </w:p>
+          <w:p>
+            <w:pPr>
+              <w:spacing w:after="0" w:line="240" w:lineRule="auto"/>
+              <w:rPr>
+                <w:rFonts w:ascii="Roboto" w:hAnsi="Roboto" w:eastAsia="Roboto" w:cs="Roboto"/>
+                <w:color w:val="000000"/>
+                <w:sz w:val="20"/>
+                <w:szCs w:val="20"/>
+              </w:rPr>
+            </w:pPr>
+            <w:r>
+              <w:rPr>
+                <w:rFonts w:ascii="Roboto" w:hAnsi="Roboto" w:eastAsia="Roboto" w:cs="Roboto"/>
+                <w:color w:val="000000"/>
+                <w:sz w:val="20"/>
+                <w:szCs w:val="20"/>
+              </w:rPr>
+            </w:r>
+          </w:p>
+          <w:p>
+            <w:pPr>
+              <w:spacing w:after="0" w:line="240" w:lineRule="auto"/>
+              <w:rPr>
+                <w:rFonts w:ascii="Roboto" w:hAnsi="Roboto" w:eastAsia="Roboto" w:cs="Roboto"/>
+                <w:color w:val="000000"/>
+                <w:sz w:val="20"/>
+                <w:szCs w:val="20"/>
+              </w:rPr>
+            </w:pPr>
+            <w:r>
+              <w:rPr>
+                <w:rFonts w:ascii="Roboto" w:hAnsi="Roboto" w:eastAsia="Roboto" w:cs="Roboto"/>
+                <w:sz w:val="20"/>
+                <w:szCs w:val="20"/>
+              </w:rPr>
+              <w:t>Thank you for your inquiry. We hereby submit the following offer:</w:t>
+            </w:r>
+            <w:r>
+              <w:rPr>
+                <w:rFonts w:ascii="Roboto" w:hAnsi="Roboto" w:eastAsia="Roboto" w:cs="Roboto"/>
+                <w:color w:val="000000"/>
+                <w:sz w:val="20"/>
+                <w:szCs w:val="20"/>
+              </w:rPr>
+            </w:r>
+          </w:p>
+          <w:p>
+            <w:pPr>
+              <w:spacing w:after="0" w:line="240" w:lineRule="auto"/>
+              <w:rPr>
+                <w:rFonts w:ascii="Roboto" w:hAnsi="Roboto" w:eastAsia="Roboto" w:cs="Roboto"/>
+                <w:color w:val="000000"/>
+                <w:sz w:val="20"/>
+                <w:szCs w:val="20"/>
+              </w:rPr>
+            </w:pPr>
+            <w:r>
+              <w:rPr>
+                <w:rFonts w:ascii="Roboto" w:hAnsi="Roboto" w:eastAsia="Roboto" w:cs="Roboto"/>
                 <w:color w:val="000000"/>
                 <w:sz w:val="20"/>
                 <w:szCs w:val="20"/>
@@ -1267,10 +2029,17 @@
           <w:tblHeader w:val="0"/>
           <w:cantSplit w:val="0"/>
           <w:trHeight w:val="306" w:hRule="atLeast"/>
+          <w:trPrChange w:id="35" w:author="" w:date="1970-01-01T01:00:00Z" w:revision="0">
+            <w:trPr>
+              <w:tblHeader w:val="0"/>
+              <w:cantSplit w:val="0"/>
+              <w:trHeight w:val="0" w:hRule="auto"/>
+            </w:trPr>
+          </w:trPrChange>
         </w:trPr>
         <w:tc>
           <w:tcPr>
-            <w:tcW w:w="613" w:type="dxa"/>
+            <w:tcW w:w="1005" w:type="dxa"/>
             <w:gridSpan w:val="3"/>
             <w:tcMar>
               <w:left w:w="30" w:type="dxa"/>
@@ -1279,14 +2048,36 @@
             <w:tcBorders>
               <w:bottom w:val="single" w:sz="4" w:space="0" w:color="000000" tmln="10, 20, 20, 0, 0"/>
             </w:tcBorders>
-            <w:tmTcPr id="1786490043" protected="0"/>
+            <w:tmTcPr id="1786660286" protected="0"/>
+            <w:tcPrChange w:id="36" w:author="" w:date="1970-01-01T01:00:00Z" w:revision="0">
+              <w:tcPr>
+                <w:tcW w:w="1005" w:type="dxa"/>
+                <w:gridSpan w:val="3"/>
+                <w:shd w:val="none"/>
+                <w:tcMar>
+                  <w:top w:w="0" w:type="dxa"/>
+                  <w:left w:w="30" w:type="dxa"/>
+                  <w:bottom w:w="0" w:type="dxa"/>
+                  <w:right w:w="30" w:type="dxa"/>
+                </w:tcMar>
+                <w:tcBorders>
+                  <w:top w:val="nil" w:sz="0" w:space="0" w:color="000000" tmln="20, 20, 20, 0, 0"/>
+                  <w:left w:val="nil" w:sz="0" w:space="0" w:color="000000" tmln="20, 20, 20, 0, 0"/>
+                  <w:bottom w:val="single" w:sz="4" w:space="0" w:color="000000" tmln="10, 20, 20, 0, 0"/>
+                  <w:right w:val="nil" w:sz="0" w:space="0" w:color="000000" tmln="20, 20, 20, 0, 0"/>
+                  <w:tl2br w:val="nil" w:sz="0" w:space="0" w:color="000000" tmln="20, 20, 20, 0, 0"/>
+                  <w:tr2bl w:val="nil" w:sz="0" w:space="0" w:color="000000" tmln="20, 20, 20, 0, 0"/>
+                </w:tcBorders>
+                <w:tmTcPr id="1786660286" protected="0"/>
+              </w:tcPr>
+            </w:tcPrChange>
           </w:tcPr>
           <w:p>
             <w:pPr>
               <w:spacing w:after="0" w:line="240" w:lineRule="auto"/>
               <w:jc w:val="center"/>
               <w:rPr>
-                <w:rFonts w:ascii="Roboto" w:hAnsi="Roboto" w:cs="Roboto"/>
+                <w:rFonts w:ascii="Roboto" w:hAnsi="Roboto" w:eastAsia="Roboto" w:cs="Roboto"/>
                 <w:b/>
                 <w:bCs/>
                 <w:color w:val="000000"/>
@@ -1296,7 +2087,7 @@
             </w:pPr>
             <w:r>
               <w:rPr>
-                <w:rFonts w:ascii="Roboto" w:hAnsi="Roboto" w:cs="Roboto"/>
+                <w:rFonts w:ascii="Roboto" w:hAnsi="Roboto" w:eastAsia="Roboto" w:cs="Roboto"/>
                 <w:b/>
                 <w:bCs/>
                 <w:color w:val="000000"/>
@@ -1309,7 +2100,8 @@
         </w:tc>
         <w:tc>
           <w:tcPr>
-            <w:tcW w:w="448" w:type="dxa"/>
+            <w:tcW w:w="105" w:type="dxa"/>
+            <w:gridSpan w:val="2"/>
             <w:tcMar>
               <w:left w:w="30" w:type="dxa"/>
               <w:right w:w="30" w:type="dxa"/>
@@ -1317,14 +2109,35 @@
             <w:tcBorders>
               <w:bottom w:val="single" w:sz="4" w:space="0" w:color="000000" tmln="10, 20, 20, 0, 0"/>
             </w:tcBorders>
-            <w:tmTcPr id="1786490043" protected="0"/>
+            <w:tmTcPr id="1786660286" protected="0"/>
+            <w:tcPrChange w:id="37" w:author="" w:date="1970-01-01T01:00:00Z" w:revision="0">
+              <w:tcPr>
+                <w:tcW w:w="105" w:type="dxa"/>
+                <w:shd w:val="none"/>
+                <w:tcMar>
+                  <w:top w:w="0" w:type="dxa"/>
+                  <w:left w:w="30" w:type="dxa"/>
+                  <w:bottom w:w="0" w:type="dxa"/>
+                  <w:right w:w="30" w:type="dxa"/>
+                </w:tcMar>
+                <w:tcBorders>
+                  <w:top w:val="nil" w:sz="0" w:space="0" w:color="000000" tmln="20, 20, 20, 0, 0"/>
+                  <w:left w:val="nil" w:sz="0" w:space="0" w:color="000000" tmln="20, 20, 20, 0, 0"/>
+                  <w:bottom w:val="single" w:sz="4" w:space="0" w:color="000000" tmln="10, 20, 20, 0, 0"/>
+                  <w:right w:val="nil" w:sz="0" w:space="0" w:color="000000" tmln="20, 20, 20, 0, 0"/>
+                  <w:tl2br w:val="nil" w:sz="0" w:space="0" w:color="000000" tmln="20, 20, 20, 0, 0"/>
+                  <w:tr2bl w:val="nil" w:sz="0" w:space="0" w:color="000000" tmln="20, 20, 20, 0, 0"/>
+                </w:tcBorders>
+                <w:tmTcPr id="1786660286" protected="0"/>
+              </w:tcPr>
+            </w:tcPrChange>
           </w:tcPr>
           <w:p>
             <w:pPr>
               <w:spacing w:after="0" w:line="240" w:lineRule="auto"/>
               <w:jc w:val="center"/>
               <w:rPr>
-                <w:rFonts w:ascii="Roboto" w:hAnsi="Roboto" w:cs="Roboto"/>
+                <w:rFonts w:ascii="Roboto" w:hAnsi="Roboto" w:eastAsia="Roboto" w:cs="Roboto"/>
                 <w:b/>
                 <w:bCs/>
                 <w:color w:val="000000"/>
@@ -1334,7 +2147,7 @@
             </w:pPr>
             <w:r>
               <w:rPr>
-                <w:rFonts w:ascii="Roboto" w:hAnsi="Roboto" w:cs="Roboto"/>
+                <w:rFonts w:ascii="Roboto" w:hAnsi="Roboto" w:eastAsia="Roboto" w:cs="Roboto"/>
                 <w:b/>
                 <w:bCs/>
                 <w:color w:val="000000"/>
@@ -1346,7 +2159,8 @@
         </w:tc>
         <w:tc>
           <w:tcPr>
-            <w:tcW w:w="3946" w:type="dxa"/>
+            <w:tcW w:w="3945" w:type="dxa"/>
+            <w:gridSpan w:val="2"/>
             <w:tcMar>
               <w:left w:w="30" w:type="dxa"/>
               <w:right w:w="30" w:type="dxa"/>
@@ -1354,13 +2168,34 @@
             <w:tcBorders>
               <w:bottom w:val="single" w:sz="4" w:space="0" w:color="000000" tmln="10, 20, 20, 0, 0"/>
             </w:tcBorders>
-            <w:tmTcPr id="1786490043" protected="0"/>
-          </w:tcPr>
-          <w:p>
-            <w:pPr>
-              <w:spacing w:after="0" w:line="240" w:lineRule="auto"/>
-              <w:rPr>
-                <w:rFonts w:ascii="Roboto" w:hAnsi="Roboto" w:cs="Roboto"/>
+            <w:tmTcPr id="1786660286" protected="0"/>
+            <w:tcPrChange w:id="38" w:author="" w:date="1970-01-01T01:00:00Z" w:revision="0">
+              <w:tcPr>
+                <w:tcW w:w="3945" w:type="dxa"/>
+                <w:shd w:val="none"/>
+                <w:tcMar>
+                  <w:top w:w="0" w:type="dxa"/>
+                  <w:left w:w="30" w:type="dxa"/>
+                  <w:bottom w:w="0" w:type="dxa"/>
+                  <w:right w:w="30" w:type="dxa"/>
+                </w:tcMar>
+                <w:tcBorders>
+                  <w:top w:val="nil" w:sz="0" w:space="0" w:color="000000" tmln="20, 20, 20, 0, 0"/>
+                  <w:left w:val="nil" w:sz="0" w:space="0" w:color="000000" tmln="20, 20, 20, 0, 0"/>
+                  <w:bottom w:val="single" w:sz="4" w:space="0" w:color="000000" tmln="10, 20, 20, 0, 0"/>
+                  <w:right w:val="nil" w:sz="0" w:space="0" w:color="000000" tmln="20, 20, 20, 0, 0"/>
+                  <w:tl2br w:val="nil" w:sz="0" w:space="0" w:color="000000" tmln="20, 20, 20, 0, 0"/>
+                  <w:tr2bl w:val="nil" w:sz="0" w:space="0" w:color="000000" tmln="20, 20, 20, 0, 0"/>
+                </w:tcBorders>
+                <w:tmTcPr id="1786660286" protected="0"/>
+              </w:tcPr>
+            </w:tcPrChange>
+          </w:tcPr>
+          <w:p>
+            <w:pPr>
+              <w:spacing w:after="0" w:line="240" w:lineRule="auto"/>
+              <w:rPr>
+                <w:rFonts w:ascii="Roboto" w:hAnsi="Roboto" w:eastAsia="Roboto" w:cs="Roboto"/>
                 <w:b/>
                 <w:bCs/>
                 <w:color w:val="000000"/>
@@ -1370,21 +2205,30 @@
             </w:pPr>
             <w:r>
               <w:rPr>
-                <w:rFonts w:ascii="Roboto" w:hAnsi="Roboto" w:cs="Roboto"/>
+                <w:rFonts w:ascii="Roboto" w:hAnsi="Roboto" w:eastAsia="Roboto" w:cs="Roboto"/>
                 <w:b/>
                 <w:bCs/>
-                <w:color w:val="000000"/>
-                <w:sz w:val="20"/>
-                <w:szCs w:val="20"/>
-              </w:rPr>
-              <w:t>Beschreibung</w:t>
-            </w:r>
-          </w:p>
-        </w:tc>
-        <w:tc>
-          <w:tcPr>
-            <w:tcW w:w="744" w:type="dxa"/>
-            <w:gridSpan w:val="2"/>
+                <w:sz w:val="20"/>
+                <w:szCs w:val="20"/>
+              </w:rPr>
+              <w:t>Description</w:t>
+            </w:r>
+            <w:r>
+              <w:rPr>
+                <w:rFonts w:ascii="Roboto" w:hAnsi="Roboto" w:eastAsia="Roboto" w:cs="Roboto"/>
+                <w:b/>
+                <w:bCs/>
+                <w:color w:val="000000"/>
+                <w:sz w:val="20"/>
+                <w:szCs w:val="20"/>
+              </w:rPr>
+            </w:r>
+          </w:p>
+        </w:tc>
+        <w:tc>
+          <w:tcPr>
+            <w:tcW w:w="885" w:type="dxa"/>
+            <w:gridSpan w:val="3"/>
             <w:tcMar>
               <w:left w:w="30" w:type="dxa"/>
               <w:right w:w="30" w:type="dxa"/>
@@ -1392,14 +2236,36 @@
             <w:tcBorders>
               <w:bottom w:val="single" w:sz="4" w:space="0" w:color="000000" tmln="10, 20, 20, 0, 0"/>
             </w:tcBorders>
-            <w:tmTcPr id="1786490043" protected="0"/>
+            <w:tmTcPr id="1786660286" protected="0"/>
+            <w:tcPrChange w:id="39" w:author="" w:date="1970-01-01T01:00:00Z" w:revision="0">
+              <w:tcPr>
+                <w:tcW w:w="735" w:type="dxa"/>
+                <w:gridSpan w:val="2"/>
+                <w:shd w:val="none"/>
+                <w:tcMar>
+                  <w:top w:w="0" w:type="dxa"/>
+                  <w:left w:w="30" w:type="dxa"/>
+                  <w:bottom w:w="0" w:type="dxa"/>
+                  <w:right w:w="30" w:type="dxa"/>
+                </w:tcMar>
+                <w:tcBorders>
+                  <w:top w:val="nil" w:sz="0" w:space="0" w:color="000000" tmln="20, 20, 20, 0, 0"/>
+                  <w:left w:val="nil" w:sz="0" w:space="0" w:color="000000" tmln="20, 20, 20, 0, 0"/>
+                  <w:bottom w:val="single" w:sz="4" w:space="0" w:color="000000" tmln="10, 20, 20, 0, 0"/>
+                  <w:right w:val="nil" w:sz="0" w:space="0" w:color="000000" tmln="20, 20, 20, 0, 0"/>
+                  <w:tl2br w:val="nil" w:sz="0" w:space="0" w:color="000000" tmln="20, 20, 20, 0, 0"/>
+                  <w:tr2bl w:val="nil" w:sz="0" w:space="0" w:color="000000" tmln="20, 20, 20, 0, 0"/>
+                </w:tcBorders>
+                <w:tmTcPr id="1786660286" protected="0"/>
+              </w:tcPr>
+            </w:tcPrChange>
           </w:tcPr>
           <w:p>
             <w:pPr>
               <w:spacing w:after="0" w:line="240" w:lineRule="auto"/>
               <w:jc w:val="center"/>
               <w:rPr>
-                <w:rFonts w:ascii="Roboto" w:hAnsi="Roboto" w:cs="Roboto"/>
+                <w:rFonts w:ascii="Roboto" w:hAnsi="Roboto" w:eastAsia="Roboto" w:cs="Roboto"/>
                 <w:b/>
                 <w:bCs/>
                 <w:color w:val="000000"/>
@@ -1409,21 +2275,30 @@
             </w:pPr>
             <w:r>
               <w:rPr>
-                <w:rFonts w:ascii="Roboto" w:hAnsi="Roboto" w:cs="Roboto"/>
+                <w:rFonts w:ascii="Roboto" w:hAnsi="Roboto" w:eastAsia="Roboto" w:cs="Roboto"/>
                 <w:b/>
                 <w:bCs/>
-                <w:color w:val="000000"/>
-                <w:sz w:val="20"/>
-                <w:szCs w:val="20"/>
-              </w:rPr>
-              <w:t>Menge</w:t>
-            </w:r>
-          </w:p>
-        </w:tc>
-        <w:tc>
-          <w:tcPr>
-            <w:tcW w:w="1949" w:type="dxa"/>
-            <w:gridSpan w:val="3"/>
+                <w:sz w:val="20"/>
+                <w:szCs w:val="20"/>
+              </w:rPr>
+              <w:t>Quantity</w:t>
+            </w:r>
+            <w:r>
+              <w:rPr>
+                <w:rFonts w:ascii="Roboto" w:hAnsi="Roboto" w:eastAsia="Roboto" w:cs="Roboto"/>
+                <w:b/>
+                <w:bCs/>
+                <w:color w:val="000000"/>
+                <w:sz w:val="20"/>
+                <w:szCs w:val="20"/>
+              </w:rPr>
+            </w:r>
+          </w:p>
+        </w:tc>
+        <w:tc>
+          <w:tcPr>
+            <w:tcW w:w="1890" w:type="dxa"/>
+            <w:gridSpan w:val="4"/>
             <w:tcMar>
               <w:left w:w="30" w:type="dxa"/>
               <w:right w:w="30" w:type="dxa"/>
@@ -1431,14 +2306,36 @@
             <w:tcBorders>
               <w:bottom w:val="single" w:sz="4" w:space="0" w:color="000000" tmln="10, 20, 20, 0, 0"/>
             </w:tcBorders>
-            <w:tmTcPr id="1786490043" protected="0"/>
+            <w:tmTcPr id="1786660286" protected="0"/>
+            <w:tcPrChange w:id="40" w:author="" w:date="1970-01-01T01:00:00Z" w:revision="0">
+              <w:tcPr>
+                <w:tcW w:w="2040" w:type="dxa"/>
+                <w:gridSpan w:val="3"/>
+                <w:shd w:val="none"/>
+                <w:tcMar>
+                  <w:top w:w="0" w:type="dxa"/>
+                  <w:left w:w="30" w:type="dxa"/>
+                  <w:bottom w:w="0" w:type="dxa"/>
+                  <w:right w:w="30" w:type="dxa"/>
+                </w:tcMar>
+                <w:tcBorders>
+                  <w:top w:val="nil" w:sz="0" w:space="0" w:color="000000" tmln="20, 20, 20, 0, 0"/>
+                  <w:left w:val="nil" w:sz="0" w:space="0" w:color="000000" tmln="20, 20, 20, 0, 0"/>
+                  <w:bottom w:val="single" w:sz="4" w:space="0" w:color="000000" tmln="10, 20, 20, 0, 0"/>
+                  <w:right w:val="nil" w:sz="0" w:space="0" w:color="000000" tmln="20, 20, 20, 0, 0"/>
+                  <w:tl2br w:val="nil" w:sz="0" w:space="0" w:color="000000" tmln="20, 20, 20, 0, 0"/>
+                  <w:tr2bl w:val="nil" w:sz="0" w:space="0" w:color="000000" tmln="20, 20, 20, 0, 0"/>
+                </w:tcBorders>
+                <w:tmTcPr id="1786660286" protected="0"/>
+              </w:tcPr>
+            </w:tcPrChange>
           </w:tcPr>
           <w:p>
             <w:pPr>
               <w:spacing w:after="0" w:line="240" w:lineRule="auto"/>
               <w:jc w:val="center"/>
               <w:rPr>
-                <w:rFonts w:ascii="Roboto" w:hAnsi="Roboto" w:cs="Roboto"/>
+                <w:rFonts w:ascii="Roboto" w:hAnsi="Roboto" w:eastAsia="Roboto" w:cs="Roboto"/>
                 <w:b/>
                 <w:bCs/>
                 <w:color w:val="000000"/>
@@ -1448,21 +2345,30 @@
             </w:pPr>
             <w:r>
               <w:rPr>
-                <w:rFonts w:ascii="Roboto" w:hAnsi="Roboto" w:cs="Roboto"/>
+                <w:rFonts w:ascii="Roboto" w:hAnsi="Roboto" w:eastAsia="Roboto" w:cs="Roboto"/>
                 <w:b/>
                 <w:bCs/>
-                <w:color w:val="000000"/>
-                <w:sz w:val="20"/>
-                <w:szCs w:val="20"/>
-              </w:rPr>
-              <w:t>E-Preis</w:t>
-            </w:r>
-          </w:p>
-        </w:tc>
-        <w:tc>
-          <w:tcPr>
-            <w:tcW w:w="2121" w:type="dxa"/>
-            <w:gridSpan w:val="2"/>
+                <w:sz w:val="20"/>
+                <w:szCs w:val="20"/>
+              </w:rPr>
+              <w:t>E-Price</w:t>
+            </w:r>
+            <w:r>
+              <w:rPr>
+                <w:rFonts w:ascii="Roboto" w:hAnsi="Roboto" w:eastAsia="Roboto" w:cs="Roboto"/>
+                <w:b/>
+                <w:bCs/>
+                <w:color w:val="000000"/>
+                <w:sz w:val="20"/>
+                <w:szCs w:val="20"/>
+              </w:rPr>
+            </w:r>
+          </w:p>
+        </w:tc>
+        <w:tc>
+          <w:tcPr>
+            <w:tcW w:w="2130" w:type="dxa"/>
+            <w:gridSpan w:val="3"/>
             <w:tcMar>
               <w:left w:w="30" w:type="dxa"/>
               <w:right w:w="30" w:type="dxa"/>
@@ -1470,14 +2376,36 @@
             <w:tcBorders>
               <w:bottom w:val="single" w:sz="4" w:space="0" w:color="000000" tmln="10, 20, 20, 0, 0"/>
             </w:tcBorders>
-            <w:tmTcPr id="1786490043" protected="0"/>
+            <w:tmTcPr id="1786660286" protected="0"/>
+            <w:tcPrChange w:id="41" w:author="" w:date="1970-01-01T01:00:00Z" w:revision="0">
+              <w:tcPr>
+                <w:tcW w:w="2130" w:type="dxa"/>
+                <w:gridSpan w:val="2"/>
+                <w:shd w:val="none"/>
+                <w:tcMar>
+                  <w:top w:w="0" w:type="dxa"/>
+                  <w:left w:w="30" w:type="dxa"/>
+                  <w:bottom w:w="0" w:type="dxa"/>
+                  <w:right w:w="30" w:type="dxa"/>
+                </w:tcMar>
+                <w:tcBorders>
+                  <w:top w:val="nil" w:sz="0" w:space="0" w:color="000000" tmln="20, 20, 20, 0, 0"/>
+                  <w:left w:val="nil" w:sz="0" w:space="0" w:color="000000" tmln="20, 20, 20, 0, 0"/>
+                  <w:bottom w:val="single" w:sz="4" w:space="0" w:color="000000" tmln="10, 20, 20, 0, 0"/>
+                  <w:right w:val="nil" w:sz="0" w:space="0" w:color="000000" tmln="20, 20, 20, 0, 0"/>
+                  <w:tl2br w:val="nil" w:sz="0" w:space="0" w:color="000000" tmln="20, 20, 20, 0, 0"/>
+                  <w:tr2bl w:val="nil" w:sz="0" w:space="0" w:color="000000" tmln="20, 20, 20, 0, 0"/>
+                </w:tcBorders>
+                <w:tmTcPr id="1786660286" protected="0"/>
+              </w:tcPr>
+            </w:tcPrChange>
           </w:tcPr>
           <w:p>
             <w:pPr>
               <w:spacing w:after="0" w:line="240" w:lineRule="auto"/>
               <w:jc w:val="center"/>
               <w:rPr>
-                <w:rFonts w:ascii="Roboto" w:hAnsi="Roboto" w:cs="Roboto"/>
+                <w:rFonts w:ascii="Roboto" w:hAnsi="Roboto" w:eastAsia="Roboto" w:cs="Roboto"/>
                 <w:b/>
                 <w:bCs/>
                 <w:color w:val="000000"/>
@@ -1487,14 +2415,23 @@
             </w:pPr>
             <w:r>
               <w:rPr>
-                <w:rFonts w:ascii="Roboto" w:hAnsi="Roboto" w:cs="Roboto"/>
+                <w:rFonts w:ascii="Roboto" w:hAnsi="Roboto" w:eastAsia="Roboto" w:cs="Roboto"/>
                 <w:b/>
                 <w:bCs/>
-                <w:color w:val="000000"/>
-                <w:sz w:val="20"/>
-                <w:szCs w:val="20"/>
-              </w:rPr>
-              <w:t>Summe</w:t>
+                <w:sz w:val="20"/>
+                <w:szCs w:val="20"/>
+              </w:rPr>
+              <w:t>Total</w:t>
+            </w:r>
+            <w:r>
+              <w:rPr>
+                <w:rFonts w:ascii="Roboto" w:hAnsi="Roboto" w:eastAsia="Roboto" w:cs="Roboto"/>
+                <w:b/>
+                <w:bCs/>
+                <w:color w:val="000000"/>
+                <w:sz w:val="20"/>
+                <w:szCs w:val="20"/>
+              </w:rPr>
             </w:r>
           </w:p>
         </w:tc>
@@ -1504,186 +2441,324 @@
           <w:tblHeader w:val="0"/>
           <w:cantSplit w:val="0"/>
           <w:trHeight w:val="209" w:hRule="atLeast"/>
+          <w:trPrChange w:id="42" w:author="" w:date="1970-01-01T01:00:00Z" w:revision="0">
+            <w:trPr>
+              <w:tblHeader w:val="0"/>
+              <w:cantSplit w:val="0"/>
+              <w:trHeight w:val="0" w:hRule="auto"/>
+            </w:trPr>
+          </w:trPrChange>
         </w:trPr>
         <w:tc>
           <w:tcPr>
-            <w:tcW w:w="464" w:type="dxa"/>
+            <w:tcW w:w="510" w:type="dxa"/>
             <w:gridSpan w:val="2"/>
             <w:tcMar>
               <w:left w:w="30" w:type="dxa"/>
               <w:right w:w="30" w:type="dxa"/>
             </w:tcMar>
-            <w:tmTcPr id="1786490043" protected="0"/>
+            <w:tmTcPr id="1786660286" protected="0"/>
+            <w:tcPrChange w:id="43" w:author="" w:date="1970-01-01T01:00:00Z" w:revision="0">
+              <w:tcPr>
+                <w:tcW w:w="510" w:type="dxa"/>
+                <w:gridSpan w:val="2"/>
+                <w:shd w:val="none"/>
+                <w:tcMar>
+                  <w:top w:w="0" w:type="dxa"/>
+                  <w:left w:w="30" w:type="dxa"/>
+                  <w:bottom w:w="0" w:type="dxa"/>
+                  <w:right w:w="30" w:type="dxa"/>
+                </w:tcMar>
+                <w:tcBorders>
+                  <w:top w:val="nil" w:sz="0" w:space="0" w:color="000000" tmln="20, 20, 20, 0, 0"/>
+                  <w:left w:val="nil" w:sz="0" w:space="0" w:color="000000" tmln="20, 20, 20, 0, 0"/>
+                  <w:bottom w:val="nil" w:sz="0" w:space="0" w:color="000000" tmln="20, 20, 20, 0, 0"/>
+                  <w:right w:val="nil" w:sz="0" w:space="0" w:color="000000" tmln="20, 20, 20, 0, 0"/>
+                  <w:tl2br w:val="nil" w:sz="0" w:space="0" w:color="000000" tmln="20, 20, 20, 0, 0"/>
+                  <w:tr2bl w:val="nil" w:sz="0" w:space="0" w:color="000000" tmln="20, 20, 20, 0, 0"/>
+                </w:tcBorders>
+                <w:tmTcPr id="1786660286" protected="0"/>
+              </w:tcPr>
+            </w:tcPrChange>
           </w:tcPr>
           <w:p>
             <w:pPr>
               <w:spacing w:after="0" w:line="240" w:lineRule="auto"/>
               <w:jc w:val="right"/>
               <w:rPr>
-                <w:rFonts w:ascii="Roboto" w:hAnsi="Roboto" w:cs="Roboto"/>
-                <w:color w:val="000000"/>
-                <w:sz w:val="20"/>
-                <w:szCs w:val="20"/>
-              </w:rPr>
-            </w:pPr>
-            <w:r>
-              <w:rPr>
-                <w:rFonts w:ascii="Roboto" w:hAnsi="Roboto" w:cs="Roboto"/>
-                <w:color w:val="000000"/>
-                <w:sz w:val="20"/>
-                <w:szCs w:val="20"/>
-              </w:rPr>
-              <w:t>{% for item in items %}</w:t>
-            </w:r>
-          </w:p>
-        </w:tc>
-        <w:tc>
-          <w:tcPr>
-            <w:tcW w:w="597" w:type="dxa"/>
+                <w:rFonts w:ascii="Roboto" w:hAnsi="Roboto" w:eastAsia="Roboto" w:cs="Roboto"/>
+                <w:color w:val="000000"/>
+                <w:sz w:val="20"/>
+                <w:szCs w:val="20"/>
+              </w:rPr>
+            </w:pPr>
+            <w:r>
+              <w:rPr>
+                <w:rFonts w:ascii="Roboto" w:hAnsi="Roboto" w:eastAsia="Roboto" w:cs="Roboto"/>
+                <w:color w:val="000000"/>
+                <w:sz w:val="20"/>
+                <w:szCs w:val="20"/>
+              </w:rPr>
+            </w:r>
+          </w:p>
+        </w:tc>
+        <w:tc>
+          <w:tcPr>
+            <w:tcW w:w="600" w:type="dxa"/>
             <w:gridSpan w:val="2"/>
             <w:tcMar>
               <w:left w:w="30" w:type="dxa"/>
               <w:right w:w="30" w:type="dxa"/>
             </w:tcMar>
-            <w:tmTcPr id="1786490043" protected="0"/>
+            <w:tmTcPr id="1786660286" protected="0"/>
+            <w:tcPrChange w:id="44" w:author="" w:date="1970-01-01T01:00:00Z" w:revision="0">
+              <w:tcPr>
+                <w:tcW w:w="600" w:type="dxa"/>
+                <w:gridSpan w:val="2"/>
+                <w:shd w:val="none"/>
+                <w:tcMar>
+                  <w:top w:w="0" w:type="dxa"/>
+                  <w:left w:w="30" w:type="dxa"/>
+                  <w:bottom w:w="0" w:type="dxa"/>
+                  <w:right w:w="30" w:type="dxa"/>
+                </w:tcMar>
+                <w:tcBorders>
+                  <w:top w:val="nil" w:sz="0" w:space="0" w:color="000000" tmln="20, 20, 20, 0, 0"/>
+                  <w:left w:val="nil" w:sz="0" w:space="0" w:color="000000" tmln="20, 20, 20, 0, 0"/>
+                  <w:bottom w:val="nil" w:sz="0" w:space="0" w:color="000000" tmln="20, 20, 20, 0, 0"/>
+                  <w:right w:val="nil" w:sz="0" w:space="0" w:color="000000" tmln="20, 20, 20, 0, 0"/>
+                  <w:tl2br w:val="nil" w:sz="0" w:space="0" w:color="000000" tmln="20, 20, 20, 0, 0"/>
+                  <w:tr2bl w:val="nil" w:sz="0" w:space="0" w:color="000000" tmln="20, 20, 20, 0, 0"/>
+                </w:tcBorders>
+                <w:tmTcPr id="1786660286" protected="0"/>
+              </w:tcPr>
+            </w:tcPrChange>
           </w:tcPr>
           <w:p>
             <w:pPr>
               <w:spacing w:after="0" w:line="240" w:lineRule="auto"/>
               <w:jc w:val="center"/>
               <w:rPr>
-                <w:rFonts w:ascii="Roboto" w:hAnsi="Roboto" w:cs="Roboto"/>
-                <w:color w:val="000000"/>
-                <w:sz w:val="20"/>
-                <w:szCs w:val="20"/>
-              </w:rPr>
-            </w:pPr>
-            <w:r>
-              <w:rPr>
-                <w:rFonts w:ascii="Roboto" w:hAnsi="Roboto" w:cs="Roboto"/>
-                <w:color w:val="000000"/>
-                <w:sz w:val="20"/>
-                <w:szCs w:val="20"/>
-              </w:rPr>
-            </w:r>
-          </w:p>
-        </w:tc>
-        <w:tc>
-          <w:tcPr>
-            <w:tcW w:w="3946" w:type="dxa"/>
-            <w:tcMar>
-              <w:left w:w="30" w:type="dxa"/>
-              <w:right w:w="30" w:type="dxa"/>
-            </w:tcMar>
-            <w:tmTcPr id="1786490043" protected="0"/>
+                <w:rFonts w:ascii="Roboto" w:hAnsi="Roboto" w:eastAsia="Roboto" w:cs="Roboto"/>
+                <w:color w:val="000000"/>
+                <w:sz w:val="20"/>
+                <w:szCs w:val="20"/>
+              </w:rPr>
+            </w:pPr>
+            <w:r>
+              <w:rPr>
+                <w:rFonts w:ascii="Roboto" w:hAnsi="Roboto" w:eastAsia="Roboto" w:cs="Roboto"/>
+                <w:color w:val="000000"/>
+                <w:sz w:val="20"/>
+                <w:szCs w:val="20"/>
+              </w:rPr>
+            </w:r>
+          </w:p>
+        </w:tc>
+        <w:tc>
+          <w:tcPr>
+            <w:tcW w:w="3945" w:type="dxa"/>
+            <w:gridSpan w:val="2"/>
+            <w:tcMar>
+              <w:left w:w="30" w:type="dxa"/>
+              <w:right w:w="30" w:type="dxa"/>
+            </w:tcMar>
+            <w:tmTcPr id="1786660286" protected="0"/>
+            <w:tcPrChange w:id="45" w:author="" w:date="1970-01-01T01:00:00Z" w:revision="0">
+              <w:tcPr>
+                <w:tcW w:w="3945" w:type="dxa"/>
+                <w:shd w:val="none"/>
+                <w:tcMar>
+                  <w:top w:w="0" w:type="dxa"/>
+                  <w:left w:w="30" w:type="dxa"/>
+                  <w:bottom w:w="0" w:type="dxa"/>
+                  <w:right w:w="30" w:type="dxa"/>
+                </w:tcMar>
+                <w:tcBorders>
+                  <w:top w:val="nil" w:sz="0" w:space="0" w:color="000000" tmln="20, 20, 20, 0, 0"/>
+                  <w:left w:val="nil" w:sz="0" w:space="0" w:color="000000" tmln="20, 20, 20, 0, 0"/>
+                  <w:bottom w:val="nil" w:sz="0" w:space="0" w:color="000000" tmln="20, 20, 20, 0, 0"/>
+                  <w:right w:val="nil" w:sz="0" w:space="0" w:color="000000" tmln="20, 20, 20, 0, 0"/>
+                  <w:tl2br w:val="nil" w:sz="0" w:space="0" w:color="000000" tmln="20, 20, 20, 0, 0"/>
+                  <w:tr2bl w:val="nil" w:sz="0" w:space="0" w:color="000000" tmln="20, 20, 20, 0, 0"/>
+                </w:tcBorders>
+                <w:tmTcPr id="1786660286" protected="0"/>
+              </w:tcPr>
+            </w:tcPrChange>
           </w:tcPr>
           <w:p>
             <w:pPr>
               <w:spacing w:after="0" w:line="240" w:lineRule="auto"/>
               <w:jc w:val="right"/>
               <w:rPr>
-                <w:rFonts w:ascii="Roboto" w:hAnsi="Roboto" w:cs="Roboto"/>
-                <w:color w:val="000000"/>
-                <w:sz w:val="20"/>
-                <w:szCs w:val="20"/>
-              </w:rPr>
-            </w:pPr>
-            <w:r>
-              <w:rPr>
-                <w:rFonts w:ascii="Roboto" w:hAnsi="Roboto" w:cs="Roboto"/>
-                <w:color w:val="000000"/>
-                <w:sz w:val="20"/>
-                <w:szCs w:val="20"/>
-              </w:rPr>
-            </w:r>
-          </w:p>
-        </w:tc>
-        <w:tc>
-          <w:tcPr>
-            <w:tcW w:w="744" w:type="dxa"/>
-            <w:gridSpan w:val="2"/>
-            <w:tcMar>
-              <w:left w:w="30" w:type="dxa"/>
-              <w:right w:w="30" w:type="dxa"/>
-            </w:tcMar>
-            <w:tmTcPr id="1786490043" protected="0"/>
+                <w:rFonts w:ascii="Roboto" w:hAnsi="Roboto" w:eastAsia="Roboto" w:cs="Roboto"/>
+                <w:color w:val="000000"/>
+                <w:sz w:val="20"/>
+                <w:szCs w:val="20"/>
+              </w:rPr>
+            </w:pPr>
+            <w:r>
+              <w:rPr>
+                <w:rFonts w:ascii="Roboto" w:hAnsi="Roboto" w:eastAsia="Roboto" w:cs="Roboto"/>
+                <w:color w:val="000000"/>
+                <w:sz w:val="20"/>
+                <w:szCs w:val="20"/>
+              </w:rPr>
+            </w:r>
+          </w:p>
+        </w:tc>
+        <w:tc>
+          <w:tcPr>
+            <w:tcW w:w="900" w:type="dxa"/>
+            <w:gridSpan w:val="3"/>
+            <w:tcMar>
+              <w:left w:w="30" w:type="dxa"/>
+              <w:right w:w="30" w:type="dxa"/>
+            </w:tcMar>
+            <w:tmTcPr id="1786660286" protected="0"/>
+            <w:tcPrChange w:id="46" w:author="" w:date="1970-01-01T01:00:00Z" w:revision="0">
+              <w:tcPr>
+                <w:tcW w:w="735" w:type="dxa"/>
+                <w:gridSpan w:val="2"/>
+                <w:shd w:val="none"/>
+                <w:tcMar>
+                  <w:top w:w="0" w:type="dxa"/>
+                  <w:left w:w="30" w:type="dxa"/>
+                  <w:bottom w:w="0" w:type="dxa"/>
+                  <w:right w:w="30" w:type="dxa"/>
+                </w:tcMar>
+                <w:tcBorders>
+                  <w:top w:val="nil" w:sz="0" w:space="0" w:color="000000" tmln="20, 20, 20, 0, 0"/>
+                  <w:left w:val="nil" w:sz="0" w:space="0" w:color="000000" tmln="20, 20, 20, 0, 0"/>
+                  <w:bottom w:val="nil" w:sz="0" w:space="0" w:color="000000" tmln="20, 20, 20, 0, 0"/>
+                  <w:right w:val="nil" w:sz="0" w:space="0" w:color="000000" tmln="20, 20, 20, 0, 0"/>
+                  <w:tl2br w:val="nil" w:sz="0" w:space="0" w:color="000000" tmln="20, 20, 20, 0, 0"/>
+                  <w:tr2bl w:val="nil" w:sz="0" w:space="0" w:color="000000" tmln="20, 20, 20, 0, 0"/>
+                </w:tcBorders>
+                <w:tmTcPr id="1786660286" protected="0"/>
+              </w:tcPr>
+            </w:tcPrChange>
           </w:tcPr>
           <w:p>
             <w:pPr>
               <w:spacing w:after="0" w:line="240" w:lineRule="auto"/>
               <w:jc w:val="center"/>
               <w:rPr>
-                <w:rFonts w:ascii="Roboto" w:hAnsi="Roboto" w:cs="Roboto"/>
-                <w:color w:val="000000"/>
-                <w:sz w:val="20"/>
-                <w:szCs w:val="20"/>
-              </w:rPr>
-            </w:pPr>
-            <w:r>
-              <w:rPr>
-                <w:rFonts w:ascii="Roboto" w:hAnsi="Roboto" w:cs="Roboto"/>
-                <w:color w:val="000000"/>
-                <w:sz w:val="20"/>
-                <w:szCs w:val="20"/>
-              </w:rPr>
-            </w:r>
-          </w:p>
-        </w:tc>
-        <w:tc>
-          <w:tcPr>
-            <w:tcW w:w="1949" w:type="dxa"/>
+                <w:rFonts w:ascii="Roboto" w:hAnsi="Roboto" w:eastAsia="Roboto" w:cs="Roboto"/>
+                <w:color w:val="000000"/>
+                <w:sz w:val="20"/>
+                <w:szCs w:val="20"/>
+              </w:rPr>
+            </w:pPr>
+            <w:r>
+              <w:rPr>
+                <w:rFonts w:ascii="Roboto" w:hAnsi="Roboto" w:eastAsia="Roboto" w:cs="Roboto"/>
+                <w:color w:val="000000"/>
+                <w:sz w:val="20"/>
+                <w:szCs w:val="20"/>
+              </w:rPr>
+            </w:r>
+          </w:p>
+        </w:tc>
+        <w:tc>
+          <w:tcPr>
+            <w:tcW w:w="1875" w:type="dxa"/>
+            <w:gridSpan w:val="4"/>
+            <w:tcMar>
+              <w:left w:w="30" w:type="dxa"/>
+              <w:right w:w="30" w:type="dxa"/>
+            </w:tcMar>
+            <w:tmTcPr id="1786660286" protected="0"/>
+            <w:tcPrChange w:id="47" w:author="" w:date="1970-01-01T01:00:00Z" w:revision="0">
+              <w:tcPr>
+                <w:tcW w:w="2040" w:type="dxa"/>
+                <w:gridSpan w:val="3"/>
+                <w:shd w:val="none"/>
+                <w:tcMar>
+                  <w:top w:w="0" w:type="dxa"/>
+                  <w:left w:w="30" w:type="dxa"/>
+                  <w:bottom w:w="0" w:type="dxa"/>
+                  <w:right w:w="30" w:type="dxa"/>
+                </w:tcMar>
+                <w:tcBorders>
+                  <w:top w:val="nil" w:sz="0" w:space="0" w:color="000000" tmln="20, 20, 20, 0, 0"/>
+                  <w:left w:val="nil" w:sz="0" w:space="0" w:color="000000" tmln="20, 20, 20, 0, 0"/>
+                  <w:bottom w:val="nil" w:sz="0" w:space="0" w:color="000000" tmln="20, 20, 20, 0, 0"/>
+                  <w:right w:val="nil" w:sz="0" w:space="0" w:color="000000" tmln="20, 20, 20, 0, 0"/>
+                  <w:tl2br w:val="nil" w:sz="0" w:space="0" w:color="000000" tmln="20, 20, 20, 0, 0"/>
+                  <w:tr2bl w:val="nil" w:sz="0" w:space="0" w:color="000000" tmln="20, 20, 20, 0, 0"/>
+                </w:tcBorders>
+                <w:tmTcPr id="1786660286" protected="0"/>
+              </w:tcPr>
+            </w:tcPrChange>
+          </w:tcPr>
+          <w:p>
+            <w:pPr>
+              <w:spacing w:after="0" w:line="240" w:lineRule="auto"/>
+              <w:jc w:val="center"/>
+              <w:rPr>
+                <w:rFonts w:ascii="Roboto" w:hAnsi="Roboto" w:eastAsia="Roboto" w:cs="Roboto"/>
+                <w:color w:val="000000"/>
+                <w:sz w:val="20"/>
+                <w:szCs w:val="20"/>
+              </w:rPr>
+            </w:pPr>
+            <w:r>
+              <w:rPr>
+                <w:rFonts w:ascii="Roboto" w:hAnsi="Roboto" w:eastAsia="Roboto" w:cs="Roboto"/>
+                <w:color w:val="000000"/>
+                <w:sz w:val="20"/>
+                <w:szCs w:val="20"/>
+              </w:rPr>
+            </w:r>
+          </w:p>
+        </w:tc>
+        <w:tc>
+          <w:tcPr>
+            <w:tcW w:w="2130" w:type="dxa"/>
             <w:gridSpan w:val="3"/>
             <w:tcMar>
               <w:left w:w="30" w:type="dxa"/>
               <w:right w:w="30" w:type="dxa"/>
             </w:tcMar>
-            <w:tmTcPr id="1786490043" protected="0"/>
+            <w:tmTcPr id="1786660286" protected="0"/>
+            <w:tcPrChange w:id="48" w:author="" w:date="1970-01-01T01:00:00Z" w:revision="0">
+              <w:tcPr>
+                <w:tcW w:w="2130" w:type="dxa"/>
+                <w:gridSpan w:val="2"/>
+                <w:shd w:val="none"/>
+                <w:tcMar>
+                  <w:top w:w="0" w:type="dxa"/>
+                  <w:left w:w="30" w:type="dxa"/>
+                  <w:bottom w:w="0" w:type="dxa"/>
+                  <w:right w:w="30" w:type="dxa"/>
+                </w:tcMar>
+                <w:tcBorders>
+                  <w:top w:val="nil" w:sz="0" w:space="0" w:color="000000" tmln="20, 20, 20, 0, 0"/>
+                  <w:left w:val="nil" w:sz="0" w:space="0" w:color="000000" tmln="20, 20, 20, 0, 0"/>
+                  <w:bottom w:val="nil" w:sz="0" w:space="0" w:color="000000" tmln="20, 20, 20, 0, 0"/>
+                  <w:right w:val="nil" w:sz="0" w:space="0" w:color="000000" tmln="20, 20, 20, 0, 0"/>
+                  <w:tl2br w:val="nil" w:sz="0" w:space="0" w:color="000000" tmln="20, 20, 20, 0, 0"/>
+                  <w:tr2bl w:val="nil" w:sz="0" w:space="0" w:color="000000" tmln="20, 20, 20, 0, 0"/>
+                </w:tcBorders>
+                <w:tmTcPr id="1786660286" protected="0"/>
+              </w:tcPr>
+            </w:tcPrChange>
           </w:tcPr>
           <w:p>
             <w:pPr>
               <w:spacing w:after="0" w:line="240" w:lineRule="auto"/>
               <w:jc w:val="center"/>
               <w:rPr>
-                <w:rFonts w:ascii="Roboto" w:hAnsi="Roboto" w:cs="Roboto"/>
-                <w:color w:val="000000"/>
-                <w:sz w:val="20"/>
-                <w:szCs w:val="20"/>
-              </w:rPr>
-            </w:pPr>
-            <w:r>
-              <w:rPr>
-                <w:rFonts w:ascii="Roboto" w:hAnsi="Roboto" w:cs="Roboto"/>
-                <w:color w:val="000000"/>
-                <w:sz w:val="20"/>
-                <w:szCs w:val="20"/>
-              </w:rPr>
-            </w:r>
-          </w:p>
-        </w:tc>
-        <w:tc>
-          <w:tcPr>
-            <w:tcW w:w="2121" w:type="dxa"/>
-            <w:gridSpan w:val="2"/>
-            <w:tcMar>
-              <w:left w:w="30" w:type="dxa"/>
-              <w:right w:w="30" w:type="dxa"/>
-            </w:tcMar>
-            <w:tmTcPr id="1786490043" protected="0"/>
-          </w:tcPr>
-          <w:p>
-            <w:pPr>
-              <w:spacing w:after="0" w:line="240" w:lineRule="auto"/>
-              <w:jc w:val="center"/>
-              <w:rPr>
-                <w:rFonts w:ascii="Roboto" w:hAnsi="Roboto" w:cs="Roboto"/>
-                <w:color w:val="000000"/>
-                <w:sz w:val="20"/>
-                <w:szCs w:val="20"/>
-              </w:rPr>
-            </w:pPr>
-            <w:r>
-              <w:rPr>
-                <w:rFonts w:ascii="Roboto" w:hAnsi="Roboto" w:cs="Roboto"/>
+                <w:rFonts w:ascii="Roboto" w:hAnsi="Roboto" w:eastAsia="Roboto" w:cs="Roboto"/>
+                <w:color w:val="000000"/>
+                <w:sz w:val="20"/>
+                <w:szCs w:val="20"/>
+              </w:rPr>
+            </w:pPr>
+            <w:r>
+              <w:rPr>
+                <w:rFonts w:ascii="Roboto" w:hAnsi="Roboto" w:eastAsia="Roboto" w:cs="Roboto"/>
                 <w:color w:val="000000"/>
                 <w:sz w:val="20"/>
                 <w:szCs w:val="20"/>
@@ -1697,193 +2772,688 @@
           <w:tblHeader w:val="0"/>
           <w:cantSplit w:val="0"/>
           <w:trHeight w:val="209" w:hRule="atLeast"/>
+          <w:trPrChange w:id="49" w:author="" w:date="1970-01-01T01:00:00Z" w:revision="0">
+            <w:trPr>
+              <w:tblHeader w:val="0"/>
+              <w:cantSplit w:val="0"/>
+              <w:trHeight w:val="0" w:hRule="auto"/>
+            </w:trPr>
+          </w:trPrChange>
         </w:trPr>
         <w:tc>
           <w:tcPr>
-            <w:tcW w:w="464" w:type="dxa"/>
+            <w:tcW w:w="510" w:type="dxa"/>
             <w:gridSpan w:val="2"/>
             <w:tcMar>
               <w:left w:w="30" w:type="dxa"/>
               <w:right w:w="30" w:type="dxa"/>
             </w:tcMar>
-            <w:tmTcPr id="1786490043" protected="0"/>
+            <w:tmTcPr id="1786660286" protected="0"/>
+            <w:tcPrChange w:id="50" w:author="" w:date="1970-01-01T01:00:00Z" w:revision="0">
+              <w:tcPr>
+                <w:tcW w:w="510" w:type="dxa"/>
+                <w:gridSpan w:val="2"/>
+                <w:shd w:val="none"/>
+                <w:tcMar>
+                  <w:top w:w="0" w:type="dxa"/>
+                  <w:left w:w="30" w:type="dxa"/>
+                  <w:bottom w:w="0" w:type="dxa"/>
+                  <w:right w:w="30" w:type="dxa"/>
+                </w:tcMar>
+                <w:tcBorders>
+                  <w:top w:val="nil" w:sz="0" w:space="0" w:color="000000" tmln="20, 20, 20, 0, 0"/>
+                  <w:left w:val="nil" w:sz="0" w:space="0" w:color="000000" tmln="20, 20, 20, 0, 0"/>
+                  <w:bottom w:val="nil" w:sz="0" w:space="0" w:color="000000" tmln="20, 20, 20, 0, 0"/>
+                  <w:right w:val="nil" w:sz="0" w:space="0" w:color="000000" tmln="20, 20, 20, 0, 0"/>
+                  <w:tl2br w:val="nil" w:sz="0" w:space="0" w:color="000000" tmln="20, 20, 20, 0, 0"/>
+                  <w:tr2bl w:val="nil" w:sz="0" w:space="0" w:color="000000" tmln="20, 20, 20, 0, 0"/>
+                </w:tcBorders>
+                <w:tmTcPr id="1786660286" protected="0"/>
+              </w:tcPr>
+            </w:tcPrChange>
           </w:tcPr>
           <w:p>
             <w:pPr>
               <w:spacing w:after="0" w:line="240" w:lineRule="auto"/>
               <w:jc w:val="center"/>
               <w:rPr>
-                <w:rFonts w:ascii="Roboto" w:hAnsi="Roboto" w:cs="Roboto"/>
-                <w:color w:val="000000"/>
-                <w:sz w:val="20"/>
-                <w:szCs w:val="20"/>
-              </w:rPr>
-            </w:pPr>
-            <w:r>
-              <w:rPr>
-                <w:rFonts w:ascii="Roboto" w:hAnsi="Roboto" w:cs="Roboto"/>
-                <w:color w:val="000000"/>
-                <w:sz w:val="20"/>
-                <w:szCs w:val="20"/>
-              </w:rPr>
-              <w:t>{{ loop.index }}</w:t>
-            </w:r>
-          </w:p>
-        </w:tc>
-        <w:tc>
-          <w:tcPr>
-            <w:tcW w:w="597" w:type="dxa"/>
+                <w:rFonts w:ascii="Roboto" w:hAnsi="Roboto" w:eastAsia="Roboto" w:cs="Roboto"/>
+                <w:color w:val="000000"/>
+                <w:sz w:val="20"/>
+                <w:szCs w:val="20"/>
+              </w:rPr>
+            </w:pPr>
+            <w:r>
+              <w:rPr>
+                <w:rFonts w:ascii="Roboto" w:hAnsi="Roboto" w:eastAsia="Roboto" w:cs="Roboto"/>
+                <w:color w:val="000000"/>
+                <w:sz w:val="20"/>
+                <w:szCs w:val="20"/>
+              </w:rPr>
+            </w:r>
+          </w:p>
+        </w:tc>
+        <w:tc>
+          <w:tcPr>
+            <w:tcW w:w="600" w:type="dxa"/>
             <w:gridSpan w:val="2"/>
             <w:tcMar>
               <w:left w:w="30" w:type="dxa"/>
               <w:right w:w="30" w:type="dxa"/>
             </w:tcMar>
-            <w:tmTcPr id="1786490043" protected="0"/>
+            <w:tmTcPr id="1786660286" protected="0"/>
+            <w:tcPrChange w:id="51" w:author="" w:date="1970-01-01T01:00:00Z" w:revision="0">
+              <w:tcPr>
+                <w:tcW w:w="600" w:type="dxa"/>
+                <w:gridSpan w:val="2"/>
+                <w:shd w:val="none"/>
+                <w:tcMar>
+                  <w:top w:w="0" w:type="dxa"/>
+                  <w:left w:w="30" w:type="dxa"/>
+                  <w:bottom w:w="0" w:type="dxa"/>
+                  <w:right w:w="30" w:type="dxa"/>
+                </w:tcMar>
+                <w:tcBorders>
+                  <w:top w:val="nil" w:sz="0" w:space="0" w:color="000000" tmln="20, 20, 20, 0, 0"/>
+                  <w:left w:val="nil" w:sz="0" w:space="0" w:color="000000" tmln="20, 20, 20, 0, 0"/>
+                  <w:bottom w:val="nil" w:sz="0" w:space="0" w:color="000000" tmln="20, 20, 20, 0, 0"/>
+                  <w:right w:val="nil" w:sz="0" w:space="0" w:color="000000" tmln="20, 20, 20, 0, 0"/>
+                  <w:tl2br w:val="nil" w:sz="0" w:space="0" w:color="000000" tmln="20, 20, 20, 0, 0"/>
+                  <w:tr2bl w:val="nil" w:sz="0" w:space="0" w:color="000000" tmln="20, 20, 20, 0, 0"/>
+                </w:tcBorders>
+                <w:tmTcPr id="1786660286" protected="0"/>
+              </w:tcPr>
+            </w:tcPrChange>
+          </w:tcPr>
+          <w:p>
+            <w:pPr>
+              <w:spacing w:after="0" w:line="240" w:lineRule="auto"/>
+              <w:jc w:val="left"/>
+              <w:rPr>
+                <w:rFonts w:ascii="Roboto" w:hAnsi="Roboto" w:eastAsia="Roboto" w:cs="Roboto"/>
+                <w:color w:val="000000"/>
+                <w:sz w:val="20"/>
+                <w:szCs w:val="20"/>
+              </w:rPr>
+            </w:pPr>
+            <w:r>
+              <w:rPr>
+                <w:rFonts w:ascii="Roboto" w:hAnsi="Roboto" w:eastAsia="Roboto" w:cs="Roboto"/>
+                <w:sz w:val="20"/>
+                <w:szCs w:val="20"/>
+              </w:rPr>
+              <w:t>1</w:t>
+            </w:r>
+            <w:r>
+              <w:rPr>
+                <w:rFonts w:ascii="Roboto" w:hAnsi="Roboto" w:eastAsia="Roboto" w:cs="Roboto"/>
+                <w:color w:val="000000"/>
+                <w:sz w:val="20"/>
+                <w:szCs w:val="20"/>
+              </w:rPr>
+            </w:r>
+          </w:p>
+        </w:tc>
+        <w:tc>
+          <w:tcPr>
+            <w:tcW w:w="3945" w:type="dxa"/>
+            <w:gridSpan w:val="2"/>
+            <w:tcMar>
+              <w:left w:w="30" w:type="dxa"/>
+              <w:right w:w="30" w:type="dxa"/>
+            </w:tcMar>
+            <w:tmTcPr id="1786660286" protected="0"/>
+            <w:tcPrChange w:id="52" w:author="" w:date="1970-01-01T01:00:00Z" w:revision="0">
+              <w:tcPr>
+                <w:tcW w:w="3945" w:type="dxa"/>
+                <w:shd w:val="none"/>
+                <w:tcMar>
+                  <w:top w:w="0" w:type="dxa"/>
+                  <w:left w:w="30" w:type="dxa"/>
+                  <w:bottom w:w="0" w:type="dxa"/>
+                  <w:right w:w="30" w:type="dxa"/>
+                </w:tcMar>
+                <w:tcBorders>
+                  <w:top w:val="nil" w:sz="0" w:space="0" w:color="000000" tmln="20, 20, 20, 0, 0"/>
+                  <w:left w:val="nil" w:sz="0" w:space="0" w:color="000000" tmln="20, 20, 20, 0, 0"/>
+                  <w:bottom w:val="nil" w:sz="0" w:space="0" w:color="000000" tmln="20, 20, 20, 0, 0"/>
+                  <w:right w:val="nil" w:sz="0" w:space="0" w:color="000000" tmln="20, 20, 20, 0, 0"/>
+                  <w:tl2br w:val="nil" w:sz="0" w:space="0" w:color="000000" tmln="20, 20, 20, 0, 0"/>
+                  <w:tr2bl w:val="nil" w:sz="0" w:space="0" w:color="000000" tmln="20, 20, 20, 0, 0"/>
+                </w:tcBorders>
+                <w:tmTcPr id="1786660286" protected="0"/>
+              </w:tcPr>
+            </w:tcPrChange>
+          </w:tcPr>
+          <w:p>
+            <w:pPr>
+              <w:spacing w:after="0" w:line="240" w:lineRule="auto"/>
+              <w:rPr>
+                <w:rFonts w:ascii="Roboto" w:hAnsi="Roboto" w:eastAsia="Roboto" w:cs="Roboto"/>
+                <w:color w:val="000000"/>
+                <w:sz w:val="20"/>
+                <w:szCs w:val="20"/>
+              </w:rPr>
+            </w:pPr>
+            <w:r>
+              <w:rPr>
+                <w:rFonts w:ascii="Roboto" w:hAnsi="Roboto" w:eastAsia="Roboto" w:cs="Roboto"/>
+                <w:color w:val="000000"/>
+                <w:sz w:val="20"/>
+                <w:szCs w:val="20"/>
+              </w:rPr>
+              <w:t>{{ item.description }}</w:t>
+            </w:r>
+          </w:p>
+        </w:tc>
+        <w:tc>
+          <w:tcPr>
+            <w:tcW w:w="900" w:type="dxa"/>
+            <w:gridSpan w:val="3"/>
+            <w:tcMar>
+              <w:left w:w="30" w:type="dxa"/>
+              <w:right w:w="30" w:type="dxa"/>
+            </w:tcMar>
+            <w:tmTcPr id="1786660286" protected="0"/>
+            <w:tcPrChange w:id="53" w:author="" w:date="1970-01-01T01:00:00Z" w:revision="0">
+              <w:tcPr>
+                <w:tcW w:w="735" w:type="dxa"/>
+                <w:gridSpan w:val="2"/>
+                <w:shd w:val="none"/>
+                <w:tcMar>
+                  <w:top w:w="0" w:type="dxa"/>
+                  <w:left w:w="30" w:type="dxa"/>
+                  <w:bottom w:w="0" w:type="dxa"/>
+                  <w:right w:w="30" w:type="dxa"/>
+                </w:tcMar>
+                <w:tcBorders>
+                  <w:top w:val="nil" w:sz="0" w:space="0" w:color="000000" tmln="20, 20, 20, 0, 0"/>
+                  <w:left w:val="nil" w:sz="0" w:space="0" w:color="000000" tmln="20, 20, 20, 0, 0"/>
+                  <w:bottom w:val="nil" w:sz="0" w:space="0" w:color="000000" tmln="20, 20, 20, 0, 0"/>
+                  <w:right w:val="nil" w:sz="0" w:space="0" w:color="000000" tmln="20, 20, 20, 0, 0"/>
+                  <w:tl2br w:val="nil" w:sz="0" w:space="0" w:color="000000" tmln="20, 20, 20, 0, 0"/>
+                  <w:tr2bl w:val="nil" w:sz="0" w:space="0" w:color="000000" tmln="20, 20, 20, 0, 0"/>
+                </w:tcBorders>
+                <w:tmTcPr id="1786660286" protected="0"/>
+              </w:tcPr>
+            </w:tcPrChange>
           </w:tcPr>
           <w:p>
             <w:pPr>
               <w:spacing w:after="0" w:line="240" w:lineRule="auto"/>
               <w:jc w:val="center"/>
               <w:rPr>
-                <w:rFonts w:ascii="Roboto" w:hAnsi="Roboto" w:cs="Roboto"/>
-                <w:color w:val="000000"/>
-                <w:sz w:val="20"/>
-                <w:szCs w:val="20"/>
-              </w:rPr>
-            </w:pPr>
-            <w:r>
-              <w:rPr>
-                <w:rFonts w:ascii="Roboto" w:hAnsi="Roboto" w:cs="Roboto"/>
-                <w:color w:val="000000"/>
-                <w:sz w:val="20"/>
-                <w:szCs w:val="20"/>
-              </w:rPr>
-            </w:r>
-          </w:p>
-        </w:tc>
-        <w:tc>
-          <w:tcPr>
-            <w:tcW w:w="3946" w:type="dxa"/>
-            <w:tcMar>
-              <w:left w:w="30" w:type="dxa"/>
-              <w:right w:w="30" w:type="dxa"/>
-            </w:tcMar>
-            <w:tmTcPr id="1786490043" protected="0"/>
-          </w:tcPr>
-          <w:p>
-            <w:pPr>
-              <w:spacing w:after="0" w:line="240" w:lineRule="auto"/>
-              <w:rPr>
-                <w:rFonts w:ascii="Roboto" w:hAnsi="Roboto" w:cs="Roboto"/>
-                <w:color w:val="000000"/>
-                <w:sz w:val="20"/>
-                <w:szCs w:val="20"/>
-              </w:rPr>
-            </w:pPr>
-            <w:r>
-              <w:rPr>
-                <w:rFonts w:ascii="Roboto" w:hAnsi="Roboto" w:cs="Roboto"/>
-                <w:color w:val="000000"/>
-                <w:sz w:val="20"/>
-                <w:szCs w:val="20"/>
-              </w:rPr>
-              <w:t>{{ item.description }}</w:t>
-            </w:r>
-          </w:p>
-        </w:tc>
-        <w:tc>
-          <w:tcPr>
-            <w:tcW w:w="744" w:type="dxa"/>
+                <w:rFonts w:ascii="Roboto" w:hAnsi="Roboto" w:eastAsia="Roboto" w:cs="Roboto"/>
+                <w:color w:val="000000"/>
+                <w:sz w:val="20"/>
+                <w:szCs w:val="20"/>
+              </w:rPr>
+            </w:pPr>
+            <w:r>
+              <w:rPr>
+                <w:rFonts w:ascii="Roboto" w:hAnsi="Roboto" w:eastAsia="Roboto" w:cs="Roboto"/>
+                <w:color w:val="000000"/>
+                <w:sz w:val="20"/>
+                <w:szCs w:val="20"/>
+              </w:rPr>
+              <w:t>{{ item.quantity }}</w:t>
+            </w:r>
+          </w:p>
+        </w:tc>
+        <w:tc>
+          <w:tcPr>
+            <w:tcW w:w="1875" w:type="dxa"/>
+            <w:gridSpan w:val="4"/>
+            <w:tcMar>
+              <w:left w:w="30" w:type="dxa"/>
+              <w:right w:w="30" w:type="dxa"/>
+            </w:tcMar>
+            <w:tmTcPr id="1786660286" protected="0"/>
+            <w:tcPrChange w:id="54" w:author="" w:date="1970-01-01T01:00:00Z" w:revision="0">
+              <w:tcPr>
+                <w:tcW w:w="2040" w:type="dxa"/>
+                <w:gridSpan w:val="3"/>
+                <w:shd w:val="none"/>
+                <w:tcMar>
+                  <w:top w:w="0" w:type="dxa"/>
+                  <w:left w:w="30" w:type="dxa"/>
+                  <w:bottom w:w="0" w:type="dxa"/>
+                  <w:right w:w="30" w:type="dxa"/>
+                </w:tcMar>
+                <w:tcBorders>
+                  <w:top w:val="nil" w:sz="0" w:space="0" w:color="000000" tmln="20, 20, 20, 0, 0"/>
+                  <w:left w:val="nil" w:sz="0" w:space="0" w:color="000000" tmln="20, 20, 20, 0, 0"/>
+                  <w:bottom w:val="nil" w:sz="0" w:space="0" w:color="000000" tmln="20, 20, 20, 0, 0"/>
+                  <w:right w:val="nil" w:sz="0" w:space="0" w:color="000000" tmln="20, 20, 20, 0, 0"/>
+                  <w:tl2br w:val="nil" w:sz="0" w:space="0" w:color="000000" tmln="20, 20, 20, 0, 0"/>
+                  <w:tr2bl w:val="nil" w:sz="0" w:space="0" w:color="000000" tmln="20, 20, 20, 0, 0"/>
+                </w:tcBorders>
+                <w:tmTcPr id="1786660286" protected="0"/>
+              </w:tcPr>
+            </w:tcPrChange>
+          </w:tcPr>
+          <w:p>
+            <w:pPr>
+              <w:spacing w:after="0" w:line="240" w:lineRule="auto"/>
+              <w:jc w:val="center"/>
+              <w:rPr>
+                <w:rFonts w:ascii="Roboto" w:hAnsi="Roboto" w:eastAsia="Roboto" w:cs="Roboto"/>
+                <w:color w:val="000000"/>
+                <w:sz w:val="20"/>
+                <w:szCs w:val="20"/>
+              </w:rPr>
+            </w:pPr>
+            <w:r>
+              <w:rPr>
+                <w:rFonts w:ascii="Roboto" w:hAnsi="Roboto" w:eastAsia="Roboto" w:cs="Roboto"/>
+                <w:color w:val="000000"/>
+                <w:sz w:val="20"/>
+                <w:szCs w:val="20"/>
+              </w:rPr>
+              <w:t>{{ item.unit_price }}</w:t>
+            </w:r>
+          </w:p>
+        </w:tc>
+        <w:tc>
+          <w:tcPr>
+            <w:tcW w:w="2130" w:type="dxa"/>
+            <w:gridSpan w:val="3"/>
+            <w:tcMar>
+              <w:left w:w="30" w:type="dxa"/>
+              <w:right w:w="30" w:type="dxa"/>
+            </w:tcMar>
+            <w:tmTcPr id="1786660286" protected="0"/>
+            <w:tcPrChange w:id="55" w:author="" w:date="1970-01-01T01:00:00Z" w:revision="0">
+              <w:tcPr>
+                <w:tcW w:w="2130" w:type="dxa"/>
+                <w:gridSpan w:val="2"/>
+                <w:shd w:val="none"/>
+                <w:tcMar>
+                  <w:top w:w="0" w:type="dxa"/>
+                  <w:left w:w="30" w:type="dxa"/>
+                  <w:bottom w:w="0" w:type="dxa"/>
+                  <w:right w:w="30" w:type="dxa"/>
+                </w:tcMar>
+                <w:tcBorders>
+                  <w:top w:val="nil" w:sz="0" w:space="0" w:color="000000" tmln="20, 20, 20, 0, 0"/>
+                  <w:left w:val="nil" w:sz="0" w:space="0" w:color="000000" tmln="20, 20, 20, 0, 0"/>
+                  <w:bottom w:val="nil" w:sz="0" w:space="0" w:color="000000" tmln="20, 20, 20, 0, 0"/>
+                  <w:right w:val="nil" w:sz="0" w:space="0" w:color="000000" tmln="20, 20, 20, 0, 0"/>
+                  <w:tl2br w:val="nil" w:sz="0" w:space="0" w:color="000000" tmln="20, 20, 20, 0, 0"/>
+                  <w:tr2bl w:val="nil" w:sz="0" w:space="0" w:color="000000" tmln="20, 20, 20, 0, 0"/>
+                </w:tcBorders>
+                <w:tmTcPr id="1786660286" protected="0"/>
+              </w:tcPr>
+            </w:tcPrChange>
+          </w:tcPr>
+          <w:p>
+            <w:pPr>
+              <w:spacing w:after="0" w:line="240" w:lineRule="auto"/>
+              <w:jc w:val="center"/>
+              <w:rPr>
+                <w:rFonts w:ascii="Roboto" w:hAnsi="Roboto" w:eastAsia="Roboto" w:cs="Roboto"/>
+                <w:color w:val="000000"/>
+                <w:sz w:val="20"/>
+                <w:szCs w:val="20"/>
+              </w:rPr>
+            </w:pPr>
+            <w:r>
+              <w:rPr>
+                <w:rFonts w:ascii="Roboto" w:hAnsi="Roboto" w:eastAsia="Roboto" w:cs="Roboto"/>
+                <w:color w:val="000000"/>
+                <w:sz w:val="20"/>
+                <w:szCs w:val="20"/>
+              </w:rPr>
+              <w:t>{{ item.total_price }}</w:t>
+            </w:r>
+          </w:p>
+        </w:tc>
+      </w:tr>
+      <w:tr>
+        <w:trPr>
+          <w:tblHeader w:val="0"/>
+          <w:cantSplit w:val="0"/>
+          <w:trHeight w:val="585" w:hRule="atLeast"/>
+          <w:trPrChange w:id="56" w:author="" w:date="1970-01-01T01:00:00Z" w:revision="0">
+            <w:trPr>
+              <w:tblHeader w:val="0"/>
+              <w:cantSplit w:val="0"/>
+              <w:trHeight w:val="0" w:hRule="auto"/>
+            </w:trPr>
+          </w:trPrChange>
+        </w:trPr>
+        <w:tc>
+          <w:tcPr>
+            <w:tcW w:w="510" w:type="dxa"/>
             <w:gridSpan w:val="2"/>
             <w:tcMar>
               <w:left w:w="30" w:type="dxa"/>
               <w:right w:w="30" w:type="dxa"/>
             </w:tcMar>
-            <w:tmTcPr id="1786490043" protected="0"/>
+            <w:tcBorders>
+              <w:bottom w:val="single" w:sz="4" w:space="0" w:color="000000" tmln="10, 20, 20, 0, 0"/>
+            </w:tcBorders>
+            <w:tmTcPr id="1786660286" protected="0"/>
+            <w:tcPrChange w:id="57" w:author="" w:date="1970-01-01T01:00:00Z" w:revision="0">
+              <w:tcPr>
+                <w:tcW w:w="510" w:type="dxa"/>
+                <w:gridSpan w:val="2"/>
+                <w:shd w:val="none"/>
+                <w:tcMar>
+                  <w:top w:w="0" w:type="dxa"/>
+                  <w:left w:w="30" w:type="dxa"/>
+                  <w:bottom w:w="0" w:type="dxa"/>
+                  <w:right w:w="30" w:type="dxa"/>
+                </w:tcMar>
+                <w:tcBorders>
+                  <w:top w:val="nil" w:sz="0" w:space="0" w:color="000000" tmln="20, 20, 20, 0, 0"/>
+                  <w:left w:val="nil" w:sz="0" w:space="0" w:color="000000" tmln="20, 20, 20, 0, 0"/>
+                  <w:bottom w:val="single" w:sz="4" w:space="0" w:color="000000" tmln="10, 20, 20, 0, 0"/>
+                  <w:right w:val="nil" w:sz="0" w:space="0" w:color="000000" tmln="20, 20, 20, 0, 0"/>
+                  <w:tl2br w:val="nil" w:sz="0" w:space="0" w:color="000000" tmln="20, 20, 20, 0, 0"/>
+                  <w:tr2bl w:val="nil" w:sz="0" w:space="0" w:color="000000" tmln="20, 20, 20, 0, 0"/>
+                </w:tcBorders>
+                <w:tmTcPr id="1786660286" protected="0"/>
+              </w:tcPr>
+            </w:tcPrChange>
           </w:tcPr>
           <w:p>
             <w:pPr>
               <w:spacing w:after="0" w:line="240" w:lineRule="auto"/>
               <w:jc w:val="center"/>
               <w:rPr>
-                <w:rFonts w:ascii="Roboto" w:hAnsi="Roboto" w:cs="Roboto"/>
-                <w:color w:val="000000"/>
-                <w:sz w:val="20"/>
-                <w:szCs w:val="20"/>
-              </w:rPr>
-            </w:pPr>
-            <w:r>
-              <w:rPr>
-                <w:rFonts w:ascii="Roboto" w:hAnsi="Roboto" w:cs="Roboto"/>
-                <w:color w:val="000000"/>
-                <w:sz w:val="20"/>
-                <w:szCs w:val="20"/>
-              </w:rPr>
-              <w:t>{{ item.quantity }}</w:t>
-            </w:r>
-          </w:p>
-        </w:tc>
-        <w:tc>
-          <w:tcPr>
-            <w:tcW w:w="1949" w:type="dxa"/>
+                <w:rFonts w:ascii="Roboto" w:hAnsi="Roboto" w:eastAsia="Roboto" w:cs="Roboto"/>
+                <w:color w:val="000000"/>
+                <w:sz w:val="20"/>
+                <w:szCs w:val="20"/>
+              </w:rPr>
+            </w:pPr>
+            <w:r>
+              <w:rPr>
+                <w:rFonts w:ascii="Roboto" w:hAnsi="Roboto" w:eastAsia="Roboto" w:cs="Roboto"/>
+                <w:color w:val="000000"/>
+                <w:sz w:val="20"/>
+                <w:szCs w:val="20"/>
+              </w:rPr>
+            </w:r>
+          </w:p>
+        </w:tc>
+        <w:tc>
+          <w:tcPr>
+            <w:tcW w:w="600" w:type="dxa"/>
+            <w:gridSpan w:val="2"/>
+            <w:tcMar>
+              <w:left w:w="30" w:type="dxa"/>
+              <w:right w:w="30" w:type="dxa"/>
+            </w:tcMar>
+            <w:tcBorders>
+              <w:bottom w:val="single" w:sz="4" w:space="0" w:color="000000" tmln="10, 20, 20, 0, 0"/>
+            </w:tcBorders>
+            <w:tmTcPr id="1786660286" protected="0"/>
+            <w:tcPrChange w:id="58" w:author="" w:date="1970-01-01T01:00:00Z" w:revision="0">
+              <w:tcPr>
+                <w:tcW w:w="600" w:type="dxa"/>
+                <w:gridSpan w:val="2"/>
+                <w:shd w:val="none"/>
+                <w:tcMar>
+                  <w:top w:w="0" w:type="dxa"/>
+                  <w:left w:w="30" w:type="dxa"/>
+                  <w:bottom w:w="0" w:type="dxa"/>
+                  <w:right w:w="30" w:type="dxa"/>
+                </w:tcMar>
+                <w:tcBorders>
+                  <w:top w:val="nil" w:sz="0" w:space="0" w:color="000000" tmln="20, 20, 20, 0, 0"/>
+                  <w:left w:val="nil" w:sz="0" w:space="0" w:color="000000" tmln="20, 20, 20, 0, 0"/>
+                  <w:bottom w:val="single" w:sz="4" w:space="0" w:color="000000" tmln="10, 20, 20, 0, 0"/>
+                  <w:right w:val="nil" w:sz="0" w:space="0" w:color="000000" tmln="20, 20, 20, 0, 0"/>
+                  <w:tl2br w:val="nil" w:sz="0" w:space="0" w:color="000000" tmln="20, 20, 20, 0, 0"/>
+                  <w:tr2bl w:val="nil" w:sz="0" w:space="0" w:color="000000" tmln="20, 20, 20, 0, 0"/>
+                </w:tcBorders>
+                <w:tmTcPr id="1786660286" protected="0"/>
+              </w:tcPr>
+            </w:tcPrChange>
+          </w:tcPr>
+          <w:p>
+            <w:pPr>
+              <w:spacing w:after="0" w:line="240" w:lineRule="auto"/>
+              <w:jc w:val="center"/>
+              <w:rPr>
+                <w:rFonts w:ascii="Roboto" w:hAnsi="Roboto" w:eastAsia="Roboto" w:cs="Roboto"/>
+                <w:color w:val="000000"/>
+                <w:sz w:val="20"/>
+                <w:szCs w:val="20"/>
+              </w:rPr>
+            </w:pPr>
+            <w:r>
+              <w:rPr>
+                <w:rFonts w:ascii="Roboto" w:hAnsi="Roboto" w:eastAsia="Roboto" w:cs="Roboto"/>
+                <w:color w:val="000000"/>
+                <w:sz w:val="20"/>
+                <w:szCs w:val="20"/>
+              </w:rPr>
+            </w:r>
+          </w:p>
+        </w:tc>
+        <w:tc>
+          <w:tcPr>
+            <w:tcW w:w="3945" w:type="dxa"/>
+            <w:gridSpan w:val="2"/>
+            <w:tcMar>
+              <w:left w:w="30" w:type="dxa"/>
+              <w:right w:w="30" w:type="dxa"/>
+            </w:tcMar>
+            <w:tcBorders>
+              <w:bottom w:val="single" w:sz="4" w:space="0" w:color="000000" tmln="10, 20, 20, 0, 0"/>
+            </w:tcBorders>
+            <w:tmTcPr id="1786660286" protected="0"/>
+            <w:tcPrChange w:id="59" w:author="" w:date="1970-01-01T01:00:00Z" w:revision="0">
+              <w:tcPr>
+                <w:tcW w:w="3945" w:type="dxa"/>
+                <w:shd w:val="none"/>
+                <w:tcMar>
+                  <w:top w:w="0" w:type="dxa"/>
+                  <w:left w:w="30" w:type="dxa"/>
+                  <w:bottom w:w="0" w:type="dxa"/>
+                  <w:right w:w="30" w:type="dxa"/>
+                </w:tcMar>
+                <w:tcBorders>
+                  <w:top w:val="nil" w:sz="0" w:space="0" w:color="000000" tmln="20, 20, 20, 0, 0"/>
+                  <w:left w:val="nil" w:sz="0" w:space="0" w:color="000000" tmln="20, 20, 20, 0, 0"/>
+                  <w:bottom w:val="single" w:sz="4" w:space="0" w:color="000000" tmln="10, 20, 20, 0, 0"/>
+                  <w:right w:val="nil" w:sz="0" w:space="0" w:color="000000" tmln="20, 20, 20, 0, 0"/>
+                  <w:tl2br w:val="nil" w:sz="0" w:space="0" w:color="000000" tmln="20, 20, 20, 0, 0"/>
+                  <w:tr2bl w:val="nil" w:sz="0" w:space="0" w:color="000000" tmln="20, 20, 20, 0, 0"/>
+                </w:tcBorders>
+                <w:tmTcPr id="1786660286" protected="0"/>
+              </w:tcPr>
+            </w:tcPrChange>
+          </w:tcPr>
+          <w:p>
+            <w:pPr>
+              <w:spacing w:after="0" w:line="240" w:lineRule="auto"/>
+              <w:jc w:val="right"/>
+              <w:rPr>
+                <w:rFonts w:ascii="Roboto" w:hAnsi="Roboto" w:eastAsia="Roboto" w:cs="Roboto"/>
+                <w:color w:val="000000"/>
+                <w:sz w:val="20"/>
+                <w:szCs w:val="20"/>
+              </w:rPr>
+            </w:pPr>
+            <w:r>
+              <w:rPr>
+                <w:rFonts w:ascii="Roboto" w:hAnsi="Roboto" w:eastAsia="Roboto" w:cs="Roboto"/>
+                <w:color w:val="000000"/>
+                <w:sz w:val="20"/>
+                <w:szCs w:val="20"/>
+              </w:rPr>
+            </w:r>
+          </w:p>
+        </w:tc>
+        <w:tc>
+          <w:tcPr>
+            <w:tcW w:w="900" w:type="dxa"/>
             <w:gridSpan w:val="3"/>
             <w:tcMar>
               <w:left w:w="30" w:type="dxa"/>
               <w:right w:w="30" w:type="dxa"/>
             </w:tcMar>
-            <w:tmTcPr id="1786490043" protected="0"/>
+            <w:tcBorders>
+              <w:bottom w:val="single" w:sz="4" w:space="0" w:color="000000" tmln="10, 20, 20, 0, 0"/>
+            </w:tcBorders>
+            <w:tmTcPr id="1786660286" protected="0"/>
+            <w:tcPrChange w:id="60" w:author="" w:date="1970-01-01T01:00:00Z" w:revision="0">
+              <w:tcPr>
+                <w:tcW w:w="735" w:type="dxa"/>
+                <w:gridSpan w:val="2"/>
+                <w:shd w:val="none"/>
+                <w:tcMar>
+                  <w:top w:w="0" w:type="dxa"/>
+                  <w:left w:w="30" w:type="dxa"/>
+                  <w:bottom w:w="0" w:type="dxa"/>
+                  <w:right w:w="30" w:type="dxa"/>
+                </w:tcMar>
+                <w:tcBorders>
+                  <w:top w:val="nil" w:sz="0" w:space="0" w:color="000000" tmln="20, 20, 20, 0, 0"/>
+                  <w:left w:val="nil" w:sz="0" w:space="0" w:color="000000" tmln="20, 20, 20, 0, 0"/>
+                  <w:bottom w:val="single" w:sz="4" w:space="0" w:color="000000" tmln="10, 20, 20, 0, 0"/>
+                  <w:right w:val="nil" w:sz="0" w:space="0" w:color="000000" tmln="20, 20, 20, 0, 0"/>
+                  <w:tl2br w:val="nil" w:sz="0" w:space="0" w:color="000000" tmln="20, 20, 20, 0, 0"/>
+                  <w:tr2bl w:val="nil" w:sz="0" w:space="0" w:color="000000" tmln="20, 20, 20, 0, 0"/>
+                </w:tcBorders>
+                <w:tmTcPr id="1786660286" protected="0"/>
+              </w:tcPr>
+            </w:tcPrChange>
           </w:tcPr>
           <w:p>
             <w:pPr>
               <w:spacing w:after="0" w:line="240" w:lineRule="auto"/>
               <w:jc w:val="center"/>
               <w:rPr>
-                <w:rFonts w:ascii="Roboto" w:hAnsi="Roboto" w:cs="Roboto"/>
-                <w:color w:val="000000"/>
-                <w:sz w:val="20"/>
-                <w:szCs w:val="20"/>
-              </w:rPr>
-            </w:pPr>
-            <w:r>
-              <w:rPr>
-                <w:rFonts w:ascii="Roboto" w:hAnsi="Roboto" w:cs="Roboto"/>
-                <w:color w:val="000000"/>
-                <w:sz w:val="20"/>
-                <w:szCs w:val="20"/>
-              </w:rPr>
-              <w:t>{{ item.unit_price }}</w:t>
-            </w:r>
-          </w:p>
-        </w:tc>
-        <w:tc>
-          <w:tcPr>
-            <w:tcW w:w="2121" w:type="dxa"/>
-            <w:gridSpan w:val="2"/>
-            <w:tcMar>
-              <w:left w:w="30" w:type="dxa"/>
-              <w:right w:w="30" w:type="dxa"/>
-            </w:tcMar>
-            <w:tmTcPr id="1786490043" protected="0"/>
+                <w:rFonts w:ascii="Roboto" w:hAnsi="Roboto" w:eastAsia="Roboto" w:cs="Roboto"/>
+                <w:color w:val="000000"/>
+                <w:sz w:val="20"/>
+                <w:szCs w:val="20"/>
+              </w:rPr>
+            </w:pPr>
+            <w:r>
+              <w:rPr>
+                <w:rFonts w:ascii="Roboto" w:hAnsi="Roboto" w:eastAsia="Roboto" w:cs="Roboto"/>
+                <w:color w:val="000000"/>
+                <w:sz w:val="20"/>
+                <w:szCs w:val="20"/>
+              </w:rPr>
+            </w:r>
+          </w:p>
+        </w:tc>
+        <w:tc>
+          <w:tcPr>
+            <w:tcW w:w="1875" w:type="dxa"/>
+            <w:gridSpan w:val="4"/>
+            <w:tcMar>
+              <w:left w:w="30" w:type="dxa"/>
+              <w:right w:w="30" w:type="dxa"/>
+            </w:tcMar>
+            <w:tcBorders>
+              <w:bottom w:val="single" w:sz="4" w:space="0" w:color="000000" tmln="10, 20, 20, 0, 0"/>
+            </w:tcBorders>
+            <w:tmTcPr id="1786660286" protected="0"/>
+            <w:tcPrChange w:id="61" w:author="" w:date="1970-01-01T01:00:00Z" w:revision="0">
+              <w:tcPr>
+                <w:tcW w:w="2040" w:type="dxa"/>
+                <w:gridSpan w:val="3"/>
+                <w:shd w:val="none"/>
+                <w:tcMar>
+                  <w:top w:w="0" w:type="dxa"/>
+                  <w:left w:w="30" w:type="dxa"/>
+                  <w:bottom w:w="0" w:type="dxa"/>
+                  <w:right w:w="30" w:type="dxa"/>
+                </w:tcMar>
+                <w:tcBorders>
+                  <w:top w:val="nil" w:sz="0" w:space="0" w:color="000000" tmln="20, 20, 20, 0, 0"/>
+                  <w:left w:val="nil" w:sz="0" w:space="0" w:color="000000" tmln="20, 20, 20, 0, 0"/>
+                  <w:bottom w:val="single" w:sz="4" w:space="0" w:color="000000" tmln="10, 20, 20, 0, 0"/>
+                  <w:right w:val="nil" w:sz="0" w:space="0" w:color="000000" tmln="20, 20, 20, 0, 0"/>
+                  <w:tl2br w:val="nil" w:sz="0" w:space="0" w:color="000000" tmln="20, 20, 20, 0, 0"/>
+                  <w:tr2bl w:val="nil" w:sz="0" w:space="0" w:color="000000" tmln="20, 20, 20, 0, 0"/>
+                </w:tcBorders>
+                <w:tmTcPr id="1786660286" protected="0"/>
+              </w:tcPr>
+            </w:tcPrChange>
           </w:tcPr>
           <w:p>
             <w:pPr>
               <w:spacing w:after="0" w:line="240" w:lineRule="auto"/>
               <w:jc w:val="center"/>
               <w:rPr>
-                <w:rFonts w:ascii="Roboto" w:hAnsi="Roboto" w:cs="Roboto"/>
-                <w:color w:val="000000"/>
-                <w:sz w:val="20"/>
-                <w:szCs w:val="20"/>
-              </w:rPr>
-            </w:pPr>
-            <w:r>
-              <w:rPr>
-                <w:rFonts w:ascii="Roboto" w:hAnsi="Roboto" w:cs="Roboto"/>
-                <w:color w:val="000000"/>
-                <w:sz w:val="20"/>
-                <w:szCs w:val="20"/>
-              </w:rPr>
-              <w:t>{{ item.total_price }}</w:t>
+                <w:rFonts w:ascii="Roboto" w:hAnsi="Roboto" w:eastAsia="Roboto" w:cs="Roboto"/>
+                <w:color w:val="000000"/>
+                <w:sz w:val="20"/>
+                <w:szCs w:val="20"/>
+              </w:rPr>
+            </w:pPr>
+            <w:r>
+              <w:rPr>
+                <w:rFonts w:ascii="Roboto" w:hAnsi="Roboto" w:eastAsia="Roboto" w:cs="Roboto"/>
+                <w:color w:val="000000"/>
+                <w:sz w:val="20"/>
+                <w:szCs w:val="20"/>
+              </w:rPr>
+            </w:r>
+          </w:p>
+        </w:tc>
+        <w:tc>
+          <w:tcPr>
+            <w:tcW w:w="2130" w:type="dxa"/>
+            <w:gridSpan w:val="3"/>
+            <w:tcMar>
+              <w:left w:w="30" w:type="dxa"/>
+              <w:right w:w="30" w:type="dxa"/>
+            </w:tcMar>
+            <w:tcBorders>
+              <w:bottom w:val="single" w:sz="4" w:space="0" w:color="000000" tmln="10, 20, 20, 0, 0"/>
+            </w:tcBorders>
+            <w:tmTcPr id="1786660286" protected="0"/>
+            <w:tcPrChange w:id="62" w:author="" w:date="1970-01-01T01:00:00Z" w:revision="0">
+              <w:tcPr>
+                <w:tcW w:w="2130" w:type="dxa"/>
+                <w:gridSpan w:val="2"/>
+                <w:shd w:val="none"/>
+                <w:tcMar>
+                  <w:top w:w="0" w:type="dxa"/>
+                  <w:left w:w="30" w:type="dxa"/>
+                  <w:bottom w:w="0" w:type="dxa"/>
+                  <w:right w:w="30" w:type="dxa"/>
+                </w:tcMar>
+                <w:tcBorders>
+                  <w:top w:val="nil" w:sz="0" w:space="0" w:color="000000" tmln="20, 20, 20, 0, 0"/>
+                  <w:left w:val="nil" w:sz="0" w:space="0" w:color="000000" tmln="20, 20, 20, 0, 0"/>
+                  <w:bottom w:val="single" w:sz="4" w:space="0" w:color="000000" tmln="10, 20, 20, 0, 0"/>
+                  <w:right w:val="nil" w:sz="0" w:space="0" w:color="000000" tmln="20, 20, 20, 0, 0"/>
+                  <w:tl2br w:val="nil" w:sz="0" w:space="0" w:color="000000" tmln="20, 20, 20, 0, 0"/>
+                  <w:tr2bl w:val="nil" w:sz="0" w:space="0" w:color="000000" tmln="20, 20, 20, 0, 0"/>
+                </w:tcBorders>
+                <w:tmTcPr id="1786660286" protected="0"/>
+              </w:tcPr>
+            </w:tcPrChange>
+          </w:tcPr>
+          <w:p>
+            <w:pPr>
+              <w:spacing w:after="0" w:line="240" w:lineRule="auto"/>
+              <w:jc w:val="center"/>
+              <w:rPr>
+                <w:rFonts w:ascii="Roboto" w:hAnsi="Roboto" w:eastAsia="Roboto" w:cs="Roboto"/>
+                <w:color w:val="000000"/>
+                <w:sz w:val="20"/>
+                <w:szCs w:val="20"/>
+              </w:rPr>
+            </w:pPr>
+            <w:r>
+              <w:rPr>
+                <w:rFonts w:ascii="Roboto" w:hAnsi="Roboto" w:eastAsia="Roboto" w:cs="Roboto"/>
+                <w:color w:val="000000"/>
+                <w:sz w:val="20"/>
+                <w:szCs w:val="20"/>
+              </w:rPr>
             </w:r>
           </w:p>
         </w:tc>
@@ -1893,208 +3463,366 @@
           <w:tblHeader w:val="0"/>
           <w:cantSplit w:val="0"/>
           <w:trHeight w:val="209" w:hRule="atLeast"/>
+          <w:trPrChange w:id="63" w:author="" w:date="1970-01-01T01:00:00Z" w:revision="0">
+            <w:trPr>
+              <w:tblHeader w:val="0"/>
+              <w:cantSplit w:val="0"/>
+              <w:trHeight w:val="0" w:hRule="auto"/>
+            </w:trPr>
+          </w:trPrChange>
         </w:trPr>
         <w:tc>
           <w:tcPr>
-            <w:tcW w:w="464" w:type="dxa"/>
+            <w:tcW w:w="510" w:type="dxa"/>
             <w:gridSpan w:val="2"/>
             <w:tcMar>
               <w:left w:w="30" w:type="dxa"/>
               <w:right w:w="30" w:type="dxa"/>
             </w:tcMar>
             <w:tcBorders>
+              <w:top w:val="single" w:sz="4" w:space="0" w:color="000000" tmln="10, 20, 20, 0, 0"/>
+            </w:tcBorders>
+            <w:tmTcPr id="1786660286" protected="0"/>
+            <w:tcPrChange w:id="64" w:author="" w:date="1970-01-01T01:00:00Z" w:revision="0">
+              <w:tcPr>
+                <w:tcW w:w="510" w:type="dxa"/>
+                <w:gridSpan w:val="2"/>
+                <w:shd w:val="none"/>
+                <w:tcMar>
+                  <w:top w:w="0" w:type="dxa"/>
+                  <w:left w:w="30" w:type="dxa"/>
+                  <w:bottom w:w="0" w:type="dxa"/>
+                  <w:right w:w="30" w:type="dxa"/>
+                </w:tcMar>
+                <w:tcBorders>
+                  <w:top w:val="single" w:sz="4" w:space="0" w:color="000000" tmln="10, 20, 20, 0, 0"/>
+                  <w:left w:val="nil" w:sz="0" w:space="0" w:color="000000" tmln="20, 20, 20, 0, 0"/>
+                  <w:bottom w:val="nil" w:sz="0" w:space="0" w:color="000000" tmln="20, 20, 20, 0, 0"/>
+                  <w:right w:val="nil" w:sz="0" w:space="0" w:color="000000" tmln="20, 20, 20, 0, 0"/>
+                  <w:tl2br w:val="nil" w:sz="0" w:space="0" w:color="000000" tmln="20, 20, 20, 0, 0"/>
+                  <w:tr2bl w:val="nil" w:sz="0" w:space="0" w:color="000000" tmln="20, 20, 20, 0, 0"/>
+                </w:tcBorders>
+                <w:tmTcPr id="1786660286" protected="0"/>
+              </w:tcPr>
+            </w:tcPrChange>
+          </w:tcPr>
+          <w:p>
+            <w:pPr>
+              <w:spacing w:after="0" w:line="240" w:lineRule="auto"/>
+              <w:jc w:val="center"/>
+              <w:rPr>
+                <w:rFonts w:ascii="Roboto" w:hAnsi="Roboto" w:eastAsia="Roboto" w:cs="Roboto"/>
+                <w:color w:val="000000"/>
+                <w:sz w:val="20"/>
+                <w:szCs w:val="20"/>
+              </w:rPr>
+            </w:pPr>
+            <w:r>
+              <w:rPr>
+                <w:rFonts w:ascii="Roboto" w:hAnsi="Roboto" w:eastAsia="Roboto" w:cs="Roboto"/>
+                <w:color w:val="000000"/>
+                <w:sz w:val="20"/>
+                <w:szCs w:val="20"/>
+              </w:rPr>
+            </w:r>
+          </w:p>
+        </w:tc>
+        <w:tc>
+          <w:tcPr>
+            <w:tcW w:w="600" w:type="dxa"/>
+            <w:gridSpan w:val="2"/>
+            <w:tcMar>
+              <w:left w:w="30" w:type="dxa"/>
+              <w:right w:w="30" w:type="dxa"/>
+            </w:tcMar>
+            <w:tcBorders>
+              <w:top w:val="single" w:sz="4" w:space="0" w:color="000000" tmln="10, 20, 20, 0, 0"/>
+            </w:tcBorders>
+            <w:tmTcPr id="1786660286" protected="0"/>
+            <w:tcPrChange w:id="65" w:author="" w:date="1970-01-01T01:00:00Z" w:revision="0">
+              <w:tcPr>
+                <w:tcW w:w="600" w:type="dxa"/>
+                <w:gridSpan w:val="2"/>
+                <w:shd w:val="none"/>
+                <w:tcMar>
+                  <w:top w:w="0" w:type="dxa"/>
+                  <w:left w:w="30" w:type="dxa"/>
+                  <w:bottom w:w="0" w:type="dxa"/>
+                  <w:right w:w="30" w:type="dxa"/>
+                </w:tcMar>
+                <w:tcBorders>
+                  <w:top w:val="single" w:sz="4" w:space="0" w:color="000000" tmln="10, 20, 20, 0, 0"/>
+                  <w:left w:val="nil" w:sz="0" w:space="0" w:color="000000" tmln="20, 20, 20, 0, 0"/>
+                  <w:bottom w:val="nil" w:sz="0" w:space="0" w:color="000000" tmln="20, 20, 20, 0, 0"/>
+                  <w:right w:val="nil" w:sz="0" w:space="0" w:color="000000" tmln="20, 20, 20, 0, 0"/>
+                  <w:tl2br w:val="nil" w:sz="0" w:space="0" w:color="000000" tmln="20, 20, 20, 0, 0"/>
+                  <w:tr2bl w:val="nil" w:sz="0" w:space="0" w:color="000000" tmln="20, 20, 20, 0, 0"/>
+                </w:tcBorders>
+                <w:tmTcPr id="1786660286" protected="0"/>
+              </w:tcPr>
+            </w:tcPrChange>
+          </w:tcPr>
+          <w:p>
+            <w:pPr>
+              <w:spacing w:after="0" w:line="240" w:lineRule="auto"/>
+              <w:jc w:val="center"/>
+              <w:rPr>
+                <w:rFonts w:ascii="Roboto" w:hAnsi="Roboto" w:eastAsia="Roboto" w:cs="Roboto"/>
+                <w:color w:val="000000"/>
+                <w:sz w:val="20"/>
+                <w:szCs w:val="20"/>
+              </w:rPr>
+            </w:pPr>
+            <w:r>
+              <w:rPr>
+                <w:rFonts w:ascii="Roboto" w:hAnsi="Roboto" w:eastAsia="Roboto" w:cs="Roboto"/>
+                <w:color w:val="000000"/>
+                <w:sz w:val="20"/>
+                <w:szCs w:val="20"/>
+              </w:rPr>
+            </w:r>
+          </w:p>
+        </w:tc>
+        <w:tc>
+          <w:tcPr>
+            <w:tcW w:w="3945" w:type="dxa"/>
+            <w:gridSpan w:val="2"/>
+            <w:tcMar>
+              <w:left w:w="30" w:type="dxa"/>
+              <w:right w:w="30" w:type="dxa"/>
+            </w:tcMar>
+            <w:tcBorders>
+              <w:top w:val="single" w:sz="4" w:space="0" w:color="000000" tmln="10, 20, 20, 0, 0"/>
+            </w:tcBorders>
+            <w:tmTcPr id="1786660286" protected="0"/>
+            <w:tcPrChange w:id="66" w:author="" w:date="1970-01-01T01:00:00Z" w:revision="0">
+              <w:tcPr>
+                <w:tcW w:w="3945" w:type="dxa"/>
+                <w:shd w:val="none"/>
+                <w:tcMar>
+                  <w:top w:w="0" w:type="dxa"/>
+                  <w:left w:w="30" w:type="dxa"/>
+                  <w:bottom w:w="0" w:type="dxa"/>
+                  <w:right w:w="30" w:type="dxa"/>
+                </w:tcMar>
+                <w:tcBorders>
+                  <w:top w:val="single" w:sz="4" w:space="0" w:color="000000" tmln="10, 20, 20, 0, 0"/>
+                  <w:left w:val="nil" w:sz="0" w:space="0" w:color="000000" tmln="20, 20, 20, 0, 0"/>
+                  <w:bottom w:val="nil" w:sz="0" w:space="0" w:color="000000" tmln="20, 20, 20, 0, 0"/>
+                  <w:right w:val="nil" w:sz="0" w:space="0" w:color="000000" tmln="20, 20, 20, 0, 0"/>
+                  <w:tl2br w:val="nil" w:sz="0" w:space="0" w:color="000000" tmln="20, 20, 20, 0, 0"/>
+                  <w:tr2bl w:val="nil" w:sz="0" w:space="0" w:color="000000" tmln="20, 20, 20, 0, 0"/>
+                </w:tcBorders>
+                <w:tmTcPr id="1786660286" protected="0"/>
+              </w:tcPr>
+            </w:tcPrChange>
+          </w:tcPr>
+          <w:p>
+            <w:pPr>
+              <w:spacing w:after="0" w:line="240" w:lineRule="auto"/>
+              <w:jc w:val="right"/>
+              <w:rPr>
+                <w:rFonts w:ascii="Roboto" w:hAnsi="Roboto" w:eastAsia="Roboto" w:cs="Roboto"/>
+                <w:color w:val="000000"/>
+                <w:sz w:val="20"/>
+                <w:szCs w:val="20"/>
+              </w:rPr>
+            </w:pPr>
+            <w:r>
+              <w:rPr>
+                <w:rFonts w:ascii="Roboto" w:hAnsi="Roboto" w:eastAsia="Roboto" w:cs="Roboto"/>
+                <w:color w:val="000000"/>
+                <w:sz w:val="20"/>
+                <w:szCs w:val="20"/>
+              </w:rPr>
+            </w:r>
+          </w:p>
+        </w:tc>
+        <w:tc>
+          <w:tcPr>
+            <w:tcW w:w="900" w:type="dxa"/>
+            <w:gridSpan w:val="3"/>
+            <w:tcMar>
+              <w:left w:w="30" w:type="dxa"/>
+              <w:right w:w="30" w:type="dxa"/>
+            </w:tcMar>
+            <w:tcBorders>
+              <w:top w:val="single" w:sz="4" w:space="0" w:color="000000" tmln="10, 20, 20, 0, 0"/>
+              <w:right w:val="single" w:sz="4" w:space="0" w:color="000000" tmln="10, 20, 20, 0, 0"/>
+            </w:tcBorders>
+            <w:tmTcPr id="1786660286" protected="0"/>
+            <w:tcPrChange w:id="67" w:author="" w:date="1970-01-01T01:00:00Z" w:revision="0">
+              <w:tcPr>
+                <w:tcW w:w="735" w:type="dxa"/>
+                <w:gridSpan w:val="2"/>
+                <w:shd w:val="none"/>
+                <w:tcMar>
+                  <w:top w:w="0" w:type="dxa"/>
+                  <w:left w:w="30" w:type="dxa"/>
+                  <w:bottom w:w="0" w:type="dxa"/>
+                  <w:right w:w="30" w:type="dxa"/>
+                </w:tcMar>
+                <w:tcBorders>
+                  <w:top w:val="single" w:sz="4" w:space="0" w:color="000000" tmln="10, 20, 20, 0, 0"/>
+                  <w:left w:val="nil" w:sz="0" w:space="0" w:color="000000" tmln="20, 20, 20, 0, 0"/>
+                  <w:bottom w:val="nil" w:sz="0" w:space="0" w:color="000000" tmln="20, 20, 20, 0, 0"/>
+                  <w:right w:val="single" w:sz="4" w:space="0" w:color="000000" tmln="10, 20, 20, 0, 0"/>
+                  <w:tl2br w:val="nil" w:sz="0" w:space="0" w:color="000000" tmln="20, 20, 20, 0, 0"/>
+                  <w:tr2bl w:val="nil" w:sz="0" w:space="0" w:color="000000" tmln="20, 20, 20, 0, 0"/>
+                </w:tcBorders>
+                <w:tmTcPr id="1786660286" protected="0"/>
+              </w:tcPr>
+            </w:tcPrChange>
+          </w:tcPr>
+          <w:p>
+            <w:pPr>
+              <w:spacing w:after="0" w:line="240" w:lineRule="auto"/>
+              <w:jc w:val="center"/>
+              <w:rPr>
+                <w:rFonts w:ascii="Roboto" w:hAnsi="Roboto" w:eastAsia="Roboto" w:cs="Roboto"/>
+                <w:color w:val="000000"/>
+                <w:sz w:val="20"/>
+                <w:szCs w:val="20"/>
+              </w:rPr>
+            </w:pPr>
+            <w:r>
+              <w:rPr>
+                <w:rFonts w:ascii="Roboto" w:hAnsi="Roboto" w:eastAsia="Roboto" w:cs="Roboto"/>
+                <w:color w:val="000000"/>
+                <w:sz w:val="20"/>
+                <w:szCs w:val="20"/>
+              </w:rPr>
+            </w:r>
+          </w:p>
+        </w:tc>
+        <w:tc>
+          <w:tcPr>
+            <w:tcW w:w="1875" w:type="dxa"/>
+            <w:gridSpan w:val="4"/>
+            <w:vAlign w:val="center"/>
+            <w:shd w:val="none"/>
+            <w:tcMar>
+              <w:left w:w="30" w:type="dxa"/>
+              <w:right w:w="30" w:type="dxa"/>
+            </w:tcMar>
+            <w:tcBorders>
+              <w:top w:val="single" w:sz="4" w:space="0" w:color="000000" tmln="10, 20, 20, 0, 0"/>
+              <w:left w:val="single" w:sz="4" w:space="0" w:color="000000" tmln="10, 20, 20, 0, 0"/>
               <w:bottom w:val="single" w:sz="4" w:space="0" w:color="000000" tmln="10, 20, 20, 0, 0"/>
+              <w:right w:val="single" w:sz="4" w:space="0" w:color="000000" tmln="10, 20, 20, 0, 0"/>
             </w:tcBorders>
-            <w:tmTcPr id="1786490043" protected="0"/>
+            <w:tmTcPr id="1786660286" protected="0"/>
+            <w:tcPrChange w:id="68" w:author="" w:date="1970-01-01T01:00:00Z" w:revision="0">
+              <w:tcPr>
+                <w:tcW w:w="2040" w:type="dxa"/>
+                <w:gridSpan w:val="3"/>
+                <w:vAlign w:val="center"/>
+                <w:shd w:val="none"/>
+                <w:tcMar>
+                  <w:top w:w="0" w:type="dxa"/>
+                  <w:left w:w="30" w:type="dxa"/>
+                  <w:bottom w:w="0" w:type="dxa"/>
+                  <w:right w:w="30" w:type="dxa"/>
+                </w:tcMar>
+                <w:tcBorders>
+                  <w:top w:val="single" w:sz="4" w:space="0" w:color="000000" tmln="10, 20, 20, 0, 0"/>
+                  <w:left w:val="single" w:sz="4" w:space="0" w:color="000000" tmln="10, 20, 20, 0, 0"/>
+                  <w:bottom w:val="single" w:sz="4" w:space="0" w:color="000000" tmln="10, 20, 20, 0, 0"/>
+                  <w:right w:val="single" w:sz="4" w:space="0" w:color="000000" tmln="10, 20, 20, 0, 0"/>
+                  <w:tl2br w:val="nil" w:sz="0" w:space="0" w:color="000000" tmln="20, 20, 20, 0, 0"/>
+                  <w:tr2bl w:val="nil" w:sz="0" w:space="0" w:color="000000" tmln="20, 20, 20, 0, 0"/>
+                </w:tcBorders>
+                <w:tmTcPr id="1786660286" protected="0"/>
+              </w:tcPr>
+            </w:tcPrChange>
+          </w:tcPr>
+          <w:p>
+            <w:pPr>
+              <w:spacing w:after="0" w:line="240" w:lineRule="auto"/>
+              <w:rPr>
+                <w:rFonts w:ascii="Roboto" w:hAnsi="Roboto" w:eastAsia="Roboto" w:cs="Roboto"/>
+                <w:color w:val="000000"/>
+                <w:sz w:val="20"/>
+                <w:szCs w:val="20"/>
+              </w:rPr>
+            </w:pPr>
+            <w:r>
+              <w:rPr>
+                <w:rFonts w:ascii="Roboto" w:hAnsi="Roboto" w:eastAsia="Roboto" w:cs="Roboto"/>
+                <w:sz w:val="20"/>
+                <w:szCs w:val="20"/>
+              </w:rPr>
+              <w:t>Net Total</w:t>
+            </w:r>
+            <w:r>
+              <w:rPr>
+                <w:rFonts w:ascii="Roboto" w:hAnsi="Roboto" w:eastAsia="Roboto" w:cs="Roboto"/>
+                <w:color w:val="000000"/>
+                <w:sz w:val="20"/>
+                <w:szCs w:val="20"/>
+              </w:rPr>
+            </w:r>
+          </w:p>
+        </w:tc>
+        <w:tc>
+          <w:tcPr>
+            <w:tcW w:w="2130" w:type="dxa"/>
+            <w:gridSpan w:val="3"/>
+            <w:vAlign w:val="center"/>
+            <w:tcMar>
+              <w:left w:w="30" w:type="dxa"/>
+              <w:right w:w="30" w:type="dxa"/>
+            </w:tcMar>
+            <w:tcBorders>
+              <w:top w:val="single" w:sz="4" w:space="0" w:color="000000" tmln="10, 20, 20, 0, 0"/>
+              <w:left w:val="single" w:sz="4" w:space="0" w:color="000000" tmln="10, 20, 20, 0, 0"/>
+              <w:bottom w:val="single" w:sz="4" w:space="0" w:color="000000" tmln="10, 20, 20, 0, 0"/>
+              <w:right w:val="single" w:sz="4" w:space="0" w:color="000000" tmln="10, 20, 20, 0, 0"/>
+            </w:tcBorders>
+            <w:tmTcPr id="1786660286" protected="0"/>
+            <w:tcPrChange w:id="69" w:author="" w:date="1970-01-01T01:00:00Z" w:revision="0">
+              <w:tcPr>
+                <w:tcW w:w="2130" w:type="dxa"/>
+                <w:gridSpan w:val="2"/>
+                <w:vAlign w:val="center"/>
+                <w:shd w:val="none"/>
+                <w:tcMar>
+                  <w:top w:w="0" w:type="dxa"/>
+                  <w:left w:w="30" w:type="dxa"/>
+                  <w:bottom w:w="0" w:type="dxa"/>
+                  <w:right w:w="30" w:type="dxa"/>
+                </w:tcMar>
+                <w:tcBorders>
+                  <w:top w:val="single" w:sz="4" w:space="0" w:color="000000" tmln="10, 20, 20, 0, 0"/>
+                  <w:left w:val="single" w:sz="4" w:space="0" w:color="000000" tmln="10, 20, 20, 0, 0"/>
+                  <w:bottom w:val="single" w:sz="4" w:space="0" w:color="000000" tmln="10, 20, 20, 0, 0"/>
+                  <w:right w:val="single" w:sz="4" w:space="0" w:color="000000" tmln="10, 20, 20, 0, 0"/>
+                  <w:tl2br w:val="nil" w:sz="0" w:space="0" w:color="000000" tmln="20, 20, 20, 0, 0"/>
+                  <w:tr2bl w:val="nil" w:sz="0" w:space="0" w:color="000000" tmln="20, 20, 20, 0, 0"/>
+                </w:tcBorders>
+                <w:tmTcPr id="1786660286" protected="0"/>
+              </w:tcPr>
+            </w:tcPrChange>
           </w:tcPr>
           <w:p>
             <w:pPr>
               <w:spacing w:after="0" w:line="240" w:lineRule="auto"/>
               <w:jc w:val="center"/>
               <w:rPr>
-                <w:rFonts w:ascii="Roboto" w:hAnsi="Roboto" w:cs="Roboto"/>
-                <w:color w:val="000000"/>
-                <w:sz w:val="20"/>
-                <w:szCs w:val="20"/>
-              </w:rPr>
-            </w:pPr>
-            <w:r>
-              <w:rPr>
-                <w:rFonts w:ascii="Roboto" w:hAnsi="Roboto" w:cs="Roboto"/>
-                <w:color w:val="000000"/>
-                <w:sz w:val="20"/>
-                <w:szCs w:val="20"/>
-              </w:rPr>
-              <w:t>{% endfor %}</w:t>
-            </w:r>
-          </w:p>
-        </w:tc>
-        <w:tc>
-          <w:tcPr>
-            <w:tcW w:w="597" w:type="dxa"/>
-            <w:gridSpan w:val="2"/>
-            <w:tcMar>
-              <w:left w:w="30" w:type="dxa"/>
-              <w:right w:w="30" w:type="dxa"/>
-            </w:tcMar>
-            <w:tcBorders>
-              <w:bottom w:val="single" w:sz="4" w:space="0" w:color="000000" tmln="10, 20, 20, 0, 0"/>
-            </w:tcBorders>
-            <w:tmTcPr id="1786490043" protected="0"/>
-          </w:tcPr>
-          <w:p>
-            <w:pPr>
-              <w:spacing w:after="0" w:line="240" w:lineRule="auto"/>
-              <w:jc w:val="center"/>
-              <w:rPr>
-                <w:rFonts w:ascii="Roboto" w:hAnsi="Roboto" w:cs="Roboto"/>
-                <w:color w:val="000000"/>
-                <w:sz w:val="20"/>
-                <w:szCs w:val="20"/>
-              </w:rPr>
-            </w:pPr>
-            <w:r>
-              <w:rPr>
-                <w:rFonts w:ascii="Roboto" w:hAnsi="Roboto" w:cs="Roboto"/>
-                <w:color w:val="000000"/>
-                <w:sz w:val="20"/>
-                <w:szCs w:val="20"/>
-              </w:rPr>
-            </w:r>
-          </w:p>
-        </w:tc>
-        <w:tc>
-          <w:tcPr>
-            <w:tcW w:w="3946" w:type="dxa"/>
-            <w:tcMar>
-              <w:left w:w="30" w:type="dxa"/>
-              <w:right w:w="30" w:type="dxa"/>
-            </w:tcMar>
-            <w:tcBorders>
-              <w:bottom w:val="single" w:sz="4" w:space="0" w:color="000000" tmln="10, 20, 20, 0, 0"/>
-            </w:tcBorders>
-            <w:tmTcPr id="1786490043" protected="0"/>
-          </w:tcPr>
-          <w:p>
-            <w:pPr>
-              <w:spacing w:after="0" w:line="240" w:lineRule="auto"/>
-              <w:jc w:val="right"/>
-              <w:rPr>
-                <w:rFonts w:ascii="Roboto" w:hAnsi="Roboto" w:cs="Roboto"/>
-                <w:color w:val="000000"/>
-                <w:sz w:val="20"/>
-                <w:szCs w:val="20"/>
-              </w:rPr>
-            </w:pPr>
-            <w:r>
-              <w:rPr>
-                <w:rFonts w:ascii="Roboto" w:hAnsi="Roboto" w:cs="Roboto"/>
-                <w:color w:val="000000"/>
-                <w:sz w:val="20"/>
-                <w:szCs w:val="20"/>
-              </w:rPr>
-            </w:r>
-          </w:p>
-        </w:tc>
-        <w:tc>
-          <w:tcPr>
-            <w:tcW w:w="744" w:type="dxa"/>
-            <w:gridSpan w:val="2"/>
-            <w:tcMar>
-              <w:left w:w="30" w:type="dxa"/>
-              <w:right w:w="30" w:type="dxa"/>
-            </w:tcMar>
-            <w:tcBorders>
-              <w:bottom w:val="single" w:sz="4" w:space="0" w:color="000000" tmln="10, 20, 20, 0, 0"/>
-            </w:tcBorders>
-            <w:tmTcPr id="1786490043" protected="0"/>
-          </w:tcPr>
-          <w:p>
-            <w:pPr>
-              <w:spacing w:after="0" w:line="240" w:lineRule="auto"/>
-              <w:jc w:val="center"/>
-              <w:rPr>
-                <w:rFonts w:ascii="Roboto" w:hAnsi="Roboto" w:cs="Roboto"/>
-                <w:color w:val="000000"/>
-                <w:sz w:val="20"/>
-                <w:szCs w:val="20"/>
-              </w:rPr>
-            </w:pPr>
-            <w:r>
-              <w:rPr>
-                <w:rFonts w:ascii="Roboto" w:hAnsi="Roboto" w:cs="Roboto"/>
-                <w:color w:val="000000"/>
-                <w:sz w:val="20"/>
-                <w:szCs w:val="20"/>
-              </w:rPr>
-            </w:r>
-          </w:p>
-        </w:tc>
-        <w:tc>
-          <w:tcPr>
-            <w:tcW w:w="1949" w:type="dxa"/>
-            <w:gridSpan w:val="3"/>
-            <w:tcMar>
-              <w:left w:w="30" w:type="dxa"/>
-              <w:right w:w="30" w:type="dxa"/>
-            </w:tcMar>
-            <w:tcBorders>
-              <w:bottom w:val="single" w:sz="4" w:space="0" w:color="000000" tmln="10, 20, 20, 0, 0"/>
-            </w:tcBorders>
-            <w:tmTcPr id="1786490043" protected="0"/>
-          </w:tcPr>
-          <w:p>
-            <w:pPr>
-              <w:spacing w:after="0" w:line="240" w:lineRule="auto"/>
-              <w:jc w:val="center"/>
-              <w:rPr>
-                <w:rFonts w:ascii="Roboto" w:hAnsi="Roboto" w:cs="Roboto"/>
-                <w:color w:val="000000"/>
-                <w:sz w:val="20"/>
-                <w:szCs w:val="20"/>
-              </w:rPr>
-            </w:pPr>
-            <w:r>
-              <w:rPr>
-                <w:rFonts w:ascii="Roboto" w:hAnsi="Roboto" w:cs="Roboto"/>
-                <w:color w:val="000000"/>
-                <w:sz w:val="20"/>
-                <w:szCs w:val="20"/>
-              </w:rPr>
-            </w:r>
-          </w:p>
-        </w:tc>
-        <w:tc>
-          <w:tcPr>
-            <w:tcW w:w="2121" w:type="dxa"/>
-            <w:gridSpan w:val="2"/>
-            <w:tcMar>
-              <w:left w:w="30" w:type="dxa"/>
-              <w:right w:w="30" w:type="dxa"/>
-            </w:tcMar>
-            <w:tcBorders>
-              <w:bottom w:val="single" w:sz="4" w:space="0" w:color="000000" tmln="10, 20, 20, 0, 0"/>
-            </w:tcBorders>
-            <w:tmTcPr id="1786490043" protected="0"/>
-          </w:tcPr>
-          <w:p>
-            <w:pPr>
-              <w:spacing w:after="0" w:line="240" w:lineRule="auto"/>
-              <w:jc w:val="center"/>
-              <w:rPr>
-                <w:rFonts w:ascii="Roboto" w:hAnsi="Roboto" w:cs="Roboto"/>
-                <w:color w:val="000000"/>
-                <w:sz w:val="20"/>
-                <w:szCs w:val="20"/>
-              </w:rPr>
-            </w:pPr>
-            <w:r>
-              <w:rPr>
-                <w:rFonts w:ascii="Roboto" w:hAnsi="Roboto" w:cs="Roboto"/>
-                <w:color w:val="000000"/>
-                <w:sz w:val="20"/>
-                <w:szCs w:val="20"/>
-              </w:rPr>
+                <w:rFonts w:ascii="Roboto" w:hAnsi="Roboto" w:eastAsia="Roboto" w:cs="Roboto"/>
+                <w:color w:val="000000"/>
+                <w:sz w:val="20"/>
+                <w:szCs w:val="20"/>
+              </w:rPr>
+            </w:pPr>
+            <w:r>
+              <w:rPr>
+                <w:rFonts w:ascii="Roboto" w:hAnsi="Roboto" w:eastAsia="Roboto" w:cs="Roboto"/>
+                <w:color w:val="000000"/>
+                <w:sz w:val="20"/>
+                <w:szCs w:val="20"/>
+              </w:rPr>
+              <w:t>{{ total_netto }}</w:t>
             </w:r>
           </w:p>
         </w:tc>
@@ -2104,147 +3832,232 @@
           <w:tblHeader w:val="0"/>
           <w:cantSplit w:val="0"/>
           <w:trHeight w:val="209" w:hRule="atLeast"/>
+          <w:trPrChange w:id="70" w:author="" w:date="1970-01-01T01:00:00Z" w:revision="0">
+            <w:trPr>
+              <w:tblHeader w:val="0"/>
+              <w:cantSplit w:val="0"/>
+              <w:trHeight w:val="0" w:hRule="auto"/>
+            </w:trPr>
+          </w:trPrChange>
         </w:trPr>
         <w:tc>
           <w:tcPr>
-            <w:tcW w:w="464" w:type="dxa"/>
+            <w:tcW w:w="510" w:type="dxa"/>
             <w:gridSpan w:val="2"/>
             <w:tcMar>
               <w:left w:w="30" w:type="dxa"/>
               <w:right w:w="30" w:type="dxa"/>
             </w:tcMar>
+            <w:tmTcPr id="1786660286" protected="0"/>
+            <w:tcPrChange w:id="71" w:author="" w:date="1970-01-01T01:00:00Z" w:revision="0">
+              <w:tcPr>
+                <w:tcW w:w="510" w:type="dxa"/>
+                <w:gridSpan w:val="2"/>
+                <w:shd w:val="none"/>
+                <w:tcMar>
+                  <w:top w:w="0" w:type="dxa"/>
+                  <w:left w:w="30" w:type="dxa"/>
+                  <w:bottom w:w="0" w:type="dxa"/>
+                  <w:right w:w="30" w:type="dxa"/>
+                </w:tcMar>
+                <w:tcBorders>
+                  <w:top w:val="nil" w:sz="0" w:space="0" w:color="000000" tmln="20, 20, 20, 0, 0"/>
+                  <w:left w:val="nil" w:sz="0" w:space="0" w:color="000000" tmln="20, 20, 20, 0, 0"/>
+                  <w:bottom w:val="nil" w:sz="0" w:space="0" w:color="000000" tmln="20, 20, 20, 0, 0"/>
+                  <w:right w:val="nil" w:sz="0" w:space="0" w:color="000000" tmln="20, 20, 20, 0, 0"/>
+                  <w:tl2br w:val="nil" w:sz="0" w:space="0" w:color="000000" tmln="20, 20, 20, 0, 0"/>
+                  <w:tr2bl w:val="nil" w:sz="0" w:space="0" w:color="000000" tmln="20, 20, 20, 0, 0"/>
+                </w:tcBorders>
+                <w:tmTcPr id="1786660286" protected="0"/>
+              </w:tcPr>
+            </w:tcPrChange>
+          </w:tcPr>
+          <w:p>
+            <w:pPr>
+              <w:spacing w:after="0" w:line="240" w:lineRule="auto"/>
+              <w:jc w:val="center"/>
+              <w:rPr>
+                <w:rFonts w:ascii="Roboto" w:hAnsi="Roboto" w:eastAsia="Roboto" w:cs="Roboto"/>
+                <w:color w:val="000000"/>
+                <w:sz w:val="20"/>
+                <w:szCs w:val="20"/>
+              </w:rPr>
+            </w:pPr>
+            <w:r>
+              <w:rPr>
+                <w:rFonts w:ascii="Roboto" w:hAnsi="Roboto" w:eastAsia="Roboto" w:cs="Roboto"/>
+                <w:color w:val="000000"/>
+                <w:sz w:val="20"/>
+                <w:szCs w:val="20"/>
+              </w:rPr>
+            </w:r>
+          </w:p>
+        </w:tc>
+        <w:tc>
+          <w:tcPr>
+            <w:tcW w:w="600" w:type="dxa"/>
+            <w:gridSpan w:val="2"/>
+            <w:tcMar>
+              <w:left w:w="30" w:type="dxa"/>
+              <w:right w:w="30" w:type="dxa"/>
+            </w:tcMar>
+            <w:tmTcPr id="1786660286" protected="0"/>
+            <w:tcPrChange w:id="72" w:author="" w:date="1970-01-01T01:00:00Z" w:revision="0">
+              <w:tcPr>
+                <w:tcW w:w="600" w:type="dxa"/>
+                <w:gridSpan w:val="2"/>
+                <w:shd w:val="none"/>
+                <w:tcMar>
+                  <w:top w:w="0" w:type="dxa"/>
+                  <w:left w:w="30" w:type="dxa"/>
+                  <w:bottom w:w="0" w:type="dxa"/>
+                  <w:right w:w="30" w:type="dxa"/>
+                </w:tcMar>
+                <w:tcBorders>
+                  <w:top w:val="nil" w:sz="0" w:space="0" w:color="000000" tmln="20, 20, 20, 0, 0"/>
+                  <w:left w:val="nil" w:sz="0" w:space="0" w:color="000000" tmln="20, 20, 20, 0, 0"/>
+                  <w:bottom w:val="nil" w:sz="0" w:space="0" w:color="000000" tmln="20, 20, 20, 0, 0"/>
+                  <w:right w:val="nil" w:sz="0" w:space="0" w:color="000000" tmln="20, 20, 20, 0, 0"/>
+                  <w:tl2br w:val="nil" w:sz="0" w:space="0" w:color="000000" tmln="20, 20, 20, 0, 0"/>
+                  <w:tr2bl w:val="nil" w:sz="0" w:space="0" w:color="000000" tmln="20, 20, 20, 0, 0"/>
+                </w:tcBorders>
+                <w:tmTcPr id="1786660286" protected="0"/>
+              </w:tcPr>
+            </w:tcPrChange>
+          </w:tcPr>
+          <w:p>
+            <w:pPr>
+              <w:spacing w:after="0" w:line="240" w:lineRule="auto"/>
+              <w:jc w:val="center"/>
+              <w:rPr>
+                <w:rFonts w:ascii="Roboto" w:hAnsi="Roboto" w:eastAsia="Roboto" w:cs="Roboto"/>
+                <w:color w:val="000000"/>
+                <w:sz w:val="20"/>
+                <w:szCs w:val="20"/>
+              </w:rPr>
+            </w:pPr>
+            <w:r>
+              <w:rPr>
+                <w:rFonts w:ascii="Roboto" w:hAnsi="Roboto" w:eastAsia="Roboto" w:cs="Roboto"/>
+                <w:color w:val="000000"/>
+                <w:sz w:val="20"/>
+                <w:szCs w:val="20"/>
+              </w:rPr>
+            </w:r>
+          </w:p>
+        </w:tc>
+        <w:tc>
+          <w:tcPr>
+            <w:tcW w:w="3945" w:type="dxa"/>
+            <w:gridSpan w:val="2"/>
+            <w:tcMar>
+              <w:left w:w="30" w:type="dxa"/>
+              <w:right w:w="30" w:type="dxa"/>
+            </w:tcMar>
+            <w:tmTcPr id="1786660286" protected="0"/>
+            <w:tcPrChange w:id="73" w:author="" w:date="1970-01-01T01:00:00Z" w:revision="0">
+              <w:tcPr>
+                <w:tcW w:w="3945" w:type="dxa"/>
+                <w:shd w:val="none"/>
+                <w:tcMar>
+                  <w:top w:w="0" w:type="dxa"/>
+                  <w:left w:w="30" w:type="dxa"/>
+                  <w:bottom w:w="0" w:type="dxa"/>
+                  <w:right w:w="30" w:type="dxa"/>
+                </w:tcMar>
+                <w:tcBorders>
+                  <w:top w:val="nil" w:sz="0" w:space="0" w:color="000000" tmln="20, 20, 20, 0, 0"/>
+                  <w:left w:val="nil" w:sz="0" w:space="0" w:color="000000" tmln="20, 20, 20, 0, 0"/>
+                  <w:bottom w:val="nil" w:sz="0" w:space="0" w:color="000000" tmln="20, 20, 20, 0, 0"/>
+                  <w:right w:val="nil" w:sz="0" w:space="0" w:color="000000" tmln="20, 20, 20, 0, 0"/>
+                  <w:tl2br w:val="nil" w:sz="0" w:space="0" w:color="000000" tmln="20, 20, 20, 0, 0"/>
+                  <w:tr2bl w:val="nil" w:sz="0" w:space="0" w:color="000000" tmln="20, 20, 20, 0, 0"/>
+                </w:tcBorders>
+                <w:tmTcPr id="1786660286" protected="0"/>
+              </w:tcPr>
+            </w:tcPrChange>
+          </w:tcPr>
+          <w:p>
+            <w:pPr>
+              <w:spacing w:after="0" w:line="240" w:lineRule="auto"/>
+              <w:jc w:val="right"/>
+              <w:rPr>
+                <w:rFonts w:ascii="Roboto" w:hAnsi="Roboto" w:eastAsia="Roboto" w:cs="Roboto"/>
+                <w:color w:val="000000"/>
+                <w:sz w:val="20"/>
+                <w:szCs w:val="20"/>
+              </w:rPr>
+            </w:pPr>
+            <w:r>
+              <w:rPr>
+                <w:rFonts w:ascii="Roboto" w:hAnsi="Roboto" w:eastAsia="Roboto" w:cs="Roboto"/>
+                <w:color w:val="000000"/>
+                <w:sz w:val="20"/>
+                <w:szCs w:val="20"/>
+              </w:rPr>
+            </w:r>
+          </w:p>
+        </w:tc>
+        <w:tc>
+          <w:tcPr>
+            <w:tcW w:w="900" w:type="dxa"/>
+            <w:gridSpan w:val="3"/>
+            <w:tcMar>
+              <w:left w:w="30" w:type="dxa"/>
+              <w:right w:w="30" w:type="dxa"/>
+            </w:tcMar>
             <w:tcBorders>
-              <w:top w:val="single" w:sz="4" w:space="0" w:color="000000" tmln="10, 20, 20, 0, 0"/>
-            </w:tcBorders>
-            <w:tmTcPr id="1786490043" protected="0"/>
-          </w:tcPr>
-          <w:p>
-            <w:pPr>
-              <w:spacing w:after="0" w:line="240" w:lineRule="auto"/>
-              <w:jc w:val="center"/>
-              <w:rPr>
-                <w:rFonts w:ascii="Roboto" w:hAnsi="Roboto" w:cs="Roboto"/>
-                <w:color w:val="000000"/>
-                <w:sz w:val="20"/>
-                <w:szCs w:val="20"/>
-              </w:rPr>
-            </w:pPr>
-            <w:r>
-              <w:rPr>
-                <w:rFonts w:ascii="Roboto" w:hAnsi="Roboto" w:cs="Roboto"/>
-                <w:color w:val="000000"/>
-                <w:sz w:val="20"/>
-                <w:szCs w:val="20"/>
-              </w:rPr>
-            </w:r>
-          </w:p>
-        </w:tc>
-        <w:tc>
-          <w:tcPr>
-            <w:tcW w:w="597" w:type="dxa"/>
-            <w:gridSpan w:val="2"/>
-            <w:tcMar>
-              <w:left w:w="30" w:type="dxa"/>
-              <w:right w:w="30" w:type="dxa"/>
-            </w:tcMar>
-            <w:tcBorders>
-              <w:top w:val="single" w:sz="4" w:space="0" w:color="000000" tmln="10, 20, 20, 0, 0"/>
-            </w:tcBorders>
-            <w:tmTcPr id="1786490043" protected="0"/>
-          </w:tcPr>
-          <w:p>
-            <w:pPr>
-              <w:spacing w:after="0" w:line="240" w:lineRule="auto"/>
-              <w:jc w:val="center"/>
-              <w:rPr>
-                <w:rFonts w:ascii="Roboto" w:hAnsi="Roboto" w:cs="Roboto"/>
-                <w:color w:val="000000"/>
-                <w:sz w:val="20"/>
-                <w:szCs w:val="20"/>
-              </w:rPr>
-            </w:pPr>
-            <w:r>
-              <w:rPr>
-                <w:rFonts w:ascii="Roboto" w:hAnsi="Roboto" w:cs="Roboto"/>
-                <w:color w:val="000000"/>
-                <w:sz w:val="20"/>
-                <w:szCs w:val="20"/>
-              </w:rPr>
-            </w:r>
-          </w:p>
-        </w:tc>
-        <w:tc>
-          <w:tcPr>
-            <w:tcW w:w="3946" w:type="dxa"/>
-            <w:tcMar>
-              <w:left w:w="30" w:type="dxa"/>
-              <w:right w:w="30" w:type="dxa"/>
-            </w:tcMar>
-            <w:tcBorders>
-              <w:top w:val="single" w:sz="4" w:space="0" w:color="000000" tmln="10, 20, 20, 0, 0"/>
-            </w:tcBorders>
-            <w:tmTcPr id="1786490043" protected="0"/>
-          </w:tcPr>
-          <w:p>
-            <w:pPr>
-              <w:spacing w:after="0" w:line="240" w:lineRule="auto"/>
-              <w:jc w:val="right"/>
-              <w:rPr>
-                <w:rFonts w:ascii="Roboto" w:hAnsi="Roboto" w:cs="Roboto"/>
-                <w:color w:val="000000"/>
-                <w:sz w:val="20"/>
-                <w:szCs w:val="20"/>
-              </w:rPr>
-            </w:pPr>
-            <w:r>
-              <w:rPr>
-                <w:rFonts w:ascii="Roboto" w:hAnsi="Roboto" w:cs="Roboto"/>
-                <w:color w:val="000000"/>
-                <w:sz w:val="20"/>
-                <w:szCs w:val="20"/>
-              </w:rPr>
-            </w:r>
-          </w:p>
-        </w:tc>
-        <w:tc>
-          <w:tcPr>
-            <w:tcW w:w="744" w:type="dxa"/>
-            <w:gridSpan w:val="2"/>
-            <w:tcMar>
-              <w:left w:w="30" w:type="dxa"/>
-              <w:right w:w="30" w:type="dxa"/>
-            </w:tcMar>
-            <w:tcBorders>
-              <w:top w:val="single" w:sz="4" w:space="0" w:color="000000" tmln="10, 20, 20, 0, 0"/>
               <w:right w:val="single" w:sz="4" w:space="0" w:color="000000" tmln="10, 20, 20, 0, 0"/>
             </w:tcBorders>
-            <w:tmTcPr id="1786490043" protected="0"/>
+            <w:tmTcPr id="1786660286" protected="0"/>
+            <w:tcPrChange w:id="74" w:author="" w:date="1970-01-01T01:00:00Z" w:revision="0">
+              <w:tcPr>
+                <w:tcW w:w="735" w:type="dxa"/>
+                <w:gridSpan w:val="2"/>
+                <w:shd w:val="none"/>
+                <w:tcMar>
+                  <w:top w:w="0" w:type="dxa"/>
+                  <w:left w:w="30" w:type="dxa"/>
+                  <w:bottom w:w="0" w:type="dxa"/>
+                  <w:right w:w="30" w:type="dxa"/>
+                </w:tcMar>
+                <w:tcBorders>
+                  <w:top w:val="nil" w:sz="0" w:space="0" w:color="000000" tmln="20, 20, 20, 0, 0"/>
+                  <w:left w:val="nil" w:sz="0" w:space="0" w:color="000000" tmln="20, 20, 20, 0, 0"/>
+                  <w:bottom w:val="nil" w:sz="0" w:space="0" w:color="000000" tmln="20, 20, 20, 0, 0"/>
+                  <w:right w:val="single" w:sz="4" w:space="0" w:color="000000" tmln="10, 20, 20, 0, 0"/>
+                  <w:tl2br w:val="nil" w:sz="0" w:space="0" w:color="000000" tmln="20, 20, 20, 0, 0"/>
+                  <w:tr2bl w:val="nil" w:sz="0" w:space="0" w:color="000000" tmln="20, 20, 20, 0, 0"/>
+                </w:tcBorders>
+                <w:tmTcPr id="1786660286" protected="0"/>
+              </w:tcPr>
+            </w:tcPrChange>
           </w:tcPr>
           <w:p>
             <w:pPr>
               <w:spacing w:after="0" w:line="240" w:lineRule="auto"/>
               <w:jc w:val="center"/>
               <w:rPr>
-                <w:rFonts w:ascii="Roboto" w:hAnsi="Roboto" w:cs="Roboto"/>
-                <w:color w:val="000000"/>
-                <w:sz w:val="20"/>
-                <w:szCs w:val="20"/>
-              </w:rPr>
-            </w:pPr>
-            <w:r>
-              <w:rPr>
-                <w:rFonts w:ascii="Roboto" w:hAnsi="Roboto" w:cs="Roboto"/>
-                <w:color w:val="000000"/>
-                <w:sz w:val="20"/>
-                <w:szCs w:val="20"/>
-              </w:rPr>
-            </w:r>
-          </w:p>
-        </w:tc>
-        <w:tc>
-          <w:tcPr>
-            <w:tcW w:w="1949" w:type="dxa"/>
-            <w:gridSpan w:val="3"/>
+                <w:rFonts w:ascii="Roboto" w:hAnsi="Roboto" w:eastAsia="Roboto" w:cs="Roboto"/>
+                <w:color w:val="000000"/>
+                <w:sz w:val="20"/>
+                <w:szCs w:val="20"/>
+              </w:rPr>
+            </w:pPr>
+            <w:r>
+              <w:rPr>
+                <w:rFonts w:ascii="Roboto" w:hAnsi="Roboto" w:eastAsia="Roboto" w:cs="Roboto"/>
+                <w:color w:val="000000"/>
+                <w:sz w:val="20"/>
+                <w:szCs w:val="20"/>
+              </w:rPr>
+            </w:r>
+          </w:p>
+        </w:tc>
+        <w:tc>
+          <w:tcPr>
+            <w:tcW w:w="1875" w:type="dxa"/>
+            <w:gridSpan w:val="4"/>
             <w:vAlign w:val="center"/>
             <w:shd w:val="none"/>
             <w:tcMar>
@@ -2257,35 +4070,56 @@
               <w:bottom w:val="single" w:sz="4" w:space="0" w:color="000000" tmln="10, 20, 20, 0, 0"/>
               <w:right w:val="single" w:sz="4" w:space="0" w:color="000000" tmln="10, 20, 20, 0, 0"/>
             </w:tcBorders>
-            <w:tmTcPr id="1786490043" protected="0"/>
-          </w:tcPr>
-          <w:p>
-            <w:pPr>
-              <w:spacing w:after="0" w:line="240" w:lineRule="auto"/>
-              <w:rPr>
-                <w:rFonts w:ascii="Roboto" w:hAnsi="Roboto" w:cs="Roboto"/>
-                <w:bCs/>
-                <w:color w:val="000000"/>
-                <w:sz w:val="20"/>
-                <w:szCs w:val="20"/>
-              </w:rPr>
-            </w:pPr>
-            <w:r>
-              <w:rPr>
-                <w:rFonts w:ascii="Roboto" w:hAnsi="Roboto" w:cs="Roboto"/>
-                <w:bCs/>
-                <w:color w:val="000000"/>
-                <w:sz w:val="20"/>
-                <w:szCs w:val="20"/>
-              </w:rPr>
-              <w:t>Summe Netto</w:t>
-            </w:r>
-          </w:p>
-        </w:tc>
-        <w:tc>
-          <w:tcPr>
-            <w:tcW w:w="2121" w:type="dxa"/>
-            <w:gridSpan w:val="2"/>
+            <w:tmTcPr id="1786660286" protected="0"/>
+            <w:tcPrChange w:id="75" w:author="" w:date="1970-01-01T01:00:00Z" w:revision="0">
+              <w:tcPr>
+                <w:tcW w:w="2040" w:type="dxa"/>
+                <w:gridSpan w:val="3"/>
+                <w:vAlign w:val="center"/>
+                <w:shd w:val="none"/>
+                <w:tcMar>
+                  <w:top w:w="0" w:type="dxa"/>
+                  <w:left w:w="30" w:type="dxa"/>
+                  <w:bottom w:w="0" w:type="dxa"/>
+                  <w:right w:w="30" w:type="dxa"/>
+                </w:tcMar>
+                <w:tcBorders>
+                  <w:top w:val="single" w:sz="4" w:space="0" w:color="000000" tmln="10, 20, 20, 0, 0"/>
+                  <w:left w:val="single" w:sz="4" w:space="0" w:color="000000" tmln="10, 20, 20, 0, 0"/>
+                  <w:bottom w:val="single" w:sz="4" w:space="0" w:color="000000" tmln="10, 20, 20, 0, 0"/>
+                  <w:right w:val="single" w:sz="4" w:space="0" w:color="000000" tmln="10, 20, 20, 0, 0"/>
+                  <w:tl2br w:val="nil" w:sz="0" w:space="0" w:color="000000" tmln="20, 20, 20, 0, 0"/>
+                  <w:tr2bl w:val="nil" w:sz="0" w:space="0" w:color="000000" tmln="20, 20, 20, 0, 0"/>
+                </w:tcBorders>
+                <w:tmTcPr id="1786660286" protected="0"/>
+              </w:tcPr>
+            </w:tcPrChange>
+          </w:tcPr>
+          <w:p>
+            <w:pPr>
+              <w:spacing w:after="0" w:line="240" w:lineRule="auto"/>
+              <w:rPr>
+                <w:rFonts w:ascii="Roboto" w:hAnsi="Roboto" w:eastAsia="Roboto" w:cs="Roboto"/>
+                <w:color w:val="000000"/>
+                <w:sz w:val="20"/>
+                <w:szCs w:val="20"/>
+              </w:rPr>
+            </w:pPr>
+            <w:r>
+              <w:rPr>
+                <w:rFonts w:ascii="Roboto" w:hAnsi="Roboto" w:eastAsia="Roboto" w:cs="Roboto"/>
+                <w:color w:val="000000"/>
+                <w:sz w:val="20"/>
+                <w:szCs w:val="20"/>
+              </w:rPr>
+              <w:t>zzgl. 19% MwSt</w:t>
+            </w:r>
+          </w:p>
+        </w:tc>
+        <w:tc>
+          <w:tcPr>
+            <w:tcW w:w="2130" w:type="dxa"/>
+            <w:gridSpan w:val="3"/>
             <w:vAlign w:val="center"/>
             <w:tcMar>
               <w:left w:w="30" w:type="dxa"/>
@@ -2297,29 +4131,50 @@
               <w:bottom w:val="single" w:sz="4" w:space="0" w:color="000000" tmln="10, 20, 20, 0, 0"/>
               <w:right w:val="single" w:sz="4" w:space="0" w:color="000000" tmln="10, 20, 20, 0, 0"/>
             </w:tcBorders>
-            <w:tmTcPr id="1786490043" protected="0"/>
+            <w:tmTcPr id="1786660286" protected="0"/>
+            <w:tcPrChange w:id="76" w:author="" w:date="1970-01-01T01:00:00Z" w:revision="0">
+              <w:tcPr>
+                <w:tcW w:w="2130" w:type="dxa"/>
+                <w:gridSpan w:val="2"/>
+                <w:vAlign w:val="center"/>
+                <w:shd w:val="none"/>
+                <w:tcMar>
+                  <w:top w:w="0" w:type="dxa"/>
+                  <w:left w:w="30" w:type="dxa"/>
+                  <w:bottom w:w="0" w:type="dxa"/>
+                  <w:right w:w="30" w:type="dxa"/>
+                </w:tcMar>
+                <w:tcBorders>
+                  <w:top w:val="single" w:sz="4" w:space="0" w:color="000000" tmln="10, 20, 20, 0, 0"/>
+                  <w:left w:val="single" w:sz="4" w:space="0" w:color="000000" tmln="10, 20, 20, 0, 0"/>
+                  <w:bottom w:val="single" w:sz="4" w:space="0" w:color="000000" tmln="10, 20, 20, 0, 0"/>
+                  <w:right w:val="single" w:sz="4" w:space="0" w:color="000000" tmln="10, 20, 20, 0, 0"/>
+                  <w:tl2br w:val="nil" w:sz="0" w:space="0" w:color="000000" tmln="20, 20, 20, 0, 0"/>
+                  <w:tr2bl w:val="nil" w:sz="0" w:space="0" w:color="000000" tmln="20, 20, 20, 0, 0"/>
+                </w:tcBorders>
+                <w:tmTcPr id="1786660286" protected="0"/>
+              </w:tcPr>
+            </w:tcPrChange>
           </w:tcPr>
           <w:p>
             <w:pPr>
               <w:spacing w:after="0" w:line="240" w:lineRule="auto"/>
               <w:jc w:val="center"/>
               <w:rPr>
-                <w:rFonts w:ascii="Roboto" w:hAnsi="Roboto" w:cs="Roboto"/>
-                <w:bCs/>
-                <w:color w:val="000000"/>
-                <w:sz w:val="20"/>
-                <w:szCs w:val="20"/>
-              </w:rPr>
-            </w:pPr>
-            <w:r>
-              <w:rPr>
-                <w:rFonts w:ascii="Roboto" w:hAnsi="Roboto" w:cs="Roboto"/>
-                <w:bCs/>
-                <w:color w:val="000000"/>
-                <w:sz w:val="20"/>
-                <w:szCs w:val="20"/>
-              </w:rPr>
-              <w:t>{{ total_netto }}</w:t>
+                <w:rFonts w:ascii="Roboto" w:hAnsi="Roboto" w:eastAsia="Roboto" w:cs="Roboto"/>
+                <w:color w:val="000000"/>
+                <w:sz w:val="20"/>
+                <w:szCs w:val="20"/>
+              </w:rPr>
+            </w:pPr>
+            <w:r>
+              <w:rPr>
+                <w:rFonts w:ascii="Roboto" w:hAnsi="Roboto" w:eastAsia="Roboto" w:cs="Roboto"/>
+                <w:color w:val="000000"/>
+                <w:sz w:val="20"/>
+                <w:szCs w:val="20"/>
+              </w:rPr>
+              <w:t>{{ mwst }}</w:t>
             </w:r>
           </w:p>
         </w:tc>
@@ -2329,103 +4184,176 @@
           <w:tblHeader w:val="0"/>
           <w:cantSplit w:val="0"/>
           <w:trHeight w:val="209" w:hRule="atLeast"/>
+          <w:trPrChange w:id="77" w:author="" w:date="1970-01-01T01:00:00Z" w:revision="0">
+            <w:trPr>
+              <w:tblHeader w:val="0"/>
+              <w:cantSplit w:val="0"/>
+              <w:trHeight w:val="0" w:hRule="auto"/>
+            </w:trPr>
+          </w:trPrChange>
         </w:trPr>
         <w:tc>
           <w:tcPr>
-            <w:tcW w:w="464" w:type="dxa"/>
+            <w:tcW w:w="510" w:type="dxa"/>
             <w:gridSpan w:val="2"/>
             <w:tcMar>
               <w:left w:w="30" w:type="dxa"/>
               <w:right w:w="30" w:type="dxa"/>
             </w:tcMar>
-            <w:tmTcPr id="1786490043" protected="0"/>
+            <w:tmTcPr id="1786660286" protected="0"/>
+            <w:tcPrChange w:id="78" w:author="" w:date="1970-01-01T01:00:00Z" w:revision="0">
+              <w:tcPr>
+                <w:tcW w:w="510" w:type="dxa"/>
+                <w:gridSpan w:val="2"/>
+                <w:shd w:val="none"/>
+                <w:tcMar>
+                  <w:top w:w="0" w:type="dxa"/>
+                  <w:left w:w="30" w:type="dxa"/>
+                  <w:bottom w:w="0" w:type="dxa"/>
+                  <w:right w:w="30" w:type="dxa"/>
+                </w:tcMar>
+                <w:tcBorders>
+                  <w:top w:val="nil" w:sz="0" w:space="0" w:color="000000" tmln="20, 20, 20, 0, 0"/>
+                  <w:left w:val="nil" w:sz="0" w:space="0" w:color="000000" tmln="20, 20, 20, 0, 0"/>
+                  <w:bottom w:val="nil" w:sz="0" w:space="0" w:color="000000" tmln="20, 20, 20, 0, 0"/>
+                  <w:right w:val="nil" w:sz="0" w:space="0" w:color="000000" tmln="20, 20, 20, 0, 0"/>
+                  <w:tl2br w:val="nil" w:sz="0" w:space="0" w:color="000000" tmln="20, 20, 20, 0, 0"/>
+                  <w:tr2bl w:val="nil" w:sz="0" w:space="0" w:color="000000" tmln="20, 20, 20, 0, 0"/>
+                </w:tcBorders>
+                <w:tmTcPr id="1786660286" protected="0"/>
+              </w:tcPr>
+            </w:tcPrChange>
           </w:tcPr>
           <w:p>
             <w:pPr>
               <w:spacing w:after="0" w:line="240" w:lineRule="auto"/>
               <w:jc w:val="center"/>
               <w:rPr>
-                <w:rFonts w:ascii="Roboto" w:hAnsi="Roboto" w:cs="Roboto"/>
-                <w:color w:val="000000"/>
-                <w:sz w:val="20"/>
-                <w:szCs w:val="20"/>
-              </w:rPr>
-            </w:pPr>
-            <w:r>
-              <w:rPr>
-                <w:rFonts w:ascii="Roboto" w:hAnsi="Roboto" w:cs="Roboto"/>
-                <w:color w:val="000000"/>
-                <w:sz w:val="20"/>
-                <w:szCs w:val="20"/>
-              </w:rPr>
-            </w:r>
-          </w:p>
-        </w:tc>
-        <w:tc>
-          <w:tcPr>
-            <w:tcW w:w="597" w:type="dxa"/>
+                <w:rFonts w:ascii="Roboto" w:hAnsi="Roboto" w:eastAsia="Roboto" w:cs="Roboto"/>
+                <w:color w:val="000000"/>
+                <w:sz w:val="20"/>
+                <w:szCs w:val="20"/>
+              </w:rPr>
+            </w:pPr>
+            <w:r>
+              <w:rPr>
+                <w:rFonts w:ascii="Roboto" w:hAnsi="Roboto" w:eastAsia="Roboto" w:cs="Roboto"/>
+                <w:color w:val="000000"/>
+                <w:sz w:val="20"/>
+                <w:szCs w:val="20"/>
+              </w:rPr>
+            </w:r>
+          </w:p>
+        </w:tc>
+        <w:tc>
+          <w:tcPr>
+            <w:tcW w:w="600" w:type="dxa"/>
             <w:gridSpan w:val="2"/>
             <w:tcMar>
               <w:left w:w="30" w:type="dxa"/>
               <w:right w:w="30" w:type="dxa"/>
             </w:tcMar>
-            <w:tmTcPr id="1786490043" protected="0"/>
+            <w:tmTcPr id="1786660286" protected="0"/>
+            <w:tcPrChange w:id="79" w:author="" w:date="1970-01-01T01:00:00Z" w:revision="0">
+              <w:tcPr>
+                <w:tcW w:w="600" w:type="dxa"/>
+                <w:gridSpan w:val="2"/>
+                <w:shd w:val="none"/>
+                <w:tcMar>
+                  <w:top w:w="0" w:type="dxa"/>
+                  <w:left w:w="30" w:type="dxa"/>
+                  <w:bottom w:w="0" w:type="dxa"/>
+                  <w:right w:w="30" w:type="dxa"/>
+                </w:tcMar>
+                <w:tcBorders>
+                  <w:top w:val="nil" w:sz="0" w:space="0" w:color="000000" tmln="20, 20, 20, 0, 0"/>
+                  <w:left w:val="nil" w:sz="0" w:space="0" w:color="000000" tmln="20, 20, 20, 0, 0"/>
+                  <w:bottom w:val="nil" w:sz="0" w:space="0" w:color="000000" tmln="20, 20, 20, 0, 0"/>
+                  <w:right w:val="nil" w:sz="0" w:space="0" w:color="000000" tmln="20, 20, 20, 0, 0"/>
+                  <w:tl2br w:val="nil" w:sz="0" w:space="0" w:color="000000" tmln="20, 20, 20, 0, 0"/>
+                  <w:tr2bl w:val="nil" w:sz="0" w:space="0" w:color="000000" tmln="20, 20, 20, 0, 0"/>
+                </w:tcBorders>
+                <w:tmTcPr id="1786660286" protected="0"/>
+              </w:tcPr>
+            </w:tcPrChange>
           </w:tcPr>
           <w:p>
             <w:pPr>
               <w:spacing w:after="0" w:line="240" w:lineRule="auto"/>
               <w:jc w:val="center"/>
               <w:rPr>
-                <w:rFonts w:ascii="Roboto" w:hAnsi="Roboto" w:cs="Roboto"/>
-                <w:color w:val="000000"/>
-                <w:sz w:val="20"/>
-                <w:szCs w:val="20"/>
-              </w:rPr>
-            </w:pPr>
-            <w:r>
-              <w:rPr>
-                <w:rFonts w:ascii="Roboto" w:hAnsi="Roboto" w:cs="Roboto"/>
-                <w:color w:val="000000"/>
-                <w:sz w:val="20"/>
-                <w:szCs w:val="20"/>
-              </w:rPr>
-            </w:r>
-          </w:p>
-        </w:tc>
-        <w:tc>
-          <w:tcPr>
-            <w:tcW w:w="3946" w:type="dxa"/>
-            <w:tcMar>
-              <w:left w:w="30" w:type="dxa"/>
-              <w:right w:w="30" w:type="dxa"/>
-            </w:tcMar>
-            <w:tmTcPr id="1786490043" protected="0"/>
+                <w:rFonts w:ascii="Roboto" w:hAnsi="Roboto" w:eastAsia="Roboto" w:cs="Roboto"/>
+                <w:color w:val="000000"/>
+                <w:sz w:val="20"/>
+                <w:szCs w:val="20"/>
+              </w:rPr>
+            </w:pPr>
+            <w:r>
+              <w:rPr>
+                <w:rFonts w:ascii="Roboto" w:hAnsi="Roboto" w:eastAsia="Roboto" w:cs="Roboto"/>
+                <w:color w:val="000000"/>
+                <w:sz w:val="20"/>
+                <w:szCs w:val="20"/>
+              </w:rPr>
+            </w:r>
+          </w:p>
+        </w:tc>
+        <w:tc>
+          <w:tcPr>
+            <w:tcW w:w="3945" w:type="dxa"/>
+            <w:gridSpan w:val="2"/>
+            <w:tcMar>
+              <w:left w:w="30" w:type="dxa"/>
+              <w:right w:w="30" w:type="dxa"/>
+            </w:tcMar>
+            <w:tmTcPr id="1786660286" protected="0"/>
+            <w:tcPrChange w:id="80" w:author="" w:date="1970-01-01T01:00:00Z" w:revision="0">
+              <w:tcPr>
+                <w:tcW w:w="3945" w:type="dxa"/>
+                <w:shd w:val="none"/>
+                <w:tcMar>
+                  <w:top w:w="0" w:type="dxa"/>
+                  <w:left w:w="30" w:type="dxa"/>
+                  <w:bottom w:w="0" w:type="dxa"/>
+                  <w:right w:w="30" w:type="dxa"/>
+                </w:tcMar>
+                <w:tcBorders>
+                  <w:top w:val="nil" w:sz="0" w:space="0" w:color="000000" tmln="20, 20, 20, 0, 0"/>
+                  <w:left w:val="nil" w:sz="0" w:space="0" w:color="000000" tmln="20, 20, 20, 0, 0"/>
+                  <w:bottom w:val="nil" w:sz="0" w:space="0" w:color="000000" tmln="20, 20, 20, 0, 0"/>
+                  <w:right w:val="nil" w:sz="0" w:space="0" w:color="000000" tmln="20, 20, 20, 0, 0"/>
+                  <w:tl2br w:val="nil" w:sz="0" w:space="0" w:color="000000" tmln="20, 20, 20, 0, 0"/>
+                  <w:tr2bl w:val="nil" w:sz="0" w:space="0" w:color="000000" tmln="20, 20, 20, 0, 0"/>
+                </w:tcBorders>
+                <w:tmTcPr id="1786660286" protected="0"/>
+              </w:tcPr>
+            </w:tcPrChange>
           </w:tcPr>
           <w:p>
             <w:pPr>
               <w:spacing w:after="0" w:line="240" w:lineRule="auto"/>
               <w:jc w:val="right"/>
               <w:rPr>
-                <w:rFonts w:ascii="Roboto" w:hAnsi="Roboto" w:cs="Roboto"/>
-                <w:color w:val="000000"/>
-                <w:sz w:val="20"/>
-                <w:szCs w:val="20"/>
-              </w:rPr>
-            </w:pPr>
-            <w:r>
-              <w:rPr>
-                <w:rFonts w:ascii="Roboto" w:hAnsi="Roboto" w:cs="Roboto"/>
-                <w:color w:val="000000"/>
-                <w:sz w:val="20"/>
-                <w:szCs w:val="20"/>
-              </w:rPr>
-            </w:r>
-          </w:p>
-        </w:tc>
-        <w:tc>
-          <w:tcPr>
-            <w:tcW w:w="744" w:type="dxa"/>
-            <w:gridSpan w:val="2"/>
+                <w:rFonts w:ascii="Roboto" w:hAnsi="Roboto" w:eastAsia="Roboto" w:cs="Roboto"/>
+                <w:color w:val="000000"/>
+                <w:sz w:val="20"/>
+                <w:szCs w:val="20"/>
+              </w:rPr>
+            </w:pPr>
+            <w:r>
+              <w:rPr>
+                <w:rFonts w:ascii="Roboto" w:hAnsi="Roboto" w:eastAsia="Roboto" w:cs="Roboto"/>
+                <w:color w:val="000000"/>
+                <w:sz w:val="20"/>
+                <w:szCs w:val="20"/>
+              </w:rPr>
+            </w:r>
+          </w:p>
+        </w:tc>
+        <w:tc>
+          <w:tcPr>
+            <w:tcW w:w="900" w:type="dxa"/>
+            <w:gridSpan w:val="3"/>
             <w:tcMar>
               <w:left w:w="30" w:type="dxa"/>
               <w:right w:w="30" w:type="dxa"/>
@@ -2433,33 +4361,55 @@
             <w:tcBorders>
               <w:right w:val="single" w:sz="4" w:space="0" w:color="000000" tmln="10, 20, 20, 0, 0"/>
             </w:tcBorders>
-            <w:tmTcPr id="1786490043" protected="0"/>
+            <w:tmTcPr id="1786660286" protected="0"/>
+            <w:tcPrChange w:id="81" w:author="" w:date="1970-01-01T01:00:00Z" w:revision="0">
+              <w:tcPr>
+                <w:tcW w:w="735" w:type="dxa"/>
+                <w:gridSpan w:val="2"/>
+                <w:shd w:val="none"/>
+                <w:tcMar>
+                  <w:top w:w="0" w:type="dxa"/>
+                  <w:left w:w="30" w:type="dxa"/>
+                  <w:bottom w:w="0" w:type="dxa"/>
+                  <w:right w:w="30" w:type="dxa"/>
+                </w:tcMar>
+                <w:tcBorders>
+                  <w:top w:val="nil" w:sz="0" w:space="0" w:color="000000" tmln="20, 20, 20, 0, 0"/>
+                  <w:left w:val="nil" w:sz="0" w:space="0" w:color="000000" tmln="20, 20, 20, 0, 0"/>
+                  <w:bottom w:val="nil" w:sz="0" w:space="0" w:color="000000" tmln="20, 20, 20, 0, 0"/>
+                  <w:right w:val="single" w:sz="4" w:space="0" w:color="000000" tmln="10, 20, 20, 0, 0"/>
+                  <w:tl2br w:val="nil" w:sz="0" w:space="0" w:color="000000" tmln="20, 20, 20, 0, 0"/>
+                  <w:tr2bl w:val="nil" w:sz="0" w:space="0" w:color="000000" tmln="20, 20, 20, 0, 0"/>
+                </w:tcBorders>
+                <w:tmTcPr id="1786660286" protected="0"/>
+              </w:tcPr>
+            </w:tcPrChange>
           </w:tcPr>
           <w:p>
             <w:pPr>
               <w:spacing w:after="0" w:line="240" w:lineRule="auto"/>
               <w:jc w:val="center"/>
               <w:rPr>
-                <w:rFonts w:ascii="Roboto" w:hAnsi="Roboto" w:cs="Roboto"/>
-                <w:color w:val="000000"/>
-                <w:sz w:val="20"/>
-                <w:szCs w:val="20"/>
-              </w:rPr>
-            </w:pPr>
-            <w:r>
-              <w:rPr>
-                <w:rFonts w:ascii="Roboto" w:hAnsi="Roboto" w:cs="Roboto"/>
-                <w:color w:val="000000"/>
-                <w:sz w:val="20"/>
-                <w:szCs w:val="20"/>
-              </w:rPr>
-            </w:r>
-          </w:p>
-        </w:tc>
-        <w:tc>
-          <w:tcPr>
-            <w:tcW w:w="1949" w:type="dxa"/>
-            <w:gridSpan w:val="3"/>
+                <w:rFonts w:ascii="Roboto" w:hAnsi="Roboto" w:eastAsia="Roboto" w:cs="Roboto"/>
+                <w:color w:val="000000"/>
+                <w:sz w:val="20"/>
+                <w:szCs w:val="20"/>
+              </w:rPr>
+            </w:pPr>
+            <w:r>
+              <w:rPr>
+                <w:rFonts w:ascii="Roboto" w:hAnsi="Roboto" w:eastAsia="Roboto" w:cs="Roboto"/>
+                <w:color w:val="000000"/>
+                <w:sz w:val="20"/>
+                <w:szCs w:val="20"/>
+              </w:rPr>
+            </w:r>
+          </w:p>
+        </w:tc>
+        <w:tc>
+          <w:tcPr>
+            <w:tcW w:w="1875" w:type="dxa"/>
+            <w:gridSpan w:val="4"/>
             <w:vAlign w:val="center"/>
             <w:shd w:val="none"/>
             <w:tcMar>
@@ -2472,13 +4422,37 @@
               <w:bottom w:val="single" w:sz="4" w:space="0" w:color="000000" tmln="10, 20, 20, 0, 0"/>
               <w:right w:val="single" w:sz="4" w:space="0" w:color="000000" tmln="10, 20, 20, 0, 0"/>
             </w:tcBorders>
-            <w:tmTcPr id="1786490043" protected="0"/>
-          </w:tcPr>
-          <w:p>
-            <w:pPr>
-              <w:spacing w:after="0" w:line="240" w:lineRule="auto"/>
-              <w:rPr>
-                <w:rFonts w:ascii="Roboto" w:hAnsi="Roboto" w:cs="Roboto"/>
+            <w:tmTcPr id="1786660286" protected="0"/>
+            <w:tcPrChange w:id="82" w:author="" w:date="1970-01-01T01:00:00Z" w:revision="0">
+              <w:tcPr>
+                <w:tcW w:w="2040" w:type="dxa"/>
+                <w:gridSpan w:val="3"/>
+                <w:vAlign w:val="center"/>
+                <w:shd w:val="none"/>
+                <w:tcMar>
+                  <w:top w:w="0" w:type="dxa"/>
+                  <w:left w:w="30" w:type="dxa"/>
+                  <w:bottom w:w="0" w:type="dxa"/>
+                  <w:right w:w="30" w:type="dxa"/>
+                </w:tcMar>
+                <w:tcBorders>
+                  <w:top w:val="single" w:sz="4" w:space="0" w:color="000000" tmln="10, 20, 20, 0, 0"/>
+                  <w:left w:val="single" w:sz="4" w:space="0" w:color="000000" tmln="10, 20, 20, 0, 0"/>
+                  <w:bottom w:val="single" w:sz="4" w:space="0" w:color="000000" tmln="10, 20, 20, 0, 0"/>
+                  <w:right w:val="single" w:sz="4" w:space="0" w:color="000000" tmln="10, 20, 20, 0, 0"/>
+                  <w:tl2br w:val="nil" w:sz="0" w:space="0" w:color="000000" tmln="20, 20, 20, 0, 0"/>
+                  <w:tr2bl w:val="nil" w:sz="0" w:space="0" w:color="000000" tmln="20, 20, 20, 0, 0"/>
+                </w:tcBorders>
+                <w:tmTcPr id="1786660286" protected="0"/>
+              </w:tcPr>
+            </w:tcPrChange>
+          </w:tcPr>
+          <w:p>
+            <w:pPr>
+              <w:spacing w:after="0" w:line="240" w:lineRule="auto"/>
+              <w:rPr>
+                <w:rFonts w:ascii="Roboto" w:hAnsi="Roboto" w:eastAsia="Roboto" w:cs="Roboto"/>
+                <w:b/>
                 <w:bCs/>
                 <w:color w:val="000000"/>
                 <w:sz w:val="20"/>
@@ -2487,20 +4461,30 @@
             </w:pPr>
             <w:r>
               <w:rPr>
-                <w:rFonts w:ascii="Roboto" w:hAnsi="Roboto" w:cs="Roboto"/>
+                <w:rFonts w:ascii="Roboto" w:hAnsi="Roboto" w:eastAsia="Roboto" w:cs="Roboto"/>
+                <w:b/>
                 <w:bCs/>
-                <w:color w:val="000000"/>
-                <w:sz w:val="20"/>
-                <w:szCs w:val="20"/>
-              </w:rPr>
-              <w:t>zzgl. 19% MwSt</w:t>
-            </w:r>
-          </w:p>
-        </w:tc>
-        <w:tc>
-          <w:tcPr>
-            <w:tcW w:w="2121" w:type="dxa"/>
-            <w:gridSpan w:val="2"/>
+                <w:sz w:val="20"/>
+                <w:szCs w:val="20"/>
+              </w:rPr>
+              <w:t>Grand Total</w:t>
+            </w:r>
+            <w:r>
+              <w:rPr>
+                <w:rFonts w:ascii="Roboto" w:hAnsi="Roboto" w:eastAsia="Roboto" w:cs="Roboto"/>
+                <w:b/>
+                <w:bCs/>
+                <w:color w:val="000000"/>
+                <w:sz w:val="20"/>
+                <w:szCs w:val="20"/>
+              </w:rPr>
+            </w:r>
+          </w:p>
+        </w:tc>
+        <w:tc>
+          <w:tcPr>
+            <w:tcW w:w="2130" w:type="dxa"/>
+            <w:gridSpan w:val="3"/>
             <w:vAlign w:val="center"/>
             <w:tcMar>
               <w:left w:w="30" w:type="dxa"/>
@@ -2512,14 +4496,38 @@
               <w:bottom w:val="single" w:sz="4" w:space="0" w:color="000000" tmln="10, 20, 20, 0, 0"/>
               <w:right w:val="single" w:sz="4" w:space="0" w:color="000000" tmln="10, 20, 20, 0, 0"/>
             </w:tcBorders>
-            <w:tmTcPr id="1786490043" protected="0"/>
+            <w:tmTcPr id="1786660286" protected="0"/>
+            <w:tcPrChange w:id="83" w:author="" w:date="1970-01-01T01:00:00Z" w:revision="0">
+              <w:tcPr>
+                <w:tcW w:w="2130" w:type="dxa"/>
+                <w:gridSpan w:val="2"/>
+                <w:vAlign w:val="center"/>
+                <w:shd w:val="none"/>
+                <w:tcMar>
+                  <w:top w:w="0" w:type="dxa"/>
+                  <w:left w:w="30" w:type="dxa"/>
+                  <w:bottom w:w="0" w:type="dxa"/>
+                  <w:right w:w="30" w:type="dxa"/>
+                </w:tcMar>
+                <w:tcBorders>
+                  <w:top w:val="single" w:sz="4" w:space="0" w:color="000000" tmln="10, 20, 20, 0, 0"/>
+                  <w:left w:val="single" w:sz="4" w:space="0" w:color="000000" tmln="10, 20, 20, 0, 0"/>
+                  <w:bottom w:val="single" w:sz="4" w:space="0" w:color="000000" tmln="10, 20, 20, 0, 0"/>
+                  <w:right w:val="single" w:sz="4" w:space="0" w:color="000000" tmln="10, 20, 20, 0, 0"/>
+                  <w:tl2br w:val="nil" w:sz="0" w:space="0" w:color="000000" tmln="20, 20, 20, 0, 0"/>
+                  <w:tr2bl w:val="nil" w:sz="0" w:space="0" w:color="000000" tmln="20, 20, 20, 0, 0"/>
+                </w:tcBorders>
+                <w:tmTcPr id="1786660286" protected="0"/>
+              </w:tcPr>
+            </w:tcPrChange>
           </w:tcPr>
           <w:p>
             <w:pPr>
               <w:spacing w:after="0" w:line="240" w:lineRule="auto"/>
               <w:jc w:val="center"/>
               <w:rPr>
-                <w:rFonts w:ascii="Roboto" w:hAnsi="Roboto" w:cs="Roboto"/>
+                <w:rFonts w:ascii="Roboto" w:hAnsi="Roboto" w:eastAsia="Roboto" w:cs="Roboto"/>
+                <w:b/>
                 <w:bCs/>
                 <w:color w:val="000000"/>
                 <w:sz w:val="20"/>
@@ -2528,13 +4536,14 @@
             </w:pPr>
             <w:r>
               <w:rPr>
-                <w:rFonts w:ascii="Roboto" w:hAnsi="Roboto" w:cs="Roboto"/>
+                <w:rFonts w:ascii="Roboto" w:hAnsi="Roboto" w:eastAsia="Roboto" w:cs="Roboto"/>
+                <w:b/>
                 <w:bCs/>
                 <w:color w:val="000000"/>
                 <w:sz w:val="20"/>
                 <w:szCs w:val="20"/>
               </w:rPr>
-              <w:t>{{ mwst }}</w:t>
+              <w:t>{{ total_brutto }}</w:t>
             </w:r>
           </w:p>
         </w:tc>
@@ -2544,402 +4553,322 @@
           <w:tblHeader w:val="0"/>
           <w:cantSplit w:val="0"/>
           <w:trHeight w:val="209" w:hRule="atLeast"/>
+          <w:trPrChange w:id="84" w:author="" w:date="1970-01-01T01:00:00Z" w:revision="0">
+            <w:trPr>
+              <w:tblHeader w:val="0"/>
+              <w:cantSplit w:val="0"/>
+              <w:trHeight w:val="0" w:hRule="auto"/>
+            </w:trPr>
+          </w:trPrChange>
         </w:trPr>
         <w:tc>
           <w:tcPr>
-            <w:tcW w:w="464" w:type="dxa"/>
+            <w:tcW w:w="510" w:type="dxa"/>
             <w:gridSpan w:val="2"/>
             <w:tcMar>
               <w:left w:w="30" w:type="dxa"/>
               <w:right w:w="30" w:type="dxa"/>
             </w:tcMar>
-            <w:tmTcPr id="1786490043" protected="0"/>
-          </w:tcPr>
-          <w:p>
-            <w:pPr>
-              <w:spacing w:after="0" w:line="240" w:lineRule="auto"/>
-              <w:jc w:val="center"/>
-              <w:rPr>
-                <w:rFonts w:ascii="Roboto" w:hAnsi="Roboto" w:cs="Roboto"/>
-                <w:color w:val="000000"/>
-                <w:sz w:val="20"/>
-                <w:szCs w:val="20"/>
-              </w:rPr>
-            </w:pPr>
-            <w:r>
-              <w:rPr>
-                <w:rFonts w:ascii="Roboto" w:hAnsi="Roboto" w:cs="Roboto"/>
-                <w:color w:val="000000"/>
-                <w:sz w:val="20"/>
-                <w:szCs w:val="20"/>
-              </w:rPr>
-            </w:r>
-          </w:p>
-        </w:tc>
-        <w:tc>
-          <w:tcPr>
-            <w:tcW w:w="597" w:type="dxa"/>
+            <w:tmTcPr id="1786660286" protected="0"/>
+            <w:tcPrChange w:id="85" w:author="" w:date="1970-01-01T01:00:00Z" w:revision="0">
+              <w:tcPr>
+                <w:tcW w:w="510" w:type="dxa"/>
+                <w:gridSpan w:val="2"/>
+                <w:shd w:val="none"/>
+                <w:tcMar>
+                  <w:top w:w="0" w:type="dxa"/>
+                  <w:left w:w="30" w:type="dxa"/>
+                  <w:bottom w:w="0" w:type="dxa"/>
+                  <w:right w:w="30" w:type="dxa"/>
+                </w:tcMar>
+                <w:tcBorders>
+                  <w:top w:val="nil" w:sz="0" w:space="0" w:color="000000" tmln="20, 20, 20, 0, 0"/>
+                  <w:left w:val="nil" w:sz="0" w:space="0" w:color="000000" tmln="20, 20, 20, 0, 0"/>
+                  <w:bottom w:val="nil" w:sz="0" w:space="0" w:color="000000" tmln="20, 20, 20, 0, 0"/>
+                  <w:right w:val="nil" w:sz="0" w:space="0" w:color="000000" tmln="20, 20, 20, 0, 0"/>
+                  <w:tl2br w:val="nil" w:sz="0" w:space="0" w:color="000000" tmln="20, 20, 20, 0, 0"/>
+                  <w:tr2bl w:val="nil" w:sz="0" w:space="0" w:color="000000" tmln="20, 20, 20, 0, 0"/>
+                </w:tcBorders>
+                <w:tmTcPr id="1786660286" protected="0"/>
+              </w:tcPr>
+            </w:tcPrChange>
+          </w:tcPr>
+          <w:p>
+            <w:pPr>
+              <w:spacing w:after="0" w:line="240" w:lineRule="auto"/>
+              <w:rPr>
+                <w:rFonts w:ascii="Roboto" w:hAnsi="Roboto" w:eastAsia="Roboto" w:cs="Roboto"/>
+                <w:color w:val="000000"/>
+                <w:sz w:val="20"/>
+                <w:szCs w:val="20"/>
+              </w:rPr>
+            </w:pPr>
+            <w:r>
+              <w:rPr>
+                <w:rFonts w:ascii="Roboto" w:hAnsi="Roboto" w:eastAsia="Roboto" w:cs="Roboto"/>
+                <w:color w:val="000000"/>
+                <w:sz w:val="20"/>
+                <w:szCs w:val="20"/>
+              </w:rPr>
+            </w:r>
+          </w:p>
+        </w:tc>
+        <w:tc>
+          <w:tcPr>
+            <w:tcW w:w="600" w:type="dxa"/>
             <w:gridSpan w:val="2"/>
             <w:tcMar>
               <w:left w:w="30" w:type="dxa"/>
               <w:right w:w="30" w:type="dxa"/>
             </w:tcMar>
-            <w:tmTcPr id="1786490043" protected="0"/>
-          </w:tcPr>
-          <w:p>
-            <w:pPr>
-              <w:spacing w:after="0" w:line="240" w:lineRule="auto"/>
-              <w:jc w:val="center"/>
-              <w:rPr>
-                <w:rFonts w:ascii="Roboto" w:hAnsi="Roboto" w:cs="Roboto"/>
-                <w:color w:val="000000"/>
-                <w:sz w:val="20"/>
-                <w:szCs w:val="20"/>
-              </w:rPr>
-            </w:pPr>
-            <w:r>
-              <w:rPr>
-                <w:rFonts w:ascii="Roboto" w:hAnsi="Roboto" w:cs="Roboto"/>
-                <w:color w:val="000000"/>
-                <w:sz w:val="20"/>
-                <w:szCs w:val="20"/>
-              </w:rPr>
-            </w:r>
-          </w:p>
-        </w:tc>
-        <w:tc>
-          <w:tcPr>
-            <w:tcW w:w="3946" w:type="dxa"/>
-            <w:tcMar>
-              <w:left w:w="30" w:type="dxa"/>
-              <w:right w:w="30" w:type="dxa"/>
-            </w:tcMar>
-            <w:tmTcPr id="1786490043" protected="0"/>
+            <w:tmTcPr id="1786660286" protected="0"/>
+            <w:tcPrChange w:id="86" w:author="" w:date="1970-01-01T01:00:00Z" w:revision="0">
+              <w:tcPr>
+                <w:tcW w:w="600" w:type="dxa"/>
+                <w:gridSpan w:val="2"/>
+                <w:shd w:val="none"/>
+                <w:tcMar>
+                  <w:top w:w="0" w:type="dxa"/>
+                  <w:left w:w="30" w:type="dxa"/>
+                  <w:bottom w:w="0" w:type="dxa"/>
+                  <w:right w:w="30" w:type="dxa"/>
+                </w:tcMar>
+                <w:tcBorders>
+                  <w:top w:val="nil" w:sz="0" w:space="0" w:color="000000" tmln="20, 20, 20, 0, 0"/>
+                  <w:left w:val="nil" w:sz="0" w:space="0" w:color="000000" tmln="20, 20, 20, 0, 0"/>
+                  <w:bottom w:val="nil" w:sz="0" w:space="0" w:color="000000" tmln="20, 20, 20, 0, 0"/>
+                  <w:right w:val="nil" w:sz="0" w:space="0" w:color="000000" tmln="20, 20, 20, 0, 0"/>
+                  <w:tl2br w:val="nil" w:sz="0" w:space="0" w:color="000000" tmln="20, 20, 20, 0, 0"/>
+                  <w:tr2bl w:val="nil" w:sz="0" w:space="0" w:color="000000" tmln="20, 20, 20, 0, 0"/>
+                </w:tcBorders>
+                <w:tmTcPr id="1786660286" protected="0"/>
+              </w:tcPr>
+            </w:tcPrChange>
+          </w:tcPr>
+          <w:p>
+            <w:pPr>
+              <w:spacing w:after="0" w:line="240" w:lineRule="auto"/>
+              <w:rPr>
+                <w:rFonts w:ascii="Roboto" w:hAnsi="Roboto" w:eastAsia="Roboto" w:cs="Roboto"/>
+                <w:color w:val="000000"/>
+                <w:sz w:val="20"/>
+                <w:szCs w:val="20"/>
+              </w:rPr>
+            </w:pPr>
+            <w:r>
+              <w:rPr>
+                <w:rFonts w:ascii="Roboto" w:hAnsi="Roboto" w:eastAsia="Roboto" w:cs="Roboto"/>
+                <w:color w:val="000000"/>
+                <w:sz w:val="20"/>
+                <w:szCs w:val="20"/>
+              </w:rPr>
+            </w:r>
+          </w:p>
+        </w:tc>
+        <w:tc>
+          <w:tcPr>
+            <w:tcW w:w="3945" w:type="dxa"/>
+            <w:gridSpan w:val="2"/>
+            <w:tcMar>
+              <w:left w:w="30" w:type="dxa"/>
+              <w:right w:w="30" w:type="dxa"/>
+            </w:tcMar>
+            <w:tmTcPr id="1786660286" protected="0"/>
+            <w:tcPrChange w:id="87" w:author="" w:date="1970-01-01T01:00:00Z" w:revision="0">
+              <w:tcPr>
+                <w:tcW w:w="3945" w:type="dxa"/>
+                <w:shd w:val="none"/>
+                <w:tcMar>
+                  <w:top w:w="0" w:type="dxa"/>
+                  <w:left w:w="30" w:type="dxa"/>
+                  <w:bottom w:w="0" w:type="dxa"/>
+                  <w:right w:w="30" w:type="dxa"/>
+                </w:tcMar>
+                <w:tcBorders>
+                  <w:top w:val="nil" w:sz="0" w:space="0" w:color="000000" tmln="20, 20, 20, 0, 0"/>
+                  <w:left w:val="nil" w:sz="0" w:space="0" w:color="000000" tmln="20, 20, 20, 0, 0"/>
+                  <w:bottom w:val="nil" w:sz="0" w:space="0" w:color="000000" tmln="20, 20, 20, 0, 0"/>
+                  <w:right w:val="nil" w:sz="0" w:space="0" w:color="000000" tmln="20, 20, 20, 0, 0"/>
+                  <w:tl2br w:val="nil" w:sz="0" w:space="0" w:color="000000" tmln="20, 20, 20, 0, 0"/>
+                  <w:tr2bl w:val="nil" w:sz="0" w:space="0" w:color="000000" tmln="20, 20, 20, 0, 0"/>
+                </w:tcBorders>
+                <w:tmTcPr id="1786660286" protected="0"/>
+              </w:tcPr>
+            </w:tcPrChange>
           </w:tcPr>
           <w:p>
             <w:pPr>
               <w:spacing w:after="0" w:line="240" w:lineRule="auto"/>
               <w:jc w:val="right"/>
               <w:rPr>
-                <w:rFonts w:ascii="Roboto" w:hAnsi="Roboto" w:cs="Roboto"/>
-                <w:color w:val="000000"/>
-                <w:sz w:val="20"/>
-                <w:szCs w:val="20"/>
-              </w:rPr>
-            </w:pPr>
-            <w:r>
-              <w:rPr>
-                <w:rFonts w:ascii="Roboto" w:hAnsi="Roboto" w:cs="Roboto"/>
-                <w:color w:val="000000"/>
-                <w:sz w:val="20"/>
-                <w:szCs w:val="20"/>
-              </w:rPr>
-            </w:r>
-          </w:p>
-        </w:tc>
-        <w:tc>
-          <w:tcPr>
-            <w:tcW w:w="744" w:type="dxa"/>
-            <w:gridSpan w:val="2"/>
-            <w:tcMar>
-              <w:left w:w="30" w:type="dxa"/>
-              <w:right w:w="30" w:type="dxa"/>
-            </w:tcMar>
-            <w:tcBorders>
-              <w:right w:val="single" w:sz="4" w:space="0" w:color="000000" tmln="10, 20, 20, 0, 0"/>
-            </w:tcBorders>
-            <w:tmTcPr id="1786490043" protected="0"/>
-          </w:tcPr>
-          <w:p>
-            <w:pPr>
-              <w:spacing w:after="0" w:line="240" w:lineRule="auto"/>
-              <w:jc w:val="center"/>
-              <w:rPr>
-                <w:rFonts w:ascii="Roboto" w:hAnsi="Roboto" w:cs="Roboto"/>
-                <w:color w:val="000000"/>
-                <w:sz w:val="20"/>
-                <w:szCs w:val="20"/>
-              </w:rPr>
-            </w:pPr>
-            <w:r>
-              <w:rPr>
-                <w:rFonts w:ascii="Roboto" w:hAnsi="Roboto" w:cs="Roboto"/>
-                <w:color w:val="000000"/>
-                <w:sz w:val="20"/>
-                <w:szCs w:val="20"/>
-              </w:rPr>
-            </w:r>
-          </w:p>
-        </w:tc>
-        <w:tc>
-          <w:tcPr>
-            <w:tcW w:w="1949" w:type="dxa"/>
+                <w:rFonts w:ascii="Roboto" w:hAnsi="Roboto" w:eastAsia="Roboto" w:cs="Roboto"/>
+                <w:color w:val="000000"/>
+                <w:sz w:val="20"/>
+                <w:szCs w:val="20"/>
+              </w:rPr>
+            </w:pPr>
+            <w:r>
+              <w:rPr>
+                <w:rFonts w:ascii="Roboto" w:hAnsi="Roboto" w:eastAsia="Roboto" w:cs="Roboto"/>
+                <w:color w:val="000000"/>
+                <w:sz w:val="20"/>
+                <w:szCs w:val="20"/>
+              </w:rPr>
+            </w:r>
+          </w:p>
+        </w:tc>
+        <w:tc>
+          <w:tcPr>
+            <w:tcW w:w="900" w:type="dxa"/>
             <w:gridSpan w:val="3"/>
-            <w:vAlign w:val="center"/>
-            <w:shd w:val="none"/>
-            <w:tcMar>
-              <w:left w:w="30" w:type="dxa"/>
-              <w:right w:w="30" w:type="dxa"/>
-            </w:tcMar>
-            <w:tcBorders>
-              <w:top w:val="single" w:sz="4" w:space="0" w:color="000000" tmln="10, 20, 20, 0, 0"/>
-              <w:left w:val="single" w:sz="4" w:space="0" w:color="000000" tmln="10, 20, 20, 0, 0"/>
-              <w:bottom w:val="single" w:sz="4" w:space="0" w:color="000000" tmln="10, 20, 20, 0, 0"/>
-              <w:right w:val="single" w:sz="4" w:space="0" w:color="000000" tmln="10, 20, 20, 0, 0"/>
-            </w:tcBorders>
-            <w:tmTcPr id="1786490043" protected="0"/>
-          </w:tcPr>
-          <w:p>
-            <w:pPr>
-              <w:spacing w:after="0" w:line="240" w:lineRule="auto"/>
-              <w:rPr>
-                <w:rFonts w:ascii="Roboto" w:hAnsi="Roboto" w:cs="Roboto"/>
-                <w:b/>
-                <w:bCs/>
-                <w:color w:val="000000"/>
-                <w:sz w:val="20"/>
-                <w:szCs w:val="20"/>
-              </w:rPr>
-            </w:pPr>
-            <w:r>
-              <w:rPr>
-                <w:rFonts w:ascii="Roboto" w:hAnsi="Roboto" w:cs="Roboto"/>
-                <w:b/>
-                <w:bCs/>
-                <w:color w:val="000000"/>
-                <w:sz w:val="20"/>
-                <w:szCs w:val="20"/>
-              </w:rPr>
-              <w:t>Summe Gesamt</w:t>
-            </w:r>
-          </w:p>
-        </w:tc>
-        <w:tc>
-          <w:tcPr>
-            <w:tcW w:w="2121" w:type="dxa"/>
-            <w:gridSpan w:val="2"/>
-            <w:vAlign w:val="center"/>
-            <w:tcMar>
-              <w:left w:w="30" w:type="dxa"/>
-              <w:right w:w="30" w:type="dxa"/>
-            </w:tcMar>
-            <w:tcBorders>
-              <w:top w:val="single" w:sz="4" w:space="0" w:color="000000" tmln="10, 20, 20, 0, 0"/>
-              <w:left w:val="single" w:sz="4" w:space="0" w:color="000000" tmln="10, 20, 20, 0, 0"/>
-              <w:bottom w:val="single" w:sz="4" w:space="0" w:color="000000" tmln="10, 20, 20, 0, 0"/>
-              <w:right w:val="single" w:sz="4" w:space="0" w:color="000000" tmln="10, 20, 20, 0, 0"/>
-            </w:tcBorders>
-            <w:tmTcPr id="1786490043" protected="0"/>
-          </w:tcPr>
-          <w:p>
-            <w:pPr>
-              <w:spacing w:after="0" w:line="240" w:lineRule="auto"/>
-              <w:jc w:val="center"/>
-              <w:rPr>
-                <w:rFonts w:ascii="Roboto" w:hAnsi="Roboto" w:cs="Roboto"/>
-                <w:b/>
-                <w:bCs/>
-                <w:color w:val="000000"/>
-                <w:sz w:val="20"/>
-                <w:szCs w:val="20"/>
-              </w:rPr>
-            </w:pPr>
-            <w:r>
-              <w:rPr>
-                <w:rFonts w:ascii="Roboto" w:hAnsi="Roboto" w:cs="Roboto"/>
-                <w:b/>
-                <w:bCs/>
-                <w:color w:val="000000"/>
-                <w:sz w:val="20"/>
-                <w:szCs w:val="20"/>
-              </w:rPr>
-              <w:t>{{ total_brutto }}</w:t>
-            </w:r>
-          </w:p>
-        </w:tc>
-      </w:tr>
-      <w:tr>
-        <w:trPr>
-          <w:tblHeader w:val="0"/>
-          <w:cantSplit w:val="0"/>
-          <w:trHeight w:val="209" w:hRule="atLeast"/>
-        </w:trPr>
-        <w:tc>
-          <w:tcPr>
-            <w:tcW w:w="464" w:type="dxa"/>
-            <w:gridSpan w:val="2"/>
-            <w:tcMar>
-              <w:left w:w="30" w:type="dxa"/>
-              <w:right w:w="30" w:type="dxa"/>
-            </w:tcMar>
-            <w:tmTcPr id="1786490043" protected="0"/>
-          </w:tcPr>
-          <w:p>
-            <w:pPr>
-              <w:spacing w:after="0" w:line="240" w:lineRule="auto"/>
-              <w:rPr>
-                <w:rFonts w:ascii="Roboto" w:hAnsi="Roboto" w:cs="Roboto"/>
-                <w:color w:val="000000"/>
-                <w:sz w:val="20"/>
-                <w:szCs w:val="20"/>
-              </w:rPr>
-            </w:pPr>
-            <w:r>
-              <w:rPr>
-                <w:rFonts w:ascii="Roboto" w:hAnsi="Roboto" w:cs="Roboto"/>
-                <w:color w:val="000000"/>
-                <w:sz w:val="20"/>
-                <w:szCs w:val="20"/>
-              </w:rPr>
-            </w:r>
-          </w:p>
-        </w:tc>
-        <w:tc>
-          <w:tcPr>
-            <w:tcW w:w="597" w:type="dxa"/>
-            <w:gridSpan w:val="2"/>
-            <w:tcMar>
-              <w:left w:w="30" w:type="dxa"/>
-              <w:right w:w="30" w:type="dxa"/>
-            </w:tcMar>
-            <w:tmTcPr id="1786490043" protected="0"/>
-          </w:tcPr>
-          <w:p>
-            <w:pPr>
-              <w:spacing w:after="0" w:line="240" w:lineRule="auto"/>
-              <w:rPr>
-                <w:rFonts w:ascii="Roboto" w:hAnsi="Roboto" w:cs="Roboto"/>
-                <w:color w:val="000000"/>
-                <w:sz w:val="20"/>
-                <w:szCs w:val="20"/>
-              </w:rPr>
-            </w:pPr>
-            <w:r>
-              <w:rPr>
-                <w:rFonts w:ascii="Roboto" w:hAnsi="Roboto" w:cs="Roboto"/>
-                <w:color w:val="000000"/>
-                <w:sz w:val="20"/>
-                <w:szCs w:val="20"/>
-              </w:rPr>
-            </w:r>
-          </w:p>
-        </w:tc>
-        <w:tc>
-          <w:tcPr>
-            <w:tcW w:w="3946" w:type="dxa"/>
-            <w:tcMar>
-              <w:left w:w="30" w:type="dxa"/>
-              <w:right w:w="30" w:type="dxa"/>
-            </w:tcMar>
-            <w:tmTcPr id="1786490043" protected="0"/>
+            <w:tcMar>
+              <w:left w:w="30" w:type="dxa"/>
+              <w:right w:w="30" w:type="dxa"/>
+            </w:tcMar>
+            <w:tmTcPr id="1786660286" protected="0"/>
+            <w:tcPrChange w:id="88" w:author="" w:date="1970-01-01T01:00:00Z" w:revision="0">
+              <w:tcPr>
+                <w:tcW w:w="735" w:type="dxa"/>
+                <w:gridSpan w:val="2"/>
+                <w:shd w:val="none"/>
+                <w:tcMar>
+                  <w:top w:w="0" w:type="dxa"/>
+                  <w:left w:w="30" w:type="dxa"/>
+                  <w:bottom w:w="0" w:type="dxa"/>
+                  <w:right w:w="30" w:type="dxa"/>
+                </w:tcMar>
+                <w:tcBorders>
+                  <w:top w:val="nil" w:sz="0" w:space="0" w:color="000000" tmln="20, 20, 20, 0, 0"/>
+                  <w:left w:val="nil" w:sz="0" w:space="0" w:color="000000" tmln="20, 20, 20, 0, 0"/>
+                  <w:bottom w:val="nil" w:sz="0" w:space="0" w:color="000000" tmln="20, 20, 20, 0, 0"/>
+                  <w:right w:val="nil" w:sz="0" w:space="0" w:color="000000" tmln="20, 20, 20, 0, 0"/>
+                  <w:tl2br w:val="nil" w:sz="0" w:space="0" w:color="000000" tmln="20, 20, 20, 0, 0"/>
+                  <w:tr2bl w:val="nil" w:sz="0" w:space="0" w:color="000000" tmln="20, 20, 20, 0, 0"/>
+                </w:tcBorders>
+                <w:tmTcPr id="1786660286" protected="0"/>
+              </w:tcPr>
+            </w:tcPrChange>
           </w:tcPr>
           <w:p>
             <w:pPr>
               <w:spacing w:after="0" w:line="240" w:lineRule="auto"/>
               <w:jc w:val="right"/>
               <w:rPr>
-                <w:rFonts w:ascii="Roboto" w:hAnsi="Roboto" w:cs="Roboto"/>
-                <w:color w:val="000000"/>
-                <w:sz w:val="20"/>
-                <w:szCs w:val="20"/>
-              </w:rPr>
-            </w:pPr>
-            <w:r>
-              <w:rPr>
-                <w:rFonts w:ascii="Roboto" w:hAnsi="Roboto" w:cs="Roboto"/>
-                <w:color w:val="000000"/>
-                <w:sz w:val="20"/>
-                <w:szCs w:val="20"/>
-              </w:rPr>
-            </w:r>
-          </w:p>
-        </w:tc>
-        <w:tc>
-          <w:tcPr>
-            <w:tcW w:w="744" w:type="dxa"/>
-            <w:gridSpan w:val="2"/>
-            <w:tcMar>
-              <w:left w:w="30" w:type="dxa"/>
-              <w:right w:w="30" w:type="dxa"/>
-            </w:tcMar>
-            <w:tmTcPr id="1786490043" protected="0"/>
+                <w:rFonts w:ascii="Roboto" w:hAnsi="Roboto" w:eastAsia="Roboto" w:cs="Roboto"/>
+                <w:color w:val="000000"/>
+                <w:sz w:val="20"/>
+                <w:szCs w:val="20"/>
+              </w:rPr>
+            </w:pPr>
+            <w:r>
+              <w:rPr>
+                <w:rFonts w:ascii="Roboto" w:hAnsi="Roboto" w:eastAsia="Roboto" w:cs="Roboto"/>
+                <w:color w:val="000000"/>
+                <w:sz w:val="20"/>
+                <w:szCs w:val="20"/>
+              </w:rPr>
+            </w:r>
+          </w:p>
+        </w:tc>
+        <w:tc>
+          <w:tcPr>
+            <w:tcW w:w="1875" w:type="dxa"/>
+            <w:gridSpan w:val="4"/>
+            <w:tcMar>
+              <w:left w:w="30" w:type="dxa"/>
+              <w:right w:w="30" w:type="dxa"/>
+            </w:tcMar>
+            <w:tmTcPr id="1786660286" protected="0"/>
+            <w:tcPrChange w:id="89" w:author="" w:date="1970-01-01T01:00:00Z" w:revision="0">
+              <w:tcPr>
+                <w:tcW w:w="2040" w:type="dxa"/>
+                <w:gridSpan w:val="3"/>
+                <w:shd w:val="none"/>
+                <w:tcMar>
+                  <w:top w:w="0" w:type="dxa"/>
+                  <w:left w:w="30" w:type="dxa"/>
+                  <w:bottom w:w="0" w:type="dxa"/>
+                  <w:right w:w="30" w:type="dxa"/>
+                </w:tcMar>
+                <w:tcBorders>
+                  <w:top w:val="nil" w:sz="0" w:space="0" w:color="000000" tmln="20, 20, 20, 0, 0"/>
+                  <w:left w:val="nil" w:sz="0" w:space="0" w:color="000000" tmln="20, 20, 20, 0, 0"/>
+                  <w:bottom w:val="nil" w:sz="0" w:space="0" w:color="000000" tmln="20, 20, 20, 0, 0"/>
+                  <w:right w:val="nil" w:sz="0" w:space="0" w:color="000000" tmln="20, 20, 20, 0, 0"/>
+                  <w:tl2br w:val="nil" w:sz="0" w:space="0" w:color="000000" tmln="20, 20, 20, 0, 0"/>
+                  <w:tr2bl w:val="nil" w:sz="0" w:space="0" w:color="000000" tmln="20, 20, 20, 0, 0"/>
+                </w:tcBorders>
+                <w:tmTcPr id="1786660286" protected="0"/>
+              </w:tcPr>
+            </w:tcPrChange>
           </w:tcPr>
           <w:p>
             <w:pPr>
               <w:spacing w:after="0" w:line="240" w:lineRule="auto"/>
               <w:jc w:val="right"/>
               <w:rPr>
-                <w:rFonts w:ascii="Roboto" w:hAnsi="Roboto" w:cs="Roboto"/>
-                <w:color w:val="000000"/>
-                <w:sz w:val="20"/>
-                <w:szCs w:val="20"/>
-              </w:rPr>
-            </w:pPr>
-            <w:r>
-              <w:rPr>
-                <w:rFonts w:ascii="Roboto" w:hAnsi="Roboto" w:cs="Roboto"/>
-                <w:color w:val="000000"/>
-                <w:sz w:val="20"/>
-                <w:szCs w:val="20"/>
-              </w:rPr>
-            </w:r>
-          </w:p>
-        </w:tc>
-        <w:tc>
-          <w:tcPr>
-            <w:tcW w:w="1949" w:type="dxa"/>
+                <w:rFonts w:ascii="Roboto" w:hAnsi="Roboto" w:eastAsia="Roboto" w:cs="Roboto"/>
+                <w:color w:val="000000"/>
+                <w:sz w:val="20"/>
+                <w:szCs w:val="20"/>
+              </w:rPr>
+            </w:pPr>
+            <w:r>
+              <w:rPr>
+                <w:rFonts w:ascii="Roboto" w:hAnsi="Roboto" w:eastAsia="Roboto" w:cs="Roboto"/>
+                <w:color w:val="000000"/>
+                <w:sz w:val="20"/>
+                <w:szCs w:val="20"/>
+              </w:rPr>
+            </w:r>
+          </w:p>
+        </w:tc>
+        <w:tc>
+          <w:tcPr>
+            <w:tcW w:w="2130" w:type="dxa"/>
             <w:gridSpan w:val="3"/>
             <w:tcMar>
               <w:left w:w="30" w:type="dxa"/>
               <w:right w:w="30" w:type="dxa"/>
             </w:tcMar>
-            <w:tmTcPr id="1786490043" protected="0"/>
+            <w:tmTcPr id="1786660286" protected="0"/>
+            <w:tcPrChange w:id="90" w:author="" w:date="1970-01-01T01:00:00Z" w:revision="0">
+              <w:tcPr>
+                <w:tcW w:w="2130" w:type="dxa"/>
+                <w:gridSpan w:val="2"/>
+                <w:shd w:val="none"/>
+                <w:tcMar>
+                  <w:top w:w="0" w:type="dxa"/>
+                  <w:left w:w="30" w:type="dxa"/>
+                  <w:bottom w:w="0" w:type="dxa"/>
+                  <w:right w:w="30" w:type="dxa"/>
+                </w:tcMar>
+                <w:tcBorders>
+                  <w:top w:val="nil" w:sz="0" w:space="0" w:color="000000" tmln="20, 20, 20, 0, 0"/>
+                  <w:left w:val="nil" w:sz="0" w:space="0" w:color="000000" tmln="20, 20, 20, 0, 0"/>
+                  <w:bottom w:val="nil" w:sz="0" w:space="0" w:color="000000" tmln="20, 20, 20, 0, 0"/>
+                  <w:right w:val="nil" w:sz="0" w:space="0" w:color="000000" tmln="20, 20, 20, 0, 0"/>
+                  <w:tl2br w:val="nil" w:sz="0" w:space="0" w:color="000000" tmln="20, 20, 20, 0, 0"/>
+                  <w:tr2bl w:val="nil" w:sz="0" w:space="0" w:color="000000" tmln="20, 20, 20, 0, 0"/>
+                </w:tcBorders>
+                <w:tmTcPr id="1786660286" protected="0"/>
+              </w:tcPr>
+            </w:tcPrChange>
           </w:tcPr>
           <w:p>
             <w:pPr>
               <w:spacing w:after="0" w:line="240" w:lineRule="auto"/>
               <w:jc w:val="right"/>
               <w:rPr>
-                <w:rFonts w:ascii="Roboto" w:hAnsi="Roboto" w:cs="Roboto"/>
-                <w:color w:val="000000"/>
-                <w:sz w:val="20"/>
-                <w:szCs w:val="20"/>
-              </w:rPr>
-            </w:pPr>
-            <w:r>
-              <w:rPr>
-                <w:rFonts w:ascii="Roboto" w:hAnsi="Roboto" w:cs="Roboto"/>
-                <w:color w:val="000000"/>
-                <w:sz w:val="20"/>
-                <w:szCs w:val="20"/>
-              </w:rPr>
-            </w:r>
-          </w:p>
-        </w:tc>
-        <w:tc>
-          <w:tcPr>
-            <w:tcW w:w="2121" w:type="dxa"/>
-            <w:gridSpan w:val="2"/>
-            <w:tcMar>
-              <w:left w:w="30" w:type="dxa"/>
-              <w:right w:w="30" w:type="dxa"/>
-            </w:tcMar>
-            <w:tmTcPr id="1786490043" protected="0"/>
-          </w:tcPr>
-          <w:p>
-            <w:pPr>
-              <w:spacing w:after="0" w:line="240" w:lineRule="auto"/>
-              <w:jc w:val="right"/>
-              <w:rPr>
-                <w:rFonts w:ascii="Roboto" w:hAnsi="Roboto" w:cs="Roboto"/>
-                <w:color w:val="000000"/>
-                <w:sz w:val="20"/>
-                <w:szCs w:val="20"/>
-              </w:rPr>
-            </w:pPr>
-            <w:r>
-              <w:rPr>
-                <w:rFonts w:ascii="Roboto" w:hAnsi="Roboto" w:cs="Roboto"/>
+                <w:rFonts w:ascii="Roboto" w:hAnsi="Roboto" w:eastAsia="Roboto" w:cs="Roboto"/>
+                <w:color w:val="000000"/>
+                <w:sz w:val="20"/>
+                <w:szCs w:val="20"/>
+              </w:rPr>
+            </w:pPr>
+            <w:r>
+              <w:rPr>
+                <w:rFonts w:ascii="Roboto" w:hAnsi="Roboto" w:eastAsia="Roboto" w:cs="Roboto"/>
                 <w:color w:val="000000"/>
                 <w:sz w:val="20"/>
                 <w:szCs w:val="20"/>
@@ -2951,53 +4880,59 @@
     </w:tbl>
     <w:p>
       <w:pPr>
-        <w:tabs defTabSz="708">
+        <w:tabs defTabSz="720">
           <w:tab w:val="left" w:pos="2580" w:leader="none"/>
         </w:tabs>
         <w:rPr>
-          <w:rFonts w:ascii="Roboto" w:hAnsi="Roboto"/>
+          <w:rFonts w:ascii="Roboto" w:hAnsi="Roboto" w:eastAsia="Roboto" w:cs="Roboto"/>
           <w:sz w:val="20"/>
+          <w:szCs w:val="20"/>
         </w:rPr>
       </w:pPr>
       <w:r>
         <w:rPr>
-          <w:rFonts w:ascii="Roboto" w:hAnsi="Roboto"/>
+          <w:rFonts w:ascii="Roboto" w:hAnsi="Roboto" w:eastAsia="Roboto" w:cs="Roboto"/>
           <w:sz w:val="20"/>
+          <w:szCs w:val="20"/>
         </w:rPr>
       </w:r>
     </w:p>
     <w:p>
       <w:pPr>
-        <w:tabs defTabSz="708">
+        <w:tabs defTabSz="720">
           <w:tab w:val="left" w:pos="2580" w:leader="none"/>
         </w:tabs>
         <w:rPr>
-          <w:rFonts w:ascii="Roboto" w:hAnsi="Roboto"/>
+          <w:rFonts w:ascii="Roboto" w:hAnsi="Roboto" w:eastAsia="Roboto" w:cs="Roboto"/>
           <w:sz w:val="20"/>
+          <w:szCs w:val="20"/>
         </w:rPr>
       </w:pPr>
       <w:r>
         <w:rPr>
-          <w:rFonts w:ascii="Roboto" w:hAnsi="Roboto"/>
+          <w:rFonts w:ascii="Roboto" w:hAnsi="Roboto" w:eastAsia="Roboto" w:cs="Roboto"/>
           <w:sz w:val="20"/>
+          <w:szCs w:val="20"/>
         </w:rPr>
-        <w:t>Mit freundlichen Grüßen</w:t>
+        <w:t>Best regards,</w:t>
       </w:r>
     </w:p>
     <w:p>
       <w:pPr>
-        <w:tabs defTabSz="708">
+        <w:tabs defTabSz="720">
           <w:tab w:val="left" w:pos="2580" w:leader="none"/>
         </w:tabs>
         <w:rPr>
-          <w:rFonts w:ascii="Roboto" w:hAnsi="Roboto"/>
+          <w:rFonts w:ascii="Roboto" w:hAnsi="Roboto" w:eastAsia="Roboto" w:cs="Roboto"/>
           <w:sz w:val="20"/>
+          <w:szCs w:val="20"/>
         </w:rPr>
       </w:pPr>
       <w:r>
         <w:rPr>
-          <w:rFonts w:ascii="Roboto" w:hAnsi="Roboto"/>
+          <w:rFonts w:ascii="Roboto" w:hAnsi="Roboto" w:eastAsia="Roboto" w:cs="Roboto"/>
           <w:sz w:val="20"/>
+          <w:szCs w:val="20"/>
         </w:rPr>
         <w:t>{{ mandant.vollername }}</w:t>
       </w:r>
@@ -3005,18 +4940,20 @@
     <w:p>
       <w:pPr>
         <w:ind w:left="142"/>
-        <w:tabs defTabSz="708">
+        <w:tabs defTabSz="720">
           <w:tab w:val="left" w:pos="2580" w:leader="none"/>
         </w:tabs>
         <w:rPr>
-          <w:rFonts w:ascii="Roboto" w:hAnsi="Roboto"/>
+          <w:rFonts w:ascii="Roboto" w:hAnsi="Roboto" w:eastAsia="Roboto" w:cs="Roboto"/>
           <w:sz w:val="20"/>
+          <w:szCs w:val="20"/>
         </w:rPr>
       </w:pPr>
       <w:r>
         <w:rPr>
-          <w:rFonts w:ascii="Roboto" w:hAnsi="Roboto"/>
+          <w:rFonts w:ascii="Roboto" w:hAnsi="Roboto" w:eastAsia="Roboto" w:cs="Roboto"/>
           <w:sz w:val="20"/>
+          <w:szCs w:val="20"/>
         </w:rPr>
       </w:r>
     </w:p>
@@ -3039,7 +4976,7 @@
       <w:pgSz w:h="16838" w:w="11906"/>
       <w:pgMar w:left="720" w:top="720" w:right="720" w:bottom="720" w:header="454" w:footer="170"/>
       <w:paperSrc w:first="0" w:other="0" a="0" b="0"/>
-      <w:pgNumType w:fmt="decimal"/>
+      <w:pgNumType w:fmt="decimal" w:start="1"/>
       <w:tmGutter w:val="3"/>
       <w:mirrorMargins w:val="0"/>
       <w:tmSection w:h="-2">
@@ -3063,10 +5000,10 @@
   <w:p>
     <w:pPr>
       <w:pBdr>
-        <w:top w:val="nil" w:sz="0" w:space="3" w:color="000000" tmln="20, 20, 20, 0, 60"/>
-        <w:left w:val="nil" w:sz="0" w:space="3" w:color="000000" tmln="20, 20, 20, 0, 60"/>
+        <w:top w:val="nil" w:sz="0" w:space="0" w:color="000000" tmln="20, 20, 20, 0, 0"/>
+        <w:left w:val="nil" w:sz="0" w:space="0" w:color="000000" tmln="20, 20, 20, 0, 0"/>
         <w:bottom w:val="single" w:sz="12" w:space="1" w:color="000000" tmln="30, 20, 20, 0, 20"/>
-        <w:right w:val="nil" w:sz="0" w:space="3" w:color="000000" tmln="20, 20, 20, 0, 60"/>
+        <w:right w:val="nil" w:sz="0" w:space="0" w:color="000000" tmln="20, 20, 20, 0, 0"/>
         <w:between w:val="nil" w:sz="0" w:space="0" w:color="000000" tmln="20, 20, 20, 0, 0"/>
       </w:pBdr>
       <w:shd w:val="none"/>
@@ -3078,24 +5015,46 @@
   </w:p>
   <w:tbl>
     <w:tblPr>
-      <w:tblStyle w:val="TableGrid"/>
+      <w:tblStyle w:val=""/>
       <w:name w:val="Tabelle1"/>
       <w:tabOrder w:val="0"/>
       <w:jc w:val="left"/>
       <w:tblInd w:w="0" w:type="dxa"/>
       <w:tblW w:w="10456" w:type="dxa"/>
-      <w:tblLook w:val="04A0" w:firstRow="1" w:lastRow="0" w:firstColumn="1" w:lastColumn="0" w:noHBand="0" w:noVBand="1"/>
+      <w:tblLook w:val="0400" w:firstRow="0" w:lastRow="0" w:firstColumn="0" w:lastColumn="0" w:noHBand="0" w:noVBand="1"/>
+      <w:tblPrChange w:id="91" w:author="" w:date="1970-01-01T01:00:00Z" w:revision="0">
+        <w:tblPr>
+          <w:tabOrder w:val="0"/>
+          <w:jc w:val="left"/>
+          <w:tblInd w:w="0" w:type="dxa"/>
+          <w:tblW w:w="0" w:type="dxa"/>
+        </w:tblPr>
+      </w:tblPrChange>
     </w:tblPr>
     <w:tblGrid>
       <w:gridCol w:w="3485"/>
       <w:gridCol w:w="2889"/>
       <w:gridCol w:w="4082"/>
+      <w:tblGridChange w:id="92" w:author="" w:date="1970-01-01T01:00:00Z" w:revision="0">
+        <w:tblGrid>
+          <w:gridCol w:w="3485"/>
+          <w:gridCol w:w="2889"/>
+          <w:gridCol w:w="4082"/>
+        </w:tblGrid>
+      </w:tblGridChange>
     </w:tblGrid>
     <w:tr>
       <w:trPr>
         <w:tblHeader w:val="0"/>
         <w:cantSplit w:val="0"/>
         <w:trHeight w:val="0" w:hRule="auto"/>
+        <w:trPrChange w:id="93" w:author="" w:date="1970-01-01T01:00:00Z" w:revision="0">
+          <w:trPr>
+            <w:tblHeader w:val="0"/>
+            <w:cantSplit w:val="0"/>
+            <w:trHeight w:val="0" w:hRule="auto"/>
+          </w:trPr>
+        </w:trPrChange>
       </w:trPr>
       <w:tc>
         <w:tcPr>
@@ -3106,14 +5065,35 @@
             <w:bottom w:val="nil" w:sz="0" w:space="0" w:color="000000" tmln="20, 20, 20, 0, 0"/>
             <w:right w:val="nil" w:sz="0" w:space="0" w:color="000000" tmln="20, 20, 20, 0, 0"/>
           </w:tcBorders>
-          <w:tmTcPr id="1786490043" protected="0"/>
+          <w:tmTcPr id="1786660286" protected="0"/>
+          <w:tcPrChange w:id="94" w:author="" w:date="1970-01-01T01:00:00Z" w:revision="0">
+            <w:tcPr>
+              <w:tcW w:w="3485" w:type="dxa"/>
+              <w:shd w:val="none"/>
+              <w:tcMar>
+                <w:top w:w="0" w:type="dxa"/>
+                <w:left w:w="0" w:type="dxa"/>
+                <w:bottom w:w="0" w:type="dxa"/>
+                <w:right w:w="0" w:type="dxa"/>
+              </w:tcMar>
+              <w:tcBorders>
+                <w:top w:val="nil" w:sz="0" w:space="0" w:color="000000" tmln="20, 20, 20, 0, 0"/>
+                <w:left w:val="nil" w:sz="0" w:space="0" w:color="000000" tmln="20, 20, 20, 0, 0"/>
+                <w:bottom w:val="nil" w:sz="0" w:space="0" w:color="000000" tmln="20, 20, 20, 0, 0"/>
+                <w:right w:val="nil" w:sz="0" w:space="0" w:color="000000" tmln="20, 20, 20, 0, 0"/>
+                <w:tl2br w:val="nil" w:sz="0" w:space="0" w:color="000000" tmln="20, 20, 20, 0, 0"/>
+                <w:tr2bl w:val="nil" w:sz="0" w:space="0" w:color="000000" tmln="20, 20, 20, 0, 0"/>
+              </w:tcBorders>
+              <w:tmTcPr id="1786660286" protected="0"/>
+            </w:tcPr>
+          </w:tcPrChange>
         </w:tcPr>
         <w:p>
           <w:pPr>
             <w:spacing w:after="0" w:line="240" w:lineRule="auto"/>
             <w:jc w:val="left"/>
             <w:rPr>
-              <w:rFonts w:ascii="Arial" w:hAnsi="Arial" w:cs="Arial"/>
+              <w:rFonts w:ascii="Arial" w:hAnsi="Arial" w:eastAsia="Arial" w:cs="Arial"/>
               <w:color w:val="000000"/>
               <w:sz w:val="16"/>
               <w:szCs w:val="16"/>
@@ -3121,7 +5101,7 @@
           </w:pPr>
           <w:r>
             <w:rPr>
-              <w:rFonts w:ascii="Arial" w:hAnsi="Arial" w:cs="Arial"/>
+              <w:rFonts w:ascii="Arial" w:hAnsi="Arial" w:eastAsia="Arial" w:cs="Arial"/>
               <w:color w:val="000000"/>
               <w:sz w:val="16"/>
               <w:szCs w:val="16"/>
@@ -3134,7 +5114,7 @@
             <w:spacing w:after="0" w:line="240" w:lineRule="auto"/>
             <w:jc w:val="left"/>
             <w:rPr>
-              <w:rFonts w:ascii="Arial" w:hAnsi="Arial" w:cs="Arial"/>
+              <w:rFonts w:ascii="Arial" w:hAnsi="Arial" w:eastAsia="Arial" w:cs="Arial"/>
               <w:color w:val="000000"/>
               <w:sz w:val="16"/>
               <w:szCs w:val="16"/>
@@ -3142,7 +5122,7 @@
           </w:pPr>
           <w:r>
             <w:rPr>
-              <w:rFonts w:ascii="Arial" w:hAnsi="Arial" w:cs="Arial"/>
+              <w:rFonts w:ascii="Arial" w:hAnsi="Arial" w:eastAsia="Arial" w:cs="Arial"/>
               <w:color w:val="000000"/>
               <w:sz w:val="16"/>
               <w:szCs w:val="16"/>
@@ -3155,7 +5135,7 @@
             <w:spacing w:after="0" w:line="240" w:lineRule="auto"/>
             <w:jc w:val="left"/>
             <w:rPr>
-              <w:rFonts w:ascii="Arial" w:hAnsi="Arial" w:cs="Arial"/>
+              <w:rFonts w:ascii="Arial" w:hAnsi="Arial" w:eastAsia="Arial" w:cs="Arial"/>
               <w:color w:val="000000"/>
               <w:sz w:val="16"/>
               <w:szCs w:val="16"/>
@@ -3163,7 +5143,7 @@
           </w:pPr>
           <w:r>
             <w:rPr>
-              <w:rFonts w:ascii="Arial" w:hAnsi="Arial" w:cs="Arial"/>
+              <w:rFonts w:ascii="Arial" w:hAnsi="Arial" w:eastAsia="Arial" w:cs="Arial"/>
               <w:color w:val="000000"/>
               <w:sz w:val="16"/>
               <w:szCs w:val="16"/>
@@ -3223,27 +5203,82 @@
             <w:bottom w:val="nil" w:sz="0" w:space="0" w:color="000000" tmln="20, 20, 20, 0, 0"/>
             <w:right w:val="nil" w:sz="0" w:space="0" w:color="000000" tmln="20, 20, 20, 0, 0"/>
           </w:tcBorders>
-          <w:tmTcPr id="1786490043" protected="0"/>
+          <w:tmTcPr id="1786660286" protected="0"/>
+          <w:tcPrChange w:id="95" w:author="" w:date="1970-01-01T01:00:00Z" w:revision="0">
+            <w:tcPr>
+              <w:tcW w:w="2889" w:type="dxa"/>
+              <w:shd w:val="none"/>
+              <w:tcMar>
+                <w:top w:w="0" w:type="dxa"/>
+                <w:left w:w="0" w:type="dxa"/>
+                <w:bottom w:w="0" w:type="dxa"/>
+                <w:right w:w="0" w:type="dxa"/>
+              </w:tcMar>
+              <w:tcBorders>
+                <w:top w:val="nil" w:sz="0" w:space="0" w:color="000000" tmln="20, 20, 20, 0, 0"/>
+                <w:left w:val="nil" w:sz="0" w:space="0" w:color="000000" tmln="20, 20, 20, 0, 0"/>
+                <w:bottom w:val="nil" w:sz="0" w:space="0" w:color="000000" tmln="20, 20, 20, 0, 0"/>
+                <w:right w:val="nil" w:sz="0" w:space="0" w:color="000000" tmln="20, 20, 20, 0, 0"/>
+                <w:tl2br w:val="nil" w:sz="0" w:space="0" w:color="000000" tmln="20, 20, 20, 0, 0"/>
+                <w:tr2bl w:val="nil" w:sz="0" w:space="0" w:color="000000" tmln="20, 20, 20, 0, 0"/>
+              </w:tcBorders>
+              <w:tmTcPr id="1786660286" protected="0"/>
+            </w:tcPr>
+          </w:tcPrChange>
         </w:tcPr>
         <w:p>
           <w:pPr>
-            <w:pStyle w:val="para2"/>
-            <w:tabs defTabSz="708">
+            <w:ind w:left="0" w:right="0" w:firstLine="0"/>
+            <w:spacing w:before="0" w:after="0" w:line="240" w:lineRule="auto"/>
+            <w:jc w:val="left"/>
+            <w:pageBreakBefore w:val="0"/>
+            <w:keepNext w:val="0"/>
+            <w:keepLines w:val="0"/>
+            <w:widowControl/>
+            <w:tabs defTabSz="720">
               <w:tab w:val="left" w:pos="975" w:leader="none"/>
-              <w:tab w:val="clear" w:pos="4536" w:leader="none"/>
-              <w:tab w:val="clear" w:pos="9072" w:leader="none"/>
+              <w:tab w:val="center" w:pos="4536" w:leader="none"/>
+              <w:tab w:val="right" w:pos="9072" w:leader="none"/>
             </w:tabs>
+            <w:pBdr>
+              <w:top w:val="nil" w:sz="0" w:space="0" w:color="000000" tmln="20, 20, 20, 0, 0"/>
+              <w:left w:val="nil" w:sz="0" w:space="0" w:color="000000" tmln="20, 20, 20, 0, 0"/>
+              <w:bottom w:val="nil" w:sz="0" w:space="0" w:color="000000" tmln="20, 20, 20, 0, 0"/>
+              <w:right w:val="nil" w:sz="0" w:space="0" w:color="000000" tmln="20, 20, 20, 0, 0"/>
+              <w:between w:val="nil" w:sz="0" w:space="0" w:color="000000" tmln="20, 20, 20, 0, 0"/>
+            </w:pBdr>
+            <w:shd w:val="none"/>
             <w:rPr>
-              <w:rFonts w:ascii="Roboto" w:hAnsi="Roboto"/>
+              <w:rFonts w:ascii="Roboto" w:hAnsi="Roboto" w:eastAsia="Roboto" w:cs="Roboto"/>
+              <w:color w:val="000000"/>
               <w:sz w:val="18"/>
+              <w:szCs w:val="18"/>
             </w:rPr>
           </w:pPr>
           <w:r>
             <w:rPr>
-              <w:rFonts w:ascii="Roboto" w:hAnsi="Roboto"/>
+              <w:rFonts w:ascii="Roboto" w:hAnsi="Roboto" w:eastAsia="Roboto" w:cs="Roboto"/>
               <w:sz w:val="18"/>
+              <w:szCs w:val="18"/>
             </w:rPr>
-            <w:t>Steuernummer: {{mandant.steuernr}}</w:t>
+            <w:t>Tax Number</w:t>
+          </w:r>
+          <w:r>
+            <w:rPr>
+              <w:rFonts w:ascii="Roboto" w:hAnsi="Roboto" w:eastAsia="Roboto" w:cs="Roboto"/>
+              <w:color w:val="000000"/>
+              <w:sz w:val="18"/>
+              <w:szCs w:val="18"/>
+            </w:rPr>
+            <w:t>: {{mandant.steuernr}}</w:t>
+          </w:r>
+          <w:r>
+            <w:rPr>
+              <w:rFonts w:ascii="Roboto" w:hAnsi="Roboto" w:eastAsia="Roboto" w:cs="Roboto"/>
+              <w:color w:val="000000"/>
+              <w:sz w:val="18"/>
+              <w:szCs w:val="18"/>
+            </w:rPr>
           </w:r>
         </w:p>
       </w:tc>
@@ -3256,14 +5291,35 @@
             <w:bottom w:val="nil" w:sz="0" w:space="0" w:color="000000" tmln="20, 20, 20, 0, 0"/>
             <w:right w:val="nil" w:sz="0" w:space="0" w:color="000000" tmln="20, 20, 20, 0, 0"/>
           </w:tcBorders>
-          <w:tmTcPr id="1786490043" protected="0"/>
+          <w:tmTcPr id="1786660286" protected="0"/>
+          <w:tcPrChange w:id="96" w:author="" w:date="1970-01-01T01:00:00Z" w:revision="0">
+            <w:tcPr>
+              <w:tcW w:w="4082" w:type="dxa"/>
+              <w:shd w:val="none"/>
+              <w:tcMar>
+                <w:top w:w="0" w:type="dxa"/>
+                <w:left w:w="0" w:type="dxa"/>
+                <w:bottom w:w="0" w:type="dxa"/>
+                <w:right w:w="0" w:type="dxa"/>
+              </w:tcMar>
+              <w:tcBorders>
+                <w:top w:val="nil" w:sz="0" w:space="0" w:color="000000" tmln="20, 20, 20, 0, 0"/>
+                <w:left w:val="nil" w:sz="0" w:space="0" w:color="000000" tmln="20, 20, 20, 0, 0"/>
+                <w:bottom w:val="nil" w:sz="0" w:space="0" w:color="000000" tmln="20, 20, 20, 0, 0"/>
+                <w:right w:val="nil" w:sz="0" w:space="0" w:color="000000" tmln="20, 20, 20, 0, 0"/>
+                <w:tl2br w:val="nil" w:sz="0" w:space="0" w:color="000000" tmln="20, 20, 20, 0, 0"/>
+                <w:tr2bl w:val="nil" w:sz="0" w:space="0" w:color="000000" tmln="20, 20, 20, 0, 0"/>
+              </w:tcBorders>
+              <w:tmTcPr id="1786660286" protected="0"/>
+            </w:tcPr>
+          </w:tcPrChange>
         </w:tcPr>
         <w:p>
           <w:pPr>
             <w:spacing w:after="0" w:line="240" w:lineRule="auto"/>
             <w:jc w:val="left"/>
             <w:rPr>
-              <w:rFonts w:ascii="Arial" w:hAnsi="Arial" w:cs="Arial"/>
+              <w:rFonts w:ascii="Arial" w:hAnsi="Arial" w:eastAsia="Arial" w:cs="Arial"/>
               <w:color w:val="000000"/>
               <w:sz w:val="18"/>
               <w:szCs w:val="18"/>
@@ -3271,7 +5327,7 @@
           </w:pPr>
           <w:r>
             <w:rPr>
-              <w:rFonts w:ascii="Arial" w:hAnsi="Arial" w:cs="Arial"/>
+              <w:rFonts w:ascii="Arial" w:hAnsi="Arial" w:eastAsia="Arial" w:cs="Arial"/>
               <w:color w:val="000000"/>
               <w:sz w:val="18"/>
               <w:szCs w:val="18"/>
@@ -3281,63 +5337,117 @@
         </w:p>
         <w:p>
           <w:pPr>
-            <w:pStyle w:val="para2"/>
-            <w:tabs defTabSz="708">
+            <w:ind w:left="0" w:right="0" w:firstLine="0"/>
+            <w:spacing w:before="0" w:after="0" w:line="240" w:lineRule="auto"/>
+            <w:jc w:val="left"/>
+            <w:pageBreakBefore w:val="0"/>
+            <w:keepNext w:val="0"/>
+            <w:keepLines w:val="0"/>
+            <w:widowControl/>
+            <w:tabs defTabSz="720">
               <w:tab w:val="left" w:pos="975" w:leader="none"/>
-              <w:tab w:val="clear" w:pos="4536" w:leader="none"/>
-              <w:tab w:val="clear" w:pos="9072" w:leader="none"/>
+              <w:tab w:val="center" w:pos="4536" w:leader="none"/>
+              <w:tab w:val="right" w:pos="9072" w:leader="none"/>
             </w:tabs>
+            <w:pBdr>
+              <w:top w:val="nil" w:sz="0" w:space="0" w:color="000000" tmln="20, 20, 20, 0, 0"/>
+              <w:left w:val="nil" w:sz="0" w:space="0" w:color="000000" tmln="20, 20, 20, 0, 0"/>
+              <w:bottom w:val="nil" w:sz="0" w:space="0" w:color="000000" tmln="20, 20, 20, 0, 0"/>
+              <w:right w:val="nil" w:sz="0" w:space="0" w:color="000000" tmln="20, 20, 20, 0, 0"/>
+              <w:between w:val="nil" w:sz="0" w:space="0" w:color="000000" tmln="20, 20, 20, 0, 0"/>
+            </w:pBdr>
+            <w:shd w:val="none"/>
             <w:rPr>
-              <w:rFonts w:ascii="Roboto" w:hAnsi="Roboto"/>
+              <w:rFonts w:ascii="Roboto" w:hAnsi="Roboto" w:eastAsia="Roboto" w:cs="Roboto"/>
+              <w:color w:val="000000"/>
               <w:sz w:val="18"/>
+              <w:szCs w:val="18"/>
             </w:rPr>
           </w:pPr>
           <w:r>
             <w:rPr>
-              <w:rFonts w:ascii="Roboto" w:hAnsi="Roboto"/>
+              <w:rFonts w:ascii="Roboto" w:hAnsi="Roboto" w:eastAsia="Roboto" w:cs="Roboto"/>
+              <w:color w:val="000000"/>
               <w:sz w:val="18"/>
+              <w:szCs w:val="18"/>
             </w:rPr>
             <w:t>{{ mandant.bank }}</w:t>
           </w:r>
         </w:p>
         <w:p>
           <w:pPr>
-            <w:pStyle w:val="para2"/>
-            <w:tabs defTabSz="708">
+            <w:ind w:left="0" w:right="0" w:firstLine="0"/>
+            <w:spacing w:before="0" w:after="0" w:line="240" w:lineRule="auto"/>
+            <w:jc w:val="left"/>
+            <w:pageBreakBefore w:val="0"/>
+            <w:keepNext w:val="0"/>
+            <w:keepLines w:val="0"/>
+            <w:widowControl/>
+            <w:tabs defTabSz="720">
               <w:tab w:val="left" w:pos="975" w:leader="none"/>
-              <w:tab w:val="clear" w:pos="4536" w:leader="none"/>
-              <w:tab w:val="clear" w:pos="9072" w:leader="none"/>
+              <w:tab w:val="center" w:pos="4536" w:leader="none"/>
+              <w:tab w:val="right" w:pos="9072" w:leader="none"/>
             </w:tabs>
+            <w:pBdr>
+              <w:top w:val="nil" w:sz="0" w:space="0" w:color="000000" tmln="20, 20, 20, 0, 0"/>
+              <w:left w:val="nil" w:sz="0" w:space="0" w:color="000000" tmln="20, 20, 20, 0, 0"/>
+              <w:bottom w:val="nil" w:sz="0" w:space="0" w:color="000000" tmln="20, 20, 20, 0, 0"/>
+              <w:right w:val="nil" w:sz="0" w:space="0" w:color="000000" tmln="20, 20, 20, 0, 0"/>
+              <w:between w:val="nil" w:sz="0" w:space="0" w:color="000000" tmln="20, 20, 20, 0, 0"/>
+            </w:pBdr>
+            <w:shd w:val="none"/>
             <w:rPr>
-              <w:rFonts w:ascii="Roboto" w:hAnsi="Roboto"/>
+              <w:rFonts w:ascii="Roboto" w:hAnsi="Roboto" w:eastAsia="Roboto" w:cs="Roboto"/>
+              <w:color w:val="000000"/>
               <w:sz w:val="18"/>
+              <w:szCs w:val="18"/>
             </w:rPr>
           </w:pPr>
           <w:r>
             <w:rPr>
-              <w:rFonts w:ascii="Roboto" w:hAnsi="Roboto"/>
+              <w:rFonts w:ascii="Roboto" w:hAnsi="Roboto" w:eastAsia="Roboto" w:cs="Roboto"/>
+              <w:color w:val="000000"/>
               <w:sz w:val="18"/>
+              <w:szCs w:val="18"/>
             </w:rPr>
             <w:t>{{ mandant.iban }}</w:t>
           </w:r>
         </w:p>
         <w:p>
           <w:pPr>
-            <w:pStyle w:val="para2"/>
-            <w:tabs defTabSz="708">
+            <w:ind w:left="0" w:right="0" w:firstLine="0"/>
+            <w:spacing w:before="0" w:after="0" w:line="240" w:lineRule="auto"/>
+            <w:jc w:val="left"/>
+            <w:pageBreakBefore w:val="0"/>
+            <w:keepNext w:val="0"/>
+            <w:keepLines w:val="0"/>
+            <w:widowControl/>
+            <w:tabs defTabSz="720">
               <w:tab w:val="left" w:pos="975" w:leader="none"/>
-              <w:tab w:val="clear" w:pos="4536" w:leader="none"/>
-              <w:tab w:val="clear" w:pos="9072" w:leader="none"/>
+              <w:tab w:val="center" w:pos="4536" w:leader="none"/>
+              <w:tab w:val="right" w:pos="9072" w:leader="none"/>
             </w:tabs>
+            <w:pBdr>
+              <w:top w:val="nil" w:sz="0" w:space="0" w:color="000000" tmln="20, 20, 20, 0, 0"/>
+              <w:left w:val="nil" w:sz="0" w:space="0" w:color="000000" tmln="20, 20, 20, 0, 0"/>
+              <w:bottom w:val="nil" w:sz="0" w:space="0" w:color="000000" tmln="20, 20, 20, 0, 0"/>
+              <w:right w:val="nil" w:sz="0" w:space="0" w:color="000000" tmln="20, 20, 20, 0, 0"/>
+              <w:between w:val="nil" w:sz="0" w:space="0" w:color="000000" tmln="20, 20, 20, 0, 0"/>
+            </w:pBdr>
+            <w:shd w:val="none"/>
             <w:rPr>
-              <w:rFonts w:ascii="Roboto" w:hAnsi="Roboto"/>
+              <w:rFonts w:ascii="Roboto" w:hAnsi="Roboto" w:eastAsia="Roboto" w:cs="Roboto"/>
+              <w:color w:val="000000"/>
               <w:sz w:val="18"/>
+              <w:szCs w:val="18"/>
             </w:rPr>
           </w:pPr>
           <w:r>
             <w:rPr>
-              <w:rFonts w:ascii="Roboto" w:hAnsi="Roboto"/>
+              <w:rFonts w:ascii="Roboto" w:hAnsi="Roboto" w:eastAsia="Roboto" w:cs="Roboto"/>
+              <w:color w:val="000000"/>
               <w:sz w:val="18"/>
+              <w:szCs w:val="18"/>
             </w:rPr>
             <w:t>{{ mandant.bic }}</w:t>
           </w:r>
@@ -3347,67 +5457,118 @@
   </w:tbl>
   <w:p>
     <w:pPr>
-      <w:pStyle w:val="para2"/>
-      <w:tabs defTabSz="708">
+      <w:spacing w:after="0" w:line="240" w:lineRule="auto"/>
+      <w:tabs defTabSz="720">
         <w:tab w:val="left" w:pos="975" w:leader="none"/>
-        <w:tab w:val="clear" w:pos="4536" w:leader="none"/>
-        <w:tab w:val="clear" w:pos="9072" w:leader="none"/>
+        <w:tab w:val="center" w:pos="4536" w:leader="none"/>
+        <w:tab w:val="right" w:pos="9072" w:leader="none"/>
       </w:tabs>
+      <w:pBdr>
+        <w:top w:val="nil" w:sz="0" w:space="0" w:color="000000" tmln="20, 20, 20, 0, 0"/>
+        <w:left w:val="nil" w:sz="0" w:space="0" w:color="000000" tmln="20, 20, 20, 0, 0"/>
+        <w:bottom w:val="nil" w:sz="0" w:space="0" w:color="000000" tmln="20, 20, 20, 0, 0"/>
+        <w:right w:val="nil" w:sz="0" w:space="0" w:color="000000" tmln="20, 20, 20, 0, 0"/>
+        <w:between w:val="nil" w:sz="0" w:space="0" w:color="000000" tmln="20, 20, 20, 0, 0"/>
+      </w:pBdr>
+      <w:shd w:val="none"/>
+      <w:rPr>
+        <w:color w:val="000000"/>
+      </w:rPr>
     </w:pPr>
-    <w:r/>
+    <w:r>
+      <w:rPr>
+        <w:color w:val="000000"/>
+      </w:rPr>
+    </w:r>
   </w:p>
   <w:p>
     <w:pPr>
-      <w:pStyle w:val="para2"/>
-      <w:spacing/>
+      <w:spacing w:after="0" w:line="240" w:lineRule="auto"/>
       <w:jc w:val="center"/>
-      <w:tabs defTabSz="708">
+      <w:tabs defTabSz="720">
         <w:tab w:val="left" w:pos="975" w:leader="none"/>
-        <w:tab w:val="clear" w:pos="4536" w:leader="none"/>
-        <w:tab w:val="clear" w:pos="9072" w:leader="none"/>
+        <w:tab w:val="center" w:pos="4536" w:leader="none"/>
+        <w:tab w:val="right" w:pos="9072" w:leader="none"/>
       </w:tabs>
+      <w:pBdr>
+        <w:top w:val="nil" w:sz="0" w:space="0" w:color="000000" tmln="20, 20, 20, 0, 0"/>
+        <w:left w:val="nil" w:sz="0" w:space="0" w:color="000000" tmln="20, 20, 20, 0, 0"/>
+        <w:bottom w:val="nil" w:sz="0" w:space="0" w:color="000000" tmln="20, 20, 20, 0, 0"/>
+        <w:right w:val="nil" w:sz="0" w:space="0" w:color="000000" tmln="20, 20, 20, 0, 0"/>
+        <w:between w:val="nil" w:sz="0" w:space="0" w:color="000000" tmln="20, 20, 20, 0, 0"/>
+      </w:pBdr>
+      <w:shd w:val="none"/>
+      <w:rPr>
+        <w:color w:val="000000"/>
+      </w:rPr>
     </w:pPr>
     <w:r>
-      <w:t xml:space="preserve">Seite </w:t>
+      <w:t>Page</w:t>
+    </w:r>
+    <w:r>
+      <w:rPr>
+        <w:color w:val="000000"/>
+      </w:rPr>
+      <w:t xml:space="preserve"> </w:t>
     </w:r>
     <w:r>
       <w:rPr>
         <w:b/>
         <w:bCs/>
+        <w:color w:val="000000"/>
       </w:rPr>
     </w:r>
     <w:r>
       <w:rPr>
         <w:b/>
         <w:bCs/>
+        <w:color w:val="000000"/>
       </w:rPr>
       <w:fldChar w:fldCharType="begin"/>
-      <w:instrText xml:space="preserve"> PAGE \* Arabic </w:instrText>
+      <w:instrText xml:space="preserve"> PAGE </w:instrText>
       <w:fldChar w:fldCharType="separate"/>
       <w:t>1</w:t>
       <w:fldChar w:fldCharType="end"/>
     </w:r>
     <w:r>
-      <w:t xml:space="preserve"> von </w:t>
+      <w:rPr>
+        <w:color w:val="000000"/>
+      </w:rPr>
+      <w:t xml:space="preserve"> </w:t>
+    </w:r>
+    <w:r>
+      <w:t>of</w:t>
+    </w:r>
+    <w:r>
+      <w:rPr>
+        <w:color w:val="000000"/>
+      </w:rPr>
+      <w:t xml:space="preserve"> </w:t>
     </w:r>
     <w:r>
       <w:rPr>
         <w:b/>
         <w:bCs/>
+        <w:color w:val="000000"/>
       </w:rPr>
     </w:r>
     <w:r>
       <w:rPr>
         <w:b/>
         <w:bCs/>
+        <w:color w:val="000000"/>
       </w:rPr>
       <w:fldChar w:fldCharType="begin"/>
-      <w:instrText xml:space="preserve"> NUMPAGES \* Arabic </w:instrText>
+      <w:instrText xml:space="preserve"> NUMPAGES </w:instrText>
       <w:fldChar w:fldCharType="separate"/>
       <w:t>1</w:t>
       <w:fldChar w:fldCharType="end"/>
     </w:r>
-    <w:r/>
+    <w:r>
+      <w:rPr>
+        <w:color w:val="000000"/>
+      </w:rPr>
+    </w:r>
   </w:p>
 </w:ftr>
 </file>
@@ -3416,9 +5577,28 @@
 <w:hdr xmlns:wpc="http://schemas.microsoft.com/office/word/2010/wordprocessingCanvas" xmlns:mc="http://schemas.openxmlformats.org/markup-compatibility/2006" xmlns:o="urn:schemas-microsoft-com:office:office" xmlns:r="http://schemas.openxmlformats.org/officeDocument/2006/relationships" xmlns:m="http://schemas.openxmlformats.org/officeDocument/2006/math" xmlns:v="urn:schemas-microsoft-com:vml" xmlns:wp14="http://schemas.microsoft.com/office/word/2010/wordprocessingDrawing" xmlns:wp="http://schemas.openxmlformats.org/drawingml/2006/wordprocessingDrawing" xmlns:w10="urn:schemas-microsoft-com:office:word" xmlns:w="http://schemas.openxmlformats.org/wordprocessingml/2006/main" xmlns:w14="http://schemas.microsoft.com/office/word/2010/wordml" xmlns:wpg="http://schemas.microsoft.com/office/word/2010/wordprocessingGroup" xmlns:wpi="http://schemas.microsoft.com/office/word/2010/wordprocessingInk" xmlns:wne="http://schemas.microsoft.com/office/word/2006/wordml" xmlns:wps="http://schemas.microsoft.com/office/word/2010/wordprocessingShape" xmlns:w15="http://schemas.microsoft.com/office/word/2012/wordml" mc:Ignorable="w14 wp14 w15">
   <w:p>
     <w:pPr>
-      <w:pStyle w:val="para1"/>
+      <w:spacing w:after="0" w:line="240" w:lineRule="auto"/>
+      <w:tabs defTabSz="720">
+        <w:tab w:val="center" w:pos="4536" w:leader="none"/>
+        <w:tab w:val="right" w:pos="9072" w:leader="none"/>
+      </w:tabs>
+      <w:pBdr>
+        <w:top w:val="nil" w:sz="0" w:space="0" w:color="000000" tmln="20, 20, 20, 0, 0"/>
+        <w:left w:val="nil" w:sz="0" w:space="0" w:color="000000" tmln="20, 20, 20, 0, 0"/>
+        <w:bottom w:val="nil" w:sz="0" w:space="0" w:color="000000" tmln="20, 20, 20, 0, 0"/>
+        <w:right w:val="nil" w:sz="0" w:space="0" w:color="000000" tmln="20, 20, 20, 0, 0"/>
+        <w:between w:val="nil" w:sz="0" w:space="0" w:color="000000" tmln="20, 20, 20, 0, 0"/>
+      </w:pBdr>
+      <w:shd w:val="none"/>
+      <w:rPr>
+        <w:color w:val="000000"/>
+      </w:rPr>
     </w:pPr>
-    <w:r/>
+    <w:r>
+      <w:rPr>
+        <w:color w:val="000000"/>
+      </w:rPr>
+    </w:r>
   </w:p>
 </w:hdr>
 </file>
@@ -3431,7 +5611,7 @@
         <w:rFonts w:ascii="Calibri" w:hAnsi="Calibri" w:eastAsia="Calibri" w:cs="Calibri"/>
         <w:sz w:val="22"/>
         <w:szCs w:val="22"/>
-        <w:lang w:val="de-de" w:eastAsia="en-us" w:bidi="ar-sa"/>
+        <w:lang w:val="de-de" w:eastAsia="zh-cn" w:bidi="ar-sa"/>
       </w:rPr>
     </w:rPrDefault>
     <w:pPrDefault>
@@ -3818,39 +5998,143 @@
     <w:qFormat/>
   </w:style>
   <w:style w:type="paragraph" w:styleId="para1">
-    <w:name w:val="Header"/>
+    <w:name w:val="heading 1"/>
     <w:qFormat/>
     <w:basedOn w:val="para0"/>
+    <w:next w:val="para0"/>
     <w:pPr>
-      <w:spacing w:after="0" w:line="240" w:lineRule="auto"/>
-      <w:tabs defTabSz="708">
-        <w:tab w:val="center" w:pos="4536" w:leader="none"/>
-        <w:tab w:val="right" w:pos="9072" w:leader="none"/>
-      </w:tabs>
+      <w:spacing w:before="480" w:after="120"/>
+      <w:keepNext/>
+      <w:keepLines/>
     </w:pPr>
+    <w:rPr>
+      <w:b/>
+      <w:bCs/>
+      <w:sz w:val="48"/>
+      <w:szCs w:val="48"/>
+    </w:rPr>
   </w:style>
   <w:style w:type="paragraph" w:styleId="para2">
-    <w:name w:val="Footer"/>
+    <w:name w:val="heading 2"/>
     <w:qFormat/>
     <w:basedOn w:val="para0"/>
+    <w:next w:val="para0"/>
     <w:pPr>
-      <w:spacing w:after="0" w:line="240" w:lineRule="auto"/>
-      <w:tabs defTabSz="708">
-        <w:tab w:val="center" w:pos="4536" w:leader="none"/>
-        <w:tab w:val="right" w:pos="9072" w:leader="none"/>
-      </w:tabs>
+      <w:spacing w:before="360" w:after="80"/>
+      <w:keepNext/>
+      <w:keepLines/>
     </w:pPr>
+    <w:rPr>
+      <w:b/>
+      <w:bCs/>
+      <w:sz w:val="36"/>
+      <w:szCs w:val="36"/>
+    </w:rPr>
+  </w:style>
+  <w:style w:type="paragraph" w:styleId="para3">
+    <w:name w:val="heading 3"/>
+    <w:qFormat/>
+    <w:basedOn w:val="para0"/>
+    <w:next w:val="para0"/>
+    <w:pPr>
+      <w:spacing w:before="280" w:after="80"/>
+      <w:keepNext/>
+      <w:keepLines/>
+    </w:pPr>
+    <w:rPr>
+      <w:b/>
+      <w:bCs/>
+      <w:sz w:val="28"/>
+      <w:szCs w:val="28"/>
+    </w:rPr>
+  </w:style>
+  <w:style w:type="paragraph" w:styleId="para4">
+    <w:name w:val="heading 4"/>
+    <w:qFormat/>
+    <w:basedOn w:val="para0"/>
+    <w:next w:val="para0"/>
+    <w:pPr>
+      <w:spacing w:before="240" w:after="40"/>
+      <w:keepNext/>
+      <w:keepLines/>
+    </w:pPr>
+    <w:rPr>
+      <w:b/>
+      <w:bCs/>
+      <w:sz w:val="24"/>
+      <w:szCs w:val="24"/>
+    </w:rPr>
+  </w:style>
+  <w:style w:type="paragraph" w:styleId="para5">
+    <w:name w:val="heading 5"/>
+    <w:qFormat/>
+    <w:basedOn w:val="para0"/>
+    <w:next w:val="para0"/>
+    <w:pPr>
+      <w:spacing w:before="220" w:after="40"/>
+      <w:keepNext/>
+      <w:keepLines/>
+    </w:pPr>
+    <w:rPr>
+      <w:b/>
+      <w:bCs/>
+    </w:rPr>
+  </w:style>
+  <w:style w:type="paragraph" w:styleId="para6">
+    <w:name w:val="heading 6"/>
+    <w:qFormat/>
+    <w:basedOn w:val="para0"/>
+    <w:next w:val="para0"/>
+    <w:pPr>
+      <w:spacing w:before="200" w:after="40"/>
+      <w:keepNext/>
+      <w:keepLines/>
+    </w:pPr>
+    <w:rPr>
+      <w:b/>
+      <w:bCs/>
+      <w:sz w:val="20"/>
+      <w:szCs w:val="20"/>
+    </w:rPr>
+  </w:style>
+  <w:style w:type="paragraph" w:styleId="para7">
+    <w:name w:val="Title"/>
+    <w:qFormat/>
+    <w:basedOn w:val="para0"/>
+    <w:next w:val="para0"/>
+    <w:pPr>
+      <w:spacing w:before="480" w:after="120"/>
+      <w:keepNext/>
+      <w:keepLines/>
+    </w:pPr>
+    <w:rPr>
+      <w:b/>
+      <w:bCs/>
+      <w:sz w:val="72"/>
+      <w:szCs w:val="72"/>
+    </w:rPr>
+  </w:style>
+  <w:style w:type="paragraph" w:styleId="para8">
+    <w:name w:val="Subtitle"/>
+    <w:qFormat/>
+    <w:basedOn w:val="para0"/>
+    <w:next w:val="para0"/>
+    <w:pPr>
+      <w:spacing w:before="360" w:after="80"/>
+      <w:keepNext/>
+      <w:keepLines/>
+    </w:pPr>
+    <w:rPr>
+      <w:rFonts w:ascii="Georgia" w:hAnsi="Georgia" w:eastAsia="Georgia" w:cs="Georgia"/>
+      <w:i/>
+      <w:iCs/>
+      <w:color w:val="666666"/>
+      <w:sz w:val="48"/>
+      <w:szCs w:val="48"/>
+    </w:rPr>
   </w:style>
   <w:style w:type="character" w:styleId="char0" w:default="1">
     <w:name w:val="Default Paragraph Font"/>
-  </w:style>
-  <w:style w:type="character" w:styleId="char1" w:customStyle="1">
-    <w:name w:val="Kopfzeile Zchn"/>
-    <w:basedOn w:val="char0"/>
-  </w:style>
-  <w:style w:type="character" w:styleId="char2" w:customStyle="1">
-    <w:name w:val="Fußzeile Zchn"/>
-    <w:basedOn w:val="char0"/>
   </w:style>
   <w:style w:type="table" w:default="1" w:styleId="TableNormal">
     <w:name w:val="Normale Tabelle"/>
@@ -3869,34 +6153,23 @@
       </w:tblCellMar>
     </w:tblPr>
   </w:style>
-  <w:style w:type="table" w:styleId="NormalTable">
-    <w:name w:val="Normal Table"/>
+  <w:style w:type="table">
+    <w:name w:val=""/>
+    <w:basedOn w:val="TableNormal"/>
     <w:tblPr>
-      <w:tblInd w:w="0" w:type="dxa"/>
-      <w:tblCellMar>
-        <w:top w:w="0" w:type="dxa"/>
-        <w:left w:w="108" w:type="dxa"/>
-        <w:bottom w:w="0" w:type="dxa"/>
-        <w:right w:w="108" w:type="dxa"/>
-      </w:tblCellMar>
+      <w:tblStyleRowBandSize w:val="1"/>
+      <w:tblStyleColBandSize w:val="1"/>
     </w:tblPr>
   </w:style>
-  <w:style w:type="table" w:styleId="TableGrid">
-    <w:name w:val="Table Grid"/>
-    <w:basedOn w:val="NormalTable"/>
-    <w:uiPriority w:val="59"/>
+  <w:style w:type="table">
+    <w:name w:val=""/>
+    <w:basedOn w:val="TableNormal"/>
     <w:pPr>
       <w:spacing w:after="0" w:line="240" w:lineRule="auto"/>
     </w:pPr>
     <w:tblPr>
-      <w:tblBorders>
-        <w:top w:val="single" w:sz="4" w:space="0" w:color="000000" tmln="10, 0, 0, 0, 0"/>
-        <w:left w:val="single" w:sz="4" w:space="0" w:color="000000" tmln="10, 0, 0, 0, 0"/>
-        <w:bottom w:val="single" w:sz="4" w:space="0" w:color="000000" tmln="10, 0, 0, 0, 0"/>
-        <w:right w:val="single" w:sz="4" w:space="0" w:color="000000" tmln="10, 0, 0, 0, 0"/>
-        <w:insideH w:val="single" w:sz="4" w:space="0" w:color="000000" tmln="10, 0, 0, 0, 0"/>
-        <w:insideV w:val="single" w:sz="4" w:space="0" w:color="000000" tmln="10, 0, 0, 0, 0"/>
-      </w:tblBorders>
+      <w:tblStyleRowBandSize w:val="1"/>
+      <w:tblStyleColBandSize w:val="1"/>
     </w:tblPr>
   </w:style>
 </w:styles>
@@ -3910,7 +6183,7 @@
         <w:rFonts w:ascii="Calibri" w:hAnsi="Calibri" w:eastAsia="Calibri" w:cs="Calibri"/>
         <w:sz w:val="22"/>
         <w:szCs w:val="22"/>
-        <w:lang w:val="de-de" w:eastAsia="en-us" w:bidi="ar-sa"/>
+        <w:lang w:val="de-de" w:eastAsia="zh-cn" w:bidi="ar-sa"/>
       </w:rPr>
     </w:rPrDefault>
     <w:pPrDefault>
@@ -4297,39 +6570,143 @@
     <w:qFormat/>
   </w:style>
   <w:style w:type="paragraph" w:styleId="para1">
-    <w:name w:val="Header"/>
+    <w:name w:val="heading 1"/>
     <w:qFormat/>
     <w:basedOn w:val="para0"/>
+    <w:next w:val="para0"/>
     <w:pPr>
-      <w:spacing w:after="0" w:line="240" w:lineRule="auto"/>
-      <w:tabs defTabSz="708">
-        <w:tab w:val="center" w:pos="4536" w:leader="none"/>
-        <w:tab w:val="right" w:pos="9072" w:leader="none"/>
-      </w:tabs>
+      <w:spacing w:before="480" w:after="120"/>
+      <w:keepNext/>
+      <w:keepLines/>
     </w:pPr>
+    <w:rPr>
+      <w:b/>
+      <w:bCs/>
+      <w:sz w:val="48"/>
+      <w:szCs w:val="48"/>
+    </w:rPr>
   </w:style>
   <w:style w:type="paragraph" w:styleId="para2">
-    <w:name w:val="Footer"/>
+    <w:name w:val="heading 2"/>
     <w:qFormat/>
     <w:basedOn w:val="para0"/>
+    <w:next w:val="para0"/>
     <w:pPr>
-      <w:spacing w:after="0" w:line="240" w:lineRule="auto"/>
-      <w:tabs defTabSz="708">
-        <w:tab w:val="center" w:pos="4536" w:leader="none"/>
-        <w:tab w:val="right" w:pos="9072" w:leader="none"/>
-      </w:tabs>
+      <w:spacing w:before="360" w:after="80"/>
+      <w:keepNext/>
+      <w:keepLines/>
     </w:pPr>
+    <w:rPr>
+      <w:b/>
+      <w:bCs/>
+      <w:sz w:val="36"/>
+      <w:szCs w:val="36"/>
+    </w:rPr>
+  </w:style>
+  <w:style w:type="paragraph" w:styleId="para3">
+    <w:name w:val="heading 3"/>
+    <w:qFormat/>
+    <w:basedOn w:val="para0"/>
+    <w:next w:val="para0"/>
+    <w:pPr>
+      <w:spacing w:before="280" w:after="80"/>
+      <w:keepNext/>
+      <w:keepLines/>
+    </w:pPr>
+    <w:rPr>
+      <w:b/>
+      <w:bCs/>
+      <w:sz w:val="28"/>
+      <w:szCs w:val="28"/>
+    </w:rPr>
+  </w:style>
+  <w:style w:type="paragraph" w:styleId="para4">
+    <w:name w:val="heading 4"/>
+    <w:qFormat/>
+    <w:basedOn w:val="para0"/>
+    <w:next w:val="para0"/>
+    <w:pPr>
+      <w:spacing w:before="240" w:after="40"/>
+      <w:keepNext/>
+      <w:keepLines/>
+    </w:pPr>
+    <w:rPr>
+      <w:b/>
+      <w:bCs/>
+      <w:sz w:val="24"/>
+      <w:szCs w:val="24"/>
+    </w:rPr>
+  </w:style>
+  <w:style w:type="paragraph" w:styleId="para5">
+    <w:name w:val="heading 5"/>
+    <w:qFormat/>
+    <w:basedOn w:val="para0"/>
+    <w:next w:val="para0"/>
+    <w:pPr>
+      <w:spacing w:before="220" w:after="40"/>
+      <w:keepNext/>
+      <w:keepLines/>
+    </w:pPr>
+    <w:rPr>
+      <w:b/>
+      <w:bCs/>
+    </w:rPr>
+  </w:style>
+  <w:style w:type="paragraph" w:styleId="para6">
+    <w:name w:val="heading 6"/>
+    <w:qFormat/>
+    <w:basedOn w:val="para0"/>
+    <w:next w:val="para0"/>
+    <w:pPr>
+      <w:spacing w:before="200" w:after="40"/>
+      <w:keepNext/>
+      <w:keepLines/>
+    </w:pPr>
+    <w:rPr>
+      <w:b/>
+      <w:bCs/>
+      <w:sz w:val="20"/>
+      <w:szCs w:val="20"/>
+    </w:rPr>
+  </w:style>
+  <w:style w:type="paragraph" w:styleId="para7">
+    <w:name w:val="Title"/>
+    <w:qFormat/>
+    <w:basedOn w:val="para0"/>
+    <w:next w:val="para0"/>
+    <w:pPr>
+      <w:spacing w:before="480" w:after="120"/>
+      <w:keepNext/>
+      <w:keepLines/>
+    </w:pPr>
+    <w:rPr>
+      <w:b/>
+      <w:bCs/>
+      <w:sz w:val="72"/>
+      <w:szCs w:val="72"/>
+    </w:rPr>
+  </w:style>
+  <w:style w:type="paragraph" w:styleId="para8">
+    <w:name w:val="Subtitle"/>
+    <w:qFormat/>
+    <w:basedOn w:val="para0"/>
+    <w:next w:val="para0"/>
+    <w:pPr>
+      <w:spacing w:before="360" w:after="80"/>
+      <w:keepNext/>
+      <w:keepLines/>
+    </w:pPr>
+    <w:rPr>
+      <w:rFonts w:ascii="Georgia" w:hAnsi="Georgia" w:eastAsia="Georgia" w:cs="Georgia"/>
+      <w:i/>
+      <w:iCs/>
+      <w:color w:val="666666"/>
+      <w:sz w:val="48"/>
+      <w:szCs w:val="48"/>
+    </w:rPr>
   </w:style>
   <w:style w:type="character" w:styleId="char0" w:default="1">
     <w:name w:val="Default Paragraph Font"/>
-  </w:style>
-  <w:style w:type="character" w:styleId="char1" w:customStyle="1">
-    <w:name w:val="Kopfzeile Zchn"/>
-    <w:basedOn w:val="char0"/>
-  </w:style>
-  <w:style w:type="character" w:styleId="char2" w:customStyle="1">
-    <w:name w:val="Fußzeile Zchn"/>
-    <w:basedOn w:val="char0"/>
   </w:style>
   <w:style w:type="table" w:default="1" w:styleId="TableNormal">
     <w:name w:val="Normale Tabelle"/>
@@ -4348,34 +6725,23 @@
       </w:tblCellMar>
     </w:tblPr>
   </w:style>
-  <w:style w:type="table" w:styleId="NormalTable">
-    <w:name w:val="Normal Table"/>
+  <w:style w:type="table">
+    <w:name w:val=""/>
+    <w:basedOn w:val="TableNormal"/>
     <w:tblPr>
-      <w:tblInd w:w="0" w:type="dxa"/>
-      <w:tblCellMar>
-        <w:top w:w="0" w:type="dxa"/>
-        <w:left w:w="108" w:type="dxa"/>
-        <w:bottom w:w="0" w:type="dxa"/>
-        <w:right w:w="108" w:type="dxa"/>
-      </w:tblCellMar>
+      <w:tblStyleRowBandSize w:val="1"/>
+      <w:tblStyleColBandSize w:val="1"/>
     </w:tblPr>
   </w:style>
-  <w:style w:type="table" w:styleId="TableGrid">
-    <w:name w:val="Table Grid"/>
-    <w:basedOn w:val="NormalTable"/>
-    <w:uiPriority w:val="59"/>
+  <w:style w:type="table">
+    <w:name w:val=""/>
+    <w:basedOn w:val="TableNormal"/>
     <w:pPr>
       <w:spacing w:after="0" w:line="240" w:lineRule="auto"/>
     </w:pPr>
     <w:tblPr>
-      <w:tblBorders>
-        <w:top w:val="single" w:sz="4" w:space="0" w:color="000000" tmln="10, 0, 0, 0, 0"/>
-        <w:left w:val="single" w:sz="4" w:space="0" w:color="000000" tmln="10, 0, 0, 0, 0"/>
-        <w:bottom w:val="single" w:sz="4" w:space="0" w:color="000000" tmln="10, 0, 0, 0, 0"/>
-        <w:right w:val="single" w:sz="4" w:space="0" w:color="000000" tmln="10, 0, 0, 0, 0"/>
-        <w:insideH w:val="single" w:sz="4" w:space="0" w:color="000000" tmln="10, 0, 0, 0, 0"/>
-        <w:insideV w:val="single" w:sz="4" w:space="0" w:color="000000" tmln="10, 0, 0, 0, 0"/>
-      </w:tblBorders>
+      <w:tblStyleRowBandSize w:val="1"/>
+      <w:tblStyleColBandSize w:val="1"/>
     </w:tblPr>
   </w:style>
 </w:styles>
@@ -4424,9 +6790,9 @@
     </a:clrScheme>
     <a:fontScheme name="Office">
       <a:majorFont>
-        <a:latin typeface="Cambria"/>
-        <a:ea typeface=""/>
-        <a:cs typeface=""/>
+        <a:latin typeface="Calibri"/>
+        <a:ea typeface="Calibri"/>
+        <a:cs typeface="Calibri"/>
       </a:majorFont>
       <a:minorFont>
         <a:latin typeface="Calibri"/>
